--- a/03-identity-and-access/notes/Cybersecurity_Weeks_3_and_4_Study_Guide.docx
+++ b/03-identity-and-access/notes/Cybersecurity_Weeks_3_and_4_Study_Guide.docx
@@ -1,6 +1,6 @@
 
 <file path=word/document.xml><?xml version="1.0" encoding="utf-8"?>
-<w:document xmlns:wpc="http://schemas.microsoft.com/office/word/2010/wordprocessingCanvas" xmlns:mc="http://schemas.openxmlformats.org/markup-compatibility/2006" xmlns:o="urn:schemas-microsoft-com:office:office" xmlns:r="http://schemas.openxmlformats.org/officeDocument/2006/relationships" xmlns:m="http://schemas.openxmlformats.org/officeDocument/2006/math" xmlns:v="urn:schemas-microsoft-com:vml" xmlns:wp14="http://schemas.microsoft.com/office/word/2010/wordprocessingDrawing" xmlns:wp="http://schemas.openxmlformats.org/drawingml/2006/wordprocessingDrawing" xmlns:w10="urn:schemas-microsoft-com:office:word" xmlns:w="http://schemas.openxmlformats.org/wordprocessingml/2006/main" xmlns:w14="http://schemas.microsoft.com/office/word/2010/wordml" xmlns:w15="http://schemas.microsoft.com/office/word/2012/wordml" xmlns:wpg="http://schemas.microsoft.com/office/word/2010/wordprocessingGroup" xmlns:wpi="http://schemas.microsoft.com/office/word/2010/wordprocessingInk" xmlns:wne="http://schemas.microsoft.com/office/word/2006/wordml" xmlns:wps="http://schemas.microsoft.com/office/word/2010/wordprocessingShape" xmlns:cx="http://schemas.microsoft.com/office/drawing/2014/chartex" xmlns:cx1="http://schemas.microsoft.com/office/drawing/2015/9/8/chartex" xmlns:cx2="http://schemas.microsoft.com/office/drawing/2015/10/21/chartex" xmlns:cx3="http://schemas.microsoft.com/office/drawing/2016/5/9/chartex" xmlns:cx4="http://schemas.microsoft.com/office/drawing/2016/5/10/chartex" xmlns:cx5="http://schemas.microsoft.com/office/drawing/2016/5/11/chartex" xmlns:cx6="http://schemas.microsoft.com/office/drawing/2016/5/12/chartex" xmlns:cx7="http://schemas.microsoft.com/office/drawing/2016/5/13/chartex" xmlns:cx8="http://schemas.microsoft.com/office/drawing/2016/5/14/chartex" xmlns:aink="http://schemas.microsoft.com/office/drawing/2016/ink" xmlns:am3d="http://schemas.microsoft.com/office/drawing/2017/model3d" xmlns:w16cex="http://schemas.microsoft.com/office/word/2018/wordml/cex" xmlns:w16cid="http://schemas.microsoft.com/office/word/2016/wordml/cid" xmlns:w16="http://schemas.microsoft.com/office/word/2018/wordml" xmlns:w16sdtdh="http://schemas.microsoft.com/office/word/2020/wordml/sdtdatahash" xmlns:w16se="http://schemas.microsoft.com/office/word/2015/wordml/symex" mc:Ignorable="w14 w15 wp14">
+<w:document xmlns:wpc="http://schemas.microsoft.com/office/word/2010/wordprocessingCanvas" xmlns:cx="http://schemas.microsoft.com/office/drawing/2014/chartex" xmlns:cx1="http://schemas.microsoft.com/office/drawing/2015/9/8/chartex" xmlns:cx2="http://schemas.microsoft.com/office/drawing/2015/10/21/chartex" xmlns:cx3="http://schemas.microsoft.com/office/drawing/2016/5/9/chartex" xmlns:cx4="http://schemas.microsoft.com/office/drawing/2016/5/10/chartex" xmlns:cx5="http://schemas.microsoft.com/office/drawing/2016/5/11/chartex" xmlns:cx6="http://schemas.microsoft.com/office/drawing/2016/5/12/chartex" xmlns:cx7="http://schemas.microsoft.com/office/drawing/2016/5/13/chartex" xmlns:cx8="http://schemas.microsoft.com/office/drawing/2016/5/14/chartex" xmlns:mc="http://schemas.openxmlformats.org/markup-compatibility/2006" xmlns:aink="http://schemas.microsoft.com/office/drawing/2016/ink" xmlns:am3d="http://schemas.microsoft.com/office/drawing/2017/model3d" xmlns:o="urn:schemas-microsoft-com:office:office" xmlns:oel="http://schemas.microsoft.com/office/2019/extlst" xmlns:r="http://schemas.openxmlformats.org/officeDocument/2006/relationships" xmlns:m="http://schemas.openxmlformats.org/officeDocument/2006/math" xmlns:v="urn:schemas-microsoft-com:vml" xmlns:wp14="http://schemas.microsoft.com/office/word/2010/wordprocessingDrawing" xmlns:wp="http://schemas.openxmlformats.org/drawingml/2006/wordprocessingDrawing" xmlns:w10="urn:schemas-microsoft-com:office:word" xmlns:w="http://schemas.openxmlformats.org/wordprocessingml/2006/main" xmlns:w14="http://schemas.microsoft.com/office/word/2010/wordml" xmlns:w15="http://schemas.microsoft.com/office/word/2012/wordml" xmlns:w16cex="http://schemas.microsoft.com/office/word/2018/wordml/cex" xmlns:w16cid="http://schemas.microsoft.com/office/word/2016/wordml/cid" xmlns:w16="http://schemas.microsoft.com/office/word/2018/wordml" xmlns:w16du="http://schemas.microsoft.com/office/word/2023/wordml/word16du" xmlns:w16sdtdh="http://schemas.microsoft.com/office/word/2020/wordml/sdtdatahash" xmlns:w16sdtfl="http://schemas.microsoft.com/office/word/2024/wordml/sdtformatlock" xmlns:w16se="http://schemas.microsoft.com/office/word/2015/wordml/symex" xmlns:wpg="http://schemas.microsoft.com/office/word/2010/wordprocessingGroup" xmlns:wpi="http://schemas.microsoft.com/office/word/2010/wordprocessingInk" xmlns:wne="http://schemas.microsoft.com/office/word/2006/wordml" xmlns:wps="http://schemas.microsoft.com/office/word/2010/wordprocessingShape" mc:Ignorable="w14 w15 w16se w16cid w16 w16cex w16sdtdh w16sdtfl w16du wp14">
   <w:body>
     <w:p>
       <w:pPr>
@@ -15,13 +15,13 @@
           <w:sz w:val="44"/>
           <w:szCs w:val="44"/>
         </w:rPr>
-        <w:t xml:space="preserve">Cybersecurity Foundations</w:t>
+        <w:t>Cybersecurity Foundations</w:t>
       </w:r>
     </w:p>
     <w:p>
       <w:pPr>
         <w:pBdr>
-          <w:bottom w:val="single" w:color="2E75B6" w:sz="6" w:space="8"/>
+          <w:bottom w:val="single" w:sz="6" w:space="8" w:color="2E75B6"/>
         </w:pBdr>
         <w:spacing w:after="200"/>
         <w:jc w:val="center"/>
@@ -34,7 +34,7 @@
           <w:sz w:val="24"/>
           <w:szCs w:val="24"/>
         </w:rPr>
-        <w:t xml:space="preserve">Weeks 3 &amp; 4 — Identity &amp; Cryptography</w:t>
+        <w:t>Weeks 3 &amp; 4 — Identity &amp; Cryptography</w:t>
       </w:r>
     </w:p>
     <w:p>
@@ -42,7 +42,7 @@
         <w:spacing w:after="120"/>
       </w:pPr>
       <w:r>
-        <w:t xml:space="preserve">Same format as Weeks 1 &amp; 2: day-by-day study plan, real-world breach scenarios that bring each concept to life, and an end-of-week 20-question quiz with full answer key. Work through linearly — Week 4 (cryptography) leans on Week 3 (identity) vocabulary.</w:t>
+        <w:t>Same format as Weeks 1 &amp; 2: day-by-day study plan, real-world breach scenarios that bring each concept to life, and an end-of-week 20-question quiz with full answer key. Work through linearly — Week 4 (cryptography) leans on Week 3 (identity) vocabulary.</w:t>
       </w:r>
     </w:p>
     <w:p>
@@ -50,7 +50,7 @@
         <w:pStyle w:val="Heading1"/>
       </w:pPr>
       <w:r>
-        <w:t xml:space="preserve">Week 3 — Identity &amp; Access Management (IAM)</w:t>
+        <w:t>Week 3 — Identity &amp; Access Management (IAM)</w:t>
       </w:r>
     </w:p>
     <w:p>
@@ -58,7 +58,7 @@
         <w:spacing w:after="120"/>
       </w:pPr>
       <w:r>
-        <w:t xml:space="preserve">Goal: understand identity as the new perimeter. By Sunday you should be able to explain authentication factors, MFA, SSO, federation protocols, and authorization models — and spot the IAM failures in any breach headline.</w:t>
+        <w:t>Goal: understand identity as the new perimeter. By Sunday you should be able to explain authentication factors, MFA, SSO, federation protocols, and authorization models — and spot the IAM failures in any breach headline.</w:t>
       </w:r>
     </w:p>
     <w:p>
@@ -66,7 +66,7 @@
         <w:pStyle w:val="Heading2"/>
       </w:pPr>
       <w:r>
-        <w:t xml:space="preserve">Mon–Tue: Authentication Factors &amp; MFA</w:t>
+        <w:t>Mon–Tue: Authentication Factors &amp; MFA</w:t>
       </w:r>
     </w:p>
     <w:p>
@@ -74,92 +74,139 @@
         <w:spacing w:after="120"/>
       </w:pPr>
       <w:r>
-        <w:t xml:space="preserve">Authentication is proving you are who you claim to be. The strength of authentication is measured by how many independent factors you combine, and how hard each factor is to steal.</w:t>
-      </w:r>
-    </w:p>
-    <w:p>
-      <w:pPr>
-        <w:spacing w:after="100" w:before="200"/>
-      </w:pPr>
-      <w:r>
-        <w:rPr>
-          <w:b/>
-          <w:bCs/>
-          <w:color w:val="1F3864"/>
+        <w:t>Authentication is proving you are who you claim to be. The strength of authentication is measured by how many independent factors you combine, and how hard each factor is to steal.</w:t>
+      </w:r>
+    </w:p>
+    <w:p>
+      <w:pPr>
+        <w:spacing w:before="200" w:after="100"/>
+        <w:rPr>
+          <w:color w:val="47D459" w:themeColor="accent3" w:themeTint="99"/>
+        </w:rPr>
+      </w:pPr>
+      <w:r>
+        <w:rPr>
+          <w:b/>
+          <w:bCs/>
+          <w:color w:val="47D459" w:themeColor="accent3" w:themeTint="99"/>
           <w:sz w:val="24"/>
           <w:szCs w:val="24"/>
         </w:rPr>
-        <w:t xml:space="preserve">The five authentication factors</w:t>
-      </w:r>
-    </w:p>
-    <w:p>
-      <w:pPr>
-        <w:pStyle w:val="ListParagraph"/>
-        <w:numPr>
-          <w:ilvl w:val="0"/>
-          <w:numId w:val="2"/>
-        </w:numPr>
-        <w:spacing w:after="60"/>
-      </w:pPr>
-      <w:r>
-        <w:t xml:space="preserve">Something you know: password, PIN, security question</w:t>
-      </w:r>
-    </w:p>
-    <w:p>
-      <w:pPr>
-        <w:pStyle w:val="ListParagraph"/>
-        <w:numPr>
-          <w:ilvl w:val="0"/>
-          <w:numId w:val="2"/>
-        </w:numPr>
-        <w:spacing w:after="60"/>
-      </w:pPr>
-      <w:r>
-        <w:t xml:space="preserve">Something you have: phone, hardware token, smart card, FIDO2 key</w:t>
-      </w:r>
-    </w:p>
-    <w:p>
-      <w:pPr>
-        <w:pStyle w:val="ListParagraph"/>
-        <w:numPr>
-          <w:ilvl w:val="0"/>
-          <w:numId w:val="2"/>
-        </w:numPr>
-        <w:spacing w:after="60"/>
-      </w:pPr>
-      <w:r>
-        <w:t xml:space="preserve">Something you are: fingerprint, face, iris, voice (biometrics)</w:t>
-      </w:r>
-    </w:p>
-    <w:p>
-      <w:pPr>
-        <w:pStyle w:val="ListParagraph"/>
-        <w:numPr>
-          <w:ilvl w:val="0"/>
-          <w:numId w:val="2"/>
-        </w:numPr>
-        <w:spacing w:after="60"/>
-      </w:pPr>
-      <w:r>
-        <w:t xml:space="preserve">Something you do: typing rhythm, gait, signature dynamics</w:t>
-      </w:r>
-    </w:p>
-    <w:p>
-      <w:pPr>
-        <w:pStyle w:val="ListParagraph"/>
-        <w:numPr>
-          <w:ilvl w:val="0"/>
-          <w:numId w:val="2"/>
-        </w:numPr>
-        <w:spacing w:after="60"/>
-      </w:pPr>
-      <w:r>
-        <w:t xml:space="preserve">Somewhere you are: GPS, IP geolocation, geofencing</w:t>
-      </w:r>
-    </w:p>
-    <w:p>
-      <w:pPr>
-        <w:spacing w:after="100" w:before="200"/>
+        <w:t>The five authentication factors</w:t>
+      </w:r>
+    </w:p>
+    <w:p>
+      <w:pPr>
+        <w:pStyle w:val="ListParagraph"/>
+        <w:numPr>
+          <w:ilvl w:val="0"/>
+          <w:numId w:val="2"/>
+        </w:numPr>
+        <w:spacing w:after="60"/>
+        <w:rPr>
+          <w:color w:val="47D459" w:themeColor="accent3" w:themeTint="99"/>
+        </w:rPr>
+      </w:pPr>
+      <w:r>
+        <w:rPr>
+          <w:color w:val="47D459" w:themeColor="accent3" w:themeTint="99"/>
+        </w:rPr>
+        <w:t>Something you know: password, PIN, security question</w:t>
+      </w:r>
+    </w:p>
+    <w:p>
+      <w:pPr>
+        <w:pStyle w:val="ListParagraph"/>
+        <w:numPr>
+          <w:ilvl w:val="0"/>
+          <w:numId w:val="2"/>
+        </w:numPr>
+        <w:spacing w:after="60"/>
+        <w:rPr>
+          <w:color w:val="47D459" w:themeColor="accent3" w:themeTint="99"/>
+        </w:rPr>
+      </w:pPr>
+      <w:r>
+        <w:rPr>
+          <w:color w:val="47D459" w:themeColor="accent3" w:themeTint="99"/>
+        </w:rPr>
+        <w:t>Something you have: phone, hardware token, smart card, FIDO2 key</w:t>
+      </w:r>
+    </w:p>
+    <w:p>
+      <w:pPr>
+        <w:pStyle w:val="ListParagraph"/>
+        <w:numPr>
+          <w:ilvl w:val="0"/>
+          <w:numId w:val="2"/>
+        </w:numPr>
+        <w:spacing w:after="60"/>
+        <w:rPr>
+          <w:color w:val="47D459" w:themeColor="accent3" w:themeTint="99"/>
+        </w:rPr>
+      </w:pPr>
+      <w:r>
+        <w:rPr>
+          <w:color w:val="47D459" w:themeColor="accent3" w:themeTint="99"/>
+        </w:rPr>
+        <w:t>Something you are: fingerprint, face, iris, voice (biometrics)</w:t>
+      </w:r>
+    </w:p>
+    <w:p>
+      <w:pPr>
+        <w:pStyle w:val="ListParagraph"/>
+        <w:numPr>
+          <w:ilvl w:val="0"/>
+          <w:numId w:val="2"/>
+        </w:numPr>
+        <w:spacing w:after="60"/>
+        <w:rPr>
+          <w:color w:val="47D459" w:themeColor="accent3" w:themeTint="99"/>
+        </w:rPr>
+      </w:pPr>
+      <w:r>
+        <w:rPr>
+          <w:color w:val="47D459" w:themeColor="accent3" w:themeTint="99"/>
+        </w:rPr>
+        <w:t>Something you do: typing rhythm, gait, signature dynamics</w:t>
+      </w:r>
+    </w:p>
+    <w:p>
+      <w:pPr>
+        <w:pStyle w:val="ListParagraph"/>
+        <w:numPr>
+          <w:ilvl w:val="0"/>
+          <w:numId w:val="2"/>
+        </w:numPr>
+        <w:spacing w:after="60"/>
+        <w:rPr>
+          <w:color w:val="47D459" w:themeColor="accent3" w:themeTint="99"/>
+        </w:rPr>
+      </w:pPr>
+      <w:r>
+        <w:rPr>
+          <w:color w:val="47D459" w:themeColor="accent3" w:themeTint="99"/>
+        </w:rPr>
+        <w:t xml:space="preserve">Somewhere you </w:t>
+      </w:r>
+      <w:proofErr w:type="gramStart"/>
+      <w:r>
+        <w:rPr>
+          <w:color w:val="47D459" w:themeColor="accent3" w:themeTint="99"/>
+        </w:rPr>
+        <w:t>are:</w:t>
+      </w:r>
+      <w:proofErr w:type="gramEnd"/>
+      <w:r>
+        <w:rPr>
+          <w:color w:val="47D459" w:themeColor="accent3" w:themeTint="99"/>
+        </w:rPr>
+        <w:t xml:space="preserve"> GPS, IP geolocation, geofencing</w:t>
+      </w:r>
+    </w:p>
+    <w:p>
+      <w:pPr>
+        <w:spacing w:before="200" w:after="100"/>
       </w:pPr>
       <w:r>
         <w:rPr>
@@ -169,77 +216,85 @@
           <w:sz w:val="24"/>
           <w:szCs w:val="24"/>
         </w:rPr>
-        <w:t xml:space="preserve">MFA implementation types — ranked by strength</w:t>
-      </w:r>
-    </w:p>
-    <w:p>
-      <w:pPr>
-        <w:pStyle w:val="ListParagraph"/>
-        <w:numPr>
-          <w:ilvl w:val="0"/>
-          <w:numId w:val="2"/>
-        </w:numPr>
-        <w:spacing w:after="60"/>
-      </w:pPr>
-      <w:r>
-        <w:t xml:space="preserve">Strongest — FIDO2 / WebAuthn hardware keys (phishing-resistant)</w:t>
-      </w:r>
-    </w:p>
-    <w:p>
-      <w:pPr>
-        <w:pStyle w:val="ListParagraph"/>
-        <w:numPr>
-          <w:ilvl w:val="0"/>
-          <w:numId w:val="2"/>
-        </w:numPr>
-        <w:spacing w:after="60"/>
-      </w:pPr>
-      <w:r>
-        <w:t xml:space="preserve">Strong — Push notification with number matching (verifies context)</w:t>
-      </w:r>
-    </w:p>
-    <w:p>
-      <w:pPr>
-        <w:pStyle w:val="ListParagraph"/>
-        <w:numPr>
-          <w:ilvl w:val="0"/>
-          <w:numId w:val="2"/>
-        </w:numPr>
-        <w:spacing w:after="60"/>
-      </w:pPr>
-      <w:r>
-        <w:t xml:space="preserve">Good — TOTP apps (Google Authenticator, Authy) — 6-digit codes</w:t>
-      </w:r>
-    </w:p>
-    <w:p>
-      <w:pPr>
-        <w:pStyle w:val="ListParagraph"/>
-        <w:numPr>
-          <w:ilvl w:val="0"/>
-          <w:numId w:val="2"/>
-        </w:numPr>
-        <w:spacing w:after="60"/>
-      </w:pPr>
-      <w:r>
-        <w:t xml:space="preserve">Weak — SMS / voice call codes (vulnerable to SIM swapping)</w:t>
-      </w:r>
-    </w:p>
-    <w:p>
-      <w:pPr>
-        <w:pStyle w:val="ListParagraph"/>
-        <w:numPr>
-          <w:ilvl w:val="0"/>
-          <w:numId w:val="2"/>
-        </w:numPr>
-        <w:spacing w:after="60"/>
-      </w:pPr>
-      <w:r>
-        <w:t xml:space="preserve">Weakest — Security questions (often public info or social-engineered)</w:t>
-      </w:r>
-    </w:p>
-    <w:p>
-      <w:pPr>
-        <w:spacing w:after="100" w:before="200"/>
+        <w:t>MFA implementation types — ranked by strength</w:t>
+      </w:r>
+    </w:p>
+    <w:p>
+      <w:pPr>
+        <w:pStyle w:val="ListParagraph"/>
+        <w:numPr>
+          <w:ilvl w:val="0"/>
+          <w:numId w:val="2"/>
+        </w:numPr>
+        <w:spacing w:after="60"/>
+      </w:pPr>
+      <w:r>
+        <w:t>Strongest — FIDO2 / WebAuthn hardware keys (phishing-resistant)</w:t>
+      </w:r>
+    </w:p>
+    <w:p>
+      <w:pPr>
+        <w:pStyle w:val="ListParagraph"/>
+        <w:numPr>
+          <w:ilvl w:val="0"/>
+          <w:numId w:val="2"/>
+        </w:numPr>
+        <w:spacing w:after="60"/>
+      </w:pPr>
+      <w:r>
+        <w:t>Strong — Push notification with number matching (verifies context)</w:t>
+      </w:r>
+    </w:p>
+    <w:p>
+      <w:pPr>
+        <w:pStyle w:val="ListParagraph"/>
+        <w:numPr>
+          <w:ilvl w:val="0"/>
+          <w:numId w:val="2"/>
+        </w:numPr>
+        <w:spacing w:after="60"/>
+      </w:pPr>
+      <w:r>
+        <w:t>Good — TOTP apps (Google Authenticator, Authy) — 6-digit codes</w:t>
+      </w:r>
+    </w:p>
+    <w:p>
+      <w:pPr>
+        <w:pStyle w:val="ListParagraph"/>
+        <w:numPr>
+          <w:ilvl w:val="0"/>
+          <w:numId w:val="2"/>
+        </w:numPr>
+        <w:spacing w:after="60"/>
+      </w:pPr>
+      <w:r>
+        <w:t>Weak — SMS / voice call codes (vulnerable to SIM swapping)</w:t>
+      </w:r>
+    </w:p>
+    <w:p>
+      <w:pPr>
+        <w:pStyle w:val="ListParagraph"/>
+        <w:numPr>
+          <w:ilvl w:val="0"/>
+          <w:numId w:val="2"/>
+        </w:numPr>
+        <w:spacing w:after="60"/>
+      </w:pPr>
+      <w:r>
+        <w:t xml:space="preserve">Weakest — Security </w:t>
+      </w:r>
+      <w:proofErr w:type="gramStart"/>
+      <w:r>
+        <w:t>questions</w:t>
+      </w:r>
+      <w:proofErr w:type="gramEnd"/>
+      <w:r>
+        <w:t xml:space="preserve"> (often public info or social-engineered)</w:t>
+      </w:r>
+    </w:p>
+    <w:p>
+      <w:pPr>
+        <w:spacing w:before="200" w:after="100"/>
       </w:pPr>
       <w:r>
         <w:rPr>
@@ -249,105 +304,132 @@
           <w:sz w:val="24"/>
           <w:szCs w:val="24"/>
         </w:rPr>
-        <w:t xml:space="preserve">Password best practices (NIST SP 800-63B current guidance)</w:t>
-      </w:r>
-    </w:p>
-    <w:p>
-      <w:pPr>
-        <w:pStyle w:val="ListParagraph"/>
-        <w:numPr>
-          <w:ilvl w:val="0"/>
-          <w:numId w:val="2"/>
-        </w:numPr>
-        <w:spacing w:after="60"/>
-      </w:pPr>
-      <w:r>
-        <w:t xml:space="preserve">Minimum 8 characters, encourage longer passphrases (15+)</w:t>
-      </w:r>
-    </w:p>
-    <w:p>
-      <w:pPr>
-        <w:pStyle w:val="ListParagraph"/>
-        <w:numPr>
-          <w:ilvl w:val="0"/>
-          <w:numId w:val="2"/>
-        </w:numPr>
-        <w:spacing w:after="60"/>
-      </w:pPr>
-      <w:r>
-        <w:t xml:space="preserve">Screen against known-breached password lists (Have I Been Pwned API)</w:t>
-      </w:r>
-    </w:p>
-    <w:p>
-      <w:pPr>
-        <w:pStyle w:val="ListParagraph"/>
-        <w:numPr>
-          <w:ilvl w:val="0"/>
-          <w:numId w:val="2"/>
-        </w:numPr>
-        <w:spacing w:after="60"/>
-      </w:pPr>
-      <w:r>
-        <w:t xml:space="preserve">No mandatory periodic resets — only on suspicion of compromise</w:t>
-      </w:r>
-    </w:p>
-    <w:p>
-      <w:pPr>
-        <w:pStyle w:val="ListParagraph"/>
-        <w:numPr>
-          <w:ilvl w:val="0"/>
-          <w:numId w:val="2"/>
-        </w:numPr>
-        <w:spacing w:after="60"/>
-      </w:pPr>
-      <w:r>
-        <w:t xml:space="preserve">No composition rules ("must have a symbol") — they reduce entropy</w:t>
-      </w:r>
-    </w:p>
-    <w:p>
-      <w:pPr>
-        <w:pStyle w:val="ListParagraph"/>
-        <w:numPr>
-          <w:ilvl w:val="0"/>
-          <w:numId w:val="2"/>
-        </w:numPr>
-        <w:spacing w:after="60"/>
-      </w:pPr>
-      <w:r>
-        <w:t xml:space="preserve">Always allow paste — password managers depend on it</w:t>
+        <w:t>Password best practices (NIST SP 800-63B current guidance)</w:t>
+      </w:r>
+    </w:p>
+    <w:p>
+      <w:pPr>
+        <w:pStyle w:val="ListParagraph"/>
+        <w:numPr>
+          <w:ilvl w:val="0"/>
+          <w:numId w:val="2"/>
+        </w:numPr>
+        <w:spacing w:after="60"/>
+      </w:pPr>
+      <w:r>
+        <w:t>Minimum 8 characters, encourage longer passphrases (15+)</w:t>
+      </w:r>
+    </w:p>
+    <w:p>
+      <w:pPr>
+        <w:pStyle w:val="ListParagraph"/>
+        <w:numPr>
+          <w:ilvl w:val="0"/>
+          <w:numId w:val="2"/>
+        </w:numPr>
+        <w:spacing w:after="60"/>
+      </w:pPr>
+      <w:r>
+        <w:t>Screen against known-breached password lists (Have I Been Pwned API)</w:t>
+      </w:r>
+    </w:p>
+    <w:p>
+      <w:pPr>
+        <w:pStyle w:val="ListParagraph"/>
+        <w:numPr>
+          <w:ilvl w:val="0"/>
+          <w:numId w:val="2"/>
+        </w:numPr>
+        <w:spacing w:after="60"/>
+      </w:pPr>
+      <w:r>
+        <w:t>No mandatory periodic resets — only on suspicion of compromise</w:t>
+      </w:r>
+    </w:p>
+    <w:p>
+      <w:pPr>
+        <w:pStyle w:val="ListParagraph"/>
+        <w:numPr>
+          <w:ilvl w:val="0"/>
+          <w:numId w:val="2"/>
+        </w:numPr>
+        <w:spacing w:after="60"/>
+      </w:pPr>
+      <w:r>
+        <w:t>No composition rules ("must have a symbol</w:t>
+      </w:r>
+      <w:proofErr w:type="gramStart"/>
+      <w:r>
+        <w:t>") —</w:t>
+      </w:r>
+      <w:proofErr w:type="gramEnd"/>
+      <w:r>
+        <w:t xml:space="preserve"> they reduce entropy</w:t>
+      </w:r>
+    </w:p>
+    <w:p>
+      <w:pPr>
+        <w:pStyle w:val="ListParagraph"/>
+        <w:numPr>
+          <w:ilvl w:val="0"/>
+          <w:numId w:val="2"/>
+        </w:numPr>
+        <w:spacing w:after="60"/>
+      </w:pPr>
+      <w:r>
+        <w:t xml:space="preserve">Always allow paste — password managers </w:t>
+      </w:r>
+      <w:proofErr w:type="gramStart"/>
+      <w:r>
+        <w:t>depend</w:t>
+      </w:r>
+      <w:proofErr w:type="gramEnd"/>
+      <w:r>
+        <w:t xml:space="preserve"> on it</w:t>
       </w:r>
     </w:p>
     <w:tbl>
       <w:tblPr>
-        <w:tblW w:type="dxa" w:w="9360"/>
+        <w:tblW w:w="9360" w:type="dxa"/>
         <w:tblBorders>
-          <w:top w:val="single" w:color="auto" w:sz="4"/>
-          <w:left w:val="single" w:color="auto" w:sz="4"/>
-          <w:bottom w:val="single" w:color="auto" w:sz="4"/>
-          <w:right w:val="single" w:color="auto" w:sz="4"/>
-          <w:insideH w:val="single" w:color="auto" w:sz="4"/>
-          <w:insideV w:val="single" w:color="auto" w:sz="4"/>
+          <w:top w:val="single" w:sz="4" w:space="0" w:color="auto"/>
+          <w:left w:val="single" w:sz="4" w:space="0" w:color="auto"/>
+          <w:bottom w:val="single" w:sz="4" w:space="0" w:color="auto"/>
+          <w:right w:val="single" w:sz="4" w:space="0" w:color="auto"/>
+          <w:insideH w:val="single" w:sz="4" w:space="0" w:color="auto"/>
+          <w:insideV w:val="single" w:sz="4" w:space="0" w:color="auto"/>
         </w:tblBorders>
+        <w:tblCellMar>
+          <w:left w:w="10" w:type="dxa"/>
+          <w:right w:w="10" w:type="dxa"/>
+        </w:tblCellMar>
+        <w:tblLook w:val="0000" w:firstRow="0" w:lastRow="0" w:firstColumn="0" w:lastColumn="0" w:noHBand="0" w:noVBand="0"/>
       </w:tblPr>
       <w:tblGrid>
         <w:gridCol w:w="9360"/>
       </w:tblGrid>
       <w:tr>
+        <w:tblPrEx>
+          <w:tblCellMar>
+            <w:top w:w="0" w:type="dxa"/>
+            <w:bottom w:w="0" w:type="dxa"/>
+          </w:tblCellMar>
+        </w:tblPrEx>
         <w:tc>
           <w:tcPr>
-            <w:tcW w:type="dxa" w:w="9360"/>
+            <w:tcW w:w="9360" w:type="dxa"/>
             <w:tcBorders>
-              <w:top w:val="single" w:color="D9A66C" w:sz="4"/>
-              <w:left w:val="single" w:color="E08E2A" w:sz="18"/>
-              <w:bottom w:val="single" w:color="D9A66C" w:sz="4"/>
-              <w:right w:val="single" w:color="D9A66C" w:sz="4"/>
+              <w:top w:val="single" w:sz="4" w:space="0" w:color="D9A66C"/>
+              <w:left w:val="single" w:sz="18" w:space="0" w:color="E08E2A"/>
+              <w:bottom w:val="single" w:sz="4" w:space="0" w:color="D9A66C"/>
+              <w:right w:val="single" w:sz="4" w:space="0" w:color="D9A66C"/>
             </w:tcBorders>
-            <w:shd w:fill="FFF4E6" w:color="auto" w:val="clear"/>
+            <w:shd w:val="clear" w:color="auto" w:fill="FFF4E6"/>
             <w:tcMar>
-              <w:top w:type="dxa" w:w="140"/>
-              <w:left w:type="dxa" w:w="200"/>
-              <w:bottom w:type="dxa" w:w="140"/>
-              <w:right w:type="dxa" w:w="200"/>
+              <w:top w:w="140" w:type="dxa"/>
+              <w:left w:w="200" w:type="dxa"/>
+              <w:bottom w:w="140" w:type="dxa"/>
+              <w:right w:w="200" w:type="dxa"/>
             </w:tcMar>
           </w:tcPr>
           <w:p>
@@ -359,10 +441,8 @@
                 <w:b/>
                 <w:bCs/>
                 <w:color w:val="1F3864"/>
-                <w:sz w:val="22"/>
-                <w:szCs w:val="22"/>
               </w:rPr>
-              <w:t xml:space="preserve">REAL-WORLD SCENARIO — LastPass breach (2022)</w:t>
+              <w:t>REAL-WORLD SCENARIO — LastPass breach (2022)</w:t>
             </w:r>
           </w:p>
           <w:p>
@@ -370,11 +450,7 @@
               <w:spacing w:after="60"/>
             </w:pPr>
             <w:r>
-              <w:rPr>
-                <w:sz w:val="22"/>
-                <w:szCs w:val="22"/>
-              </w:rPr>
-              <w:t xml:space="preserve">Attackers compromised a senior engineer's personal laptop via a vulnerable media-player plugin, then stole DevOps credentials. They eventually exfiltrated encrypted password vaults plus unencrypted metadata (URLs, email addresses).</w:t>
+              <w:t>Attackers compromised a senior engineer's personal laptop via a vulnerable media-player plugin, then stole DevOps credentials. They eventually exfiltrated encrypted password vaults plus unencrypted metadata (URLs, email addresses).</w:t>
             </w:r>
           </w:p>
           <w:p>
@@ -382,11 +458,8 @@
               <w:spacing w:after="60"/>
             </w:pPr>
             <w:r>
-              <w:rPr>
-                <w:sz w:val="22"/>
-                <w:szCs w:val="22"/>
-              </w:rPr>
-              <w:t xml:space="preserve">What went wrong: the engineer's account had production access from a personal machine without strong endpoint controls; the cloud storage holding vaults lacked sufficient additional protection.</w:t>
+              <w:lastRenderedPageBreak/>
+              <w:t>What went wrong: the engineer's account had production access from a personal machine without strong endpoint controls; the cloud storage holding vaults lacked sufficient additional protection.</w:t>
             </w:r>
           </w:p>
           <w:p>
@@ -394,47 +467,41 @@
               <w:spacing w:after="60"/>
             </w:pPr>
             <w:r>
-              <w:rPr>
-                <w:sz w:val="22"/>
-                <w:szCs w:val="22"/>
-              </w:rPr>
-              <w:t xml:space="preserve">Lesson: a password manager's threat model assumes only the encrypted vault leaks. If you used a weak master password, attackers can now brute-force it offline at leisure. Use a 20+ character master passphrase and rotate after any vendor breach.</w:t>
+              <w:t xml:space="preserve">Lesson: a password manager's threat model assumes only the encrypted vault leaks. If you used a weak master password, attackers can now </w:t>
+            </w:r>
+            <w:proofErr w:type="gramStart"/>
+            <w:r>
+              <w:t>brute-force</w:t>
+            </w:r>
+            <w:proofErr w:type="gramEnd"/>
+            <w:r>
+              <w:t xml:space="preserve"> it offline at leisure. Use a 20+ character master passphrase and rotate after any vendor breach.</w:t>
             </w:r>
           </w:p>
         </w:tc>
       </w:tr>
-    </w:tbl>
-    <w:tbl>
-      <w:tblPr>
-        <w:tblW w:type="dxa" w:w="9360"/>
-        <w:tblBorders>
-          <w:top w:val="single" w:color="auto" w:sz="4"/>
-          <w:left w:val="single" w:color="auto" w:sz="4"/>
-          <w:bottom w:val="single" w:color="auto" w:sz="4"/>
-          <w:right w:val="single" w:color="auto" w:sz="4"/>
-          <w:insideH w:val="single" w:color="auto" w:sz="4"/>
-          <w:insideV w:val="single" w:color="auto" w:sz="4"/>
-        </w:tblBorders>
-      </w:tblPr>
-      <w:tblGrid>
-        <w:gridCol w:w="9360"/>
-      </w:tblGrid>
       <w:tr>
+        <w:tblPrEx>
+          <w:tblCellMar>
+            <w:top w:w="0" w:type="dxa"/>
+            <w:bottom w:w="0" w:type="dxa"/>
+          </w:tblCellMar>
+        </w:tblPrEx>
         <w:tc>
           <w:tcPr>
-            <w:tcW w:type="dxa" w:w="9360"/>
+            <w:tcW w:w="9360" w:type="dxa"/>
             <w:tcBorders>
-              <w:top w:val="single" w:color="D9A66C" w:sz="4"/>
-              <w:left w:val="single" w:color="E08E2A" w:sz="18"/>
-              <w:bottom w:val="single" w:color="D9A66C" w:sz="4"/>
-              <w:right w:val="single" w:color="D9A66C" w:sz="4"/>
+              <w:top w:val="single" w:sz="4" w:space="0" w:color="D9A66C"/>
+              <w:left w:val="single" w:sz="18" w:space="0" w:color="E08E2A"/>
+              <w:bottom w:val="single" w:sz="4" w:space="0" w:color="D9A66C"/>
+              <w:right w:val="single" w:sz="4" w:space="0" w:color="D9A66C"/>
             </w:tcBorders>
-            <w:shd w:fill="FFF4E6" w:color="auto" w:val="clear"/>
+            <w:shd w:val="clear" w:color="auto" w:fill="FFF4E6"/>
             <w:tcMar>
-              <w:top w:type="dxa" w:w="140"/>
-              <w:left w:type="dxa" w:w="200"/>
-              <w:bottom w:type="dxa" w:w="140"/>
-              <w:right w:type="dxa" w:w="200"/>
+              <w:top w:w="140" w:type="dxa"/>
+              <w:left w:w="200" w:type="dxa"/>
+              <w:bottom w:w="140" w:type="dxa"/>
+              <w:right w:w="200" w:type="dxa"/>
             </w:tcMar>
           </w:tcPr>
           <w:p>
@@ -446,10 +513,9 @@
                 <w:b/>
                 <w:bCs/>
                 <w:color w:val="1F3864"/>
-                <w:sz w:val="22"/>
-                <w:szCs w:val="22"/>
               </w:rPr>
-              <w:t xml:space="preserve">REAL-WORLD SCENARIO — MGM Resorts (September 2023)</w:t>
+              <w:lastRenderedPageBreak/>
+              <w:t>REAL-WORLD SCENARIO — MGM Resorts (September 2023)</w:t>
             </w:r>
           </w:p>
           <w:p>
@@ -457,11 +523,7 @@
               <w:spacing w:after="60"/>
             </w:pPr>
             <w:r>
-              <w:rPr>
-                <w:sz w:val="22"/>
-                <w:szCs w:val="22"/>
-              </w:rPr>
-              <w:t xml:space="preserve">Scattered Spider group called the MGM helpdesk, impersonated an employee found on LinkedIn, and convinced staff to reset their MFA — gaining access in roughly 10 minutes. Ransomware followed; MGM lost ~$100M.</w:t>
+              <w:t>Scattered Spider group called the MGM helpdesk, impersonated an employee found on LinkedIn, and convinced staff to reset their MFA — gaining access in roughly 10 minutes. Ransomware followed; MGM lost ~$100M.</w:t>
             </w:r>
           </w:p>
           <w:p>
@@ -469,11 +531,7 @@
               <w:spacing w:after="60"/>
             </w:pPr>
             <w:r>
-              <w:rPr>
-                <w:sz w:val="22"/>
-                <w:szCs w:val="22"/>
-              </w:rPr>
-              <w:t xml:space="preserve">Vector: vishing + helpdesk social engineering bypassing MFA entirely.</w:t>
+              <w:t>Vector: vishing + helpdesk social engineering bypassing MFA entirely.</w:t>
             </w:r>
           </w:p>
           <w:p>
@@ -481,11 +539,7 @@
               <w:spacing w:after="60"/>
             </w:pPr>
             <w:r>
-              <w:rPr>
-                <w:sz w:val="22"/>
-                <w:szCs w:val="22"/>
-              </w:rPr>
-              <w:t xml:space="preserve">Lesson: MFA is only as strong as your recovery and reset process. Helpdesks need callback verification, video ID checks, or manager approval before resetting MFA — not just "what's your employee ID?"</w:t>
+              <w:t>Lesson: MFA is only as strong as your recovery and reset process. Helpdesks need callback verification, video ID checks, or manager approval before resetting MFA — not just "what's your employee ID?"</w:t>
             </w:r>
           </w:p>
         </w:tc>
@@ -496,7 +550,7 @@
         <w:pStyle w:val="Heading2"/>
       </w:pPr>
       <w:r>
-        <w:t xml:space="preserve">Wed: SSO &amp; Federation Protocols</w:t>
+        <w:t>Wed: SSO &amp; Federation Protocols</w:t>
       </w:r>
     </w:p>
     <w:p>
@@ -504,12 +558,20 @@
         <w:spacing w:after="120"/>
       </w:pPr>
       <w:r>
-        <w:t xml:space="preserve">SSO lets one login work everywhere. Federation lets one organization's identities work across another's apps. The protocols underneath are SAML, OAuth 2.0, and OIDC — three names that confuse everyone at first.</w:t>
-      </w:r>
-    </w:p>
-    <w:p>
-      <w:pPr>
-        <w:spacing w:after="100" w:before="200"/>
+        <w:t xml:space="preserve">SSO lets one login work everywhere. Federation lets one organization's identities work across another's apps. The protocols underneath </w:t>
+      </w:r>
+      <w:proofErr w:type="gramStart"/>
+      <w:r>
+        <w:t>are</w:t>
+      </w:r>
+      <w:proofErr w:type="gramEnd"/>
+      <w:r>
+        <w:t xml:space="preserve"> SAML, OAuth 2.0, and OIDC — three names that confuse everyone at first.</w:t>
+      </w:r>
+    </w:p>
+    <w:p>
+      <w:pPr>
+        <w:spacing w:before="200" w:after="100"/>
       </w:pPr>
       <w:r>
         <w:rPr>
@@ -519,51 +581,67 @@
           <w:sz w:val="24"/>
           <w:szCs w:val="24"/>
         </w:rPr>
-        <w:t xml:space="preserve">The three core protocols</w:t>
-      </w:r>
-    </w:p>
-    <w:p>
-      <w:pPr>
-        <w:pStyle w:val="ListParagraph"/>
-        <w:numPr>
-          <w:ilvl w:val="0"/>
-          <w:numId w:val="2"/>
-        </w:numPr>
-        <w:spacing w:after="60"/>
-      </w:pPr>
-      <w:r>
-        <w:t xml:space="preserve">SAML 2.0 — XML-based, enterprise-heavy, used for workforce SSO (Okta → Salesforce). Browser-redirect flow.</w:t>
-      </w:r>
-    </w:p>
-    <w:p>
-      <w:pPr>
-        <w:pStyle w:val="ListParagraph"/>
-        <w:numPr>
-          <w:ilvl w:val="0"/>
-          <w:numId w:val="2"/>
-        </w:numPr>
-        <w:spacing w:after="60"/>
-      </w:pPr>
-      <w:r>
-        <w:t xml:space="preserve">OAuth 2.0 — Authorization framework ("give this app access to my Google Drive"). NOT authentication on its own.</w:t>
-      </w:r>
-    </w:p>
-    <w:p>
-      <w:pPr>
-        <w:pStyle w:val="ListParagraph"/>
-        <w:numPr>
-          <w:ilvl w:val="0"/>
-          <w:numId w:val="2"/>
-        </w:numPr>
-        <w:spacing w:after="60"/>
-      </w:pPr>
-      <w:r>
-        <w:t xml:space="preserve">OIDC (OpenID Connect) — Identity layer built on OAuth 2.0. This is what "Sign in with Google" actually uses.</w:t>
-      </w:r>
-    </w:p>
-    <w:p>
-      <w:pPr>
-        <w:spacing w:after="100" w:before="200"/>
+        <w:t>The three core protocols</w:t>
+      </w:r>
+    </w:p>
+    <w:p>
+      <w:pPr>
+        <w:pStyle w:val="ListParagraph"/>
+        <w:numPr>
+          <w:ilvl w:val="0"/>
+          <w:numId w:val="2"/>
+        </w:numPr>
+        <w:spacing w:after="60"/>
+      </w:pPr>
+      <w:r>
+        <w:t>SAML 2.0 — XML-based, enterprise-heavy, used for workforce SSO (Okta → Salesforce). Browser-redirect flow.</w:t>
+      </w:r>
+    </w:p>
+    <w:p>
+      <w:pPr>
+        <w:pStyle w:val="ListParagraph"/>
+        <w:numPr>
+          <w:ilvl w:val="0"/>
+          <w:numId w:val="2"/>
+        </w:numPr>
+        <w:spacing w:after="60"/>
+      </w:pPr>
+      <w:r>
+        <w:t>OAuth 2.0 — Authorization framework ("give this app access to my Google Drive"). NOT authentication on its own.</w:t>
+      </w:r>
+    </w:p>
+    <w:p>
+      <w:pPr>
+        <w:pStyle w:val="ListParagraph"/>
+        <w:numPr>
+          <w:ilvl w:val="0"/>
+          <w:numId w:val="2"/>
+        </w:numPr>
+        <w:spacing w:after="60"/>
+      </w:pPr>
+      <w:r>
+        <w:t xml:space="preserve">OIDC (OpenID </w:t>
+      </w:r>
+      <w:proofErr w:type="gramStart"/>
+      <w:r>
+        <w:t>Connect) —</w:t>
+      </w:r>
+      <w:proofErr w:type="gramEnd"/>
+      <w:r>
+        <w:t xml:space="preserve"> Identity layer built on OAuth 2.0. This is what "Sign in with Google" </w:t>
+      </w:r>
+      <w:proofErr w:type="gramStart"/>
+      <w:r>
+        <w:t>actually uses</w:t>
+      </w:r>
+      <w:proofErr w:type="gramEnd"/>
+      <w:r>
+        <w:t>.</w:t>
+      </w:r>
+    </w:p>
+    <w:p>
+      <w:pPr>
+        <w:spacing w:before="200" w:after="100"/>
       </w:pPr>
       <w:r>
         <w:rPr>
@@ -573,105 +651,116 @@
           <w:sz w:val="24"/>
           <w:szCs w:val="24"/>
         </w:rPr>
-        <w:t xml:space="preserve">Key vocabulary</w:t>
-      </w:r>
-    </w:p>
-    <w:p>
-      <w:pPr>
-        <w:pStyle w:val="ListParagraph"/>
-        <w:numPr>
-          <w:ilvl w:val="0"/>
-          <w:numId w:val="2"/>
-        </w:numPr>
-        <w:spacing w:after="60"/>
-      </w:pPr>
-      <w:r>
-        <w:t xml:space="preserve">IdP (Identity Provider): who proves who you are (Okta, Azure AD, Google)</w:t>
-      </w:r>
-    </w:p>
-    <w:p>
-      <w:pPr>
-        <w:pStyle w:val="ListParagraph"/>
-        <w:numPr>
-          <w:ilvl w:val="0"/>
-          <w:numId w:val="2"/>
-        </w:numPr>
-        <w:spacing w:after="60"/>
-      </w:pPr>
-      <w:r>
-        <w:t xml:space="preserve">SP / RP (Service Provider / Relying Party): the app you're logging into</w:t>
-      </w:r>
-    </w:p>
-    <w:p>
-      <w:pPr>
-        <w:pStyle w:val="ListParagraph"/>
-        <w:numPr>
-          <w:ilvl w:val="0"/>
-          <w:numId w:val="2"/>
-        </w:numPr>
-        <w:spacing w:after="60"/>
-      </w:pPr>
-      <w:r>
-        <w:t xml:space="preserve">Assertion (SAML) / ID Token (OIDC): the cryptographically signed proof</w:t>
-      </w:r>
-    </w:p>
-    <w:p>
-      <w:pPr>
-        <w:pStyle w:val="ListParagraph"/>
-        <w:numPr>
-          <w:ilvl w:val="0"/>
-          <w:numId w:val="2"/>
-        </w:numPr>
-        <w:spacing w:after="60"/>
-      </w:pPr>
-      <w:r>
-        <w:t xml:space="preserve">Access token vs. refresh token (OAuth): short-lived vs. long-lived</w:t>
-      </w:r>
-    </w:p>
-    <w:p>
-      <w:pPr>
-        <w:pStyle w:val="ListParagraph"/>
-        <w:numPr>
-          <w:ilvl w:val="0"/>
-          <w:numId w:val="2"/>
-        </w:numPr>
-        <w:spacing w:after="60"/>
-      </w:pPr>
-      <w:r>
-        <w:t xml:space="preserve">Conditional access: rules that gate login (device compliant? from known IP? MFA passed?)</w:t>
+        <w:t>Key vocabulary</w:t>
+      </w:r>
+    </w:p>
+    <w:p>
+      <w:pPr>
+        <w:pStyle w:val="ListParagraph"/>
+        <w:numPr>
+          <w:ilvl w:val="0"/>
+          <w:numId w:val="2"/>
+        </w:numPr>
+        <w:spacing w:after="60"/>
+      </w:pPr>
+      <w:r>
+        <w:t>IdP (Identity Provider): who proves who you are (Okta, Azure AD, Google)</w:t>
+      </w:r>
+    </w:p>
+    <w:p>
+      <w:pPr>
+        <w:pStyle w:val="ListParagraph"/>
+        <w:numPr>
+          <w:ilvl w:val="0"/>
+          <w:numId w:val="2"/>
+        </w:numPr>
+        <w:spacing w:after="60"/>
+      </w:pPr>
+      <w:r>
+        <w:t>SP / RP (Service Provider / Relying Party): the app you're logging into</w:t>
+      </w:r>
+    </w:p>
+    <w:p>
+      <w:pPr>
+        <w:pStyle w:val="ListParagraph"/>
+        <w:numPr>
+          <w:ilvl w:val="0"/>
+          <w:numId w:val="2"/>
+        </w:numPr>
+        <w:spacing w:after="60"/>
+      </w:pPr>
+      <w:r>
+        <w:t>Assertion (SAML) / ID Token (OIDC): the cryptographically signed proof</w:t>
+      </w:r>
+    </w:p>
+    <w:p>
+      <w:pPr>
+        <w:pStyle w:val="ListParagraph"/>
+        <w:numPr>
+          <w:ilvl w:val="0"/>
+          <w:numId w:val="2"/>
+        </w:numPr>
+        <w:spacing w:after="60"/>
+      </w:pPr>
+      <w:r>
+        <w:t>Access token vs. refresh token (OAuth): short-lived vs. long-lived</w:t>
+      </w:r>
+    </w:p>
+    <w:p>
+      <w:pPr>
+        <w:pStyle w:val="ListParagraph"/>
+        <w:numPr>
+          <w:ilvl w:val="0"/>
+          <w:numId w:val="2"/>
+        </w:numPr>
+        <w:spacing w:after="60"/>
+      </w:pPr>
+      <w:r>
+        <w:t>Conditional access: rules that gate login (device compliant? from known IP? MFA passed?)</w:t>
       </w:r>
     </w:p>
     <w:tbl>
       <w:tblPr>
-        <w:tblW w:type="dxa" w:w="9360"/>
+        <w:tblW w:w="9360" w:type="dxa"/>
         <w:tblBorders>
-          <w:top w:val="single" w:color="auto" w:sz="4"/>
-          <w:left w:val="single" w:color="auto" w:sz="4"/>
-          <w:bottom w:val="single" w:color="auto" w:sz="4"/>
-          <w:right w:val="single" w:color="auto" w:sz="4"/>
-          <w:insideH w:val="single" w:color="auto" w:sz="4"/>
-          <w:insideV w:val="single" w:color="auto" w:sz="4"/>
+          <w:top w:val="single" w:sz="4" w:space="0" w:color="auto"/>
+          <w:left w:val="single" w:sz="4" w:space="0" w:color="auto"/>
+          <w:bottom w:val="single" w:sz="4" w:space="0" w:color="auto"/>
+          <w:right w:val="single" w:sz="4" w:space="0" w:color="auto"/>
+          <w:insideH w:val="single" w:sz="4" w:space="0" w:color="auto"/>
+          <w:insideV w:val="single" w:sz="4" w:space="0" w:color="auto"/>
         </w:tblBorders>
+        <w:tblCellMar>
+          <w:left w:w="10" w:type="dxa"/>
+          <w:right w:w="10" w:type="dxa"/>
+        </w:tblCellMar>
+        <w:tblLook w:val="0000" w:firstRow="0" w:lastRow="0" w:firstColumn="0" w:lastColumn="0" w:noHBand="0" w:noVBand="0"/>
       </w:tblPr>
       <w:tblGrid>
         <w:gridCol w:w="9360"/>
       </w:tblGrid>
       <w:tr>
+        <w:tblPrEx>
+          <w:tblCellMar>
+            <w:top w:w="0" w:type="dxa"/>
+            <w:bottom w:w="0" w:type="dxa"/>
+          </w:tblCellMar>
+        </w:tblPrEx>
         <w:tc>
           <w:tcPr>
-            <w:tcW w:type="dxa" w:w="9360"/>
+            <w:tcW w:w="9360" w:type="dxa"/>
             <w:tcBorders>
-              <w:top w:val="single" w:color="D9A66C" w:sz="4"/>
-              <w:left w:val="single" w:color="E08E2A" w:sz="18"/>
-              <w:bottom w:val="single" w:color="D9A66C" w:sz="4"/>
-              <w:right w:val="single" w:color="D9A66C" w:sz="4"/>
+              <w:top w:val="single" w:sz="4" w:space="0" w:color="D9A66C"/>
+              <w:left w:val="single" w:sz="18" w:space="0" w:color="E08E2A"/>
+              <w:bottom w:val="single" w:sz="4" w:space="0" w:color="D9A66C"/>
+              <w:right w:val="single" w:sz="4" w:space="0" w:color="D9A66C"/>
             </w:tcBorders>
-            <w:shd w:fill="FFF4E6" w:color="auto" w:val="clear"/>
+            <w:shd w:val="clear" w:color="auto" w:fill="FFF4E6"/>
             <w:tcMar>
-              <w:top w:type="dxa" w:w="140"/>
-              <w:left w:type="dxa" w:w="200"/>
-              <w:bottom w:type="dxa" w:w="140"/>
-              <w:right w:type="dxa" w:w="200"/>
+              <w:top w:w="140" w:type="dxa"/>
+              <w:left w:w="200" w:type="dxa"/>
+              <w:bottom w:w="140" w:type="dxa"/>
+              <w:right w:w="200" w:type="dxa"/>
             </w:tcMar>
           </w:tcPr>
           <w:p>
@@ -683,10 +772,8 @@
                 <w:b/>
                 <w:bCs/>
                 <w:color w:val="1F3864"/>
-                <w:sz w:val="22"/>
-                <w:szCs w:val="22"/>
               </w:rPr>
-              <w:t xml:space="preserve">REAL-WORLD SCENARIO — Okta support system breach (October 2023)</w:t>
+              <w:t>REAL-WORLD SCENARIO — Okta support system breach (October 2023)</w:t>
             </w:r>
           </w:p>
           <w:p>
@@ -694,11 +781,7 @@
               <w:spacing w:after="60"/>
             </w:pPr>
             <w:r>
-              <w:rPr>
-                <w:sz w:val="22"/>
-                <w:szCs w:val="22"/>
-              </w:rPr>
-              <w:t xml:space="preserve">An employee saved Okta service-account credentials to their personal Google account, which was later compromised. Attackers used those creds to access Okta's customer support portal and download HAR files (web session traces) uploaded by customers — which contained valid session tokens.</w:t>
+              <w:t>An employee saved Okta service-account credentials to their personal Google account, which was later compromised. Attackers used those creds to access Okta's customer support portal and download HAR files (web session traces) uploaded by customers — which contained valid session tokens.</w:t>
             </w:r>
           </w:p>
           <w:p>
@@ -706,11 +789,8 @@
               <w:spacing w:after="60"/>
             </w:pPr>
             <w:r>
-              <w:rPr>
-                <w:sz w:val="22"/>
-                <w:szCs w:val="22"/>
-              </w:rPr>
-              <w:t xml:space="preserve">Lesson: session tokens are bearer tokens. Whoever has them is you. Customers had to invalidate sessions across their environments. Never upload raw HAR files to support — sanitize them first.</w:t>
+              <w:lastRenderedPageBreak/>
+              <w:t>Lesson: session tokens are bearer tokens. Whoever has them is you. Customers had to invalidate sessions across their environments. Never upload raw HAR files to support — sanitize them first.</w:t>
             </w:r>
           </w:p>
         </w:tc>
@@ -721,7 +801,8 @@
         <w:pStyle w:val="Heading2"/>
       </w:pPr>
       <w:r>
-        <w:t xml:space="preserve">Thu: Authorization Models</w:t>
+        <w:lastRenderedPageBreak/>
+        <w:t>Thu: Authorization Models</w:t>
       </w:r>
     </w:p>
     <w:p>
@@ -729,12 +810,20 @@
         <w:spacing w:after="120"/>
       </w:pPr>
       <w:r>
-        <w:t xml:space="preserve">Authentication answers "who are you?" — authorization answers "what are you allowed to do?" These are different problems with different controls.</w:t>
-      </w:r>
-    </w:p>
-    <w:p>
-      <w:pPr>
-        <w:spacing w:after="100" w:before="200"/>
+        <w:t>Authentication answers "who are you</w:t>
+      </w:r>
+      <w:proofErr w:type="gramStart"/>
+      <w:r>
+        <w:t>?" —</w:t>
+      </w:r>
+      <w:proofErr w:type="gramEnd"/>
+      <w:r>
+        <w:t xml:space="preserve"> authorization answers "what are you allowed to do?" These are different problems with different controls.</w:t>
+      </w:r>
+    </w:p>
+    <w:p>
+      <w:pPr>
+        <w:spacing w:before="200" w:after="100"/>
       </w:pPr>
       <w:r>
         <w:rPr>
@@ -744,64 +833,80 @@
           <w:sz w:val="24"/>
           <w:szCs w:val="24"/>
         </w:rPr>
-        <w:t xml:space="preserve">The four classic models</w:t>
-      </w:r>
-    </w:p>
-    <w:p>
-      <w:pPr>
-        <w:pStyle w:val="ListParagraph"/>
-        <w:numPr>
-          <w:ilvl w:val="0"/>
-          <w:numId w:val="2"/>
-        </w:numPr>
-        <w:spacing w:after="60"/>
-      </w:pPr>
-      <w:r>
-        <w:t xml:space="preserve">DAC (Discretionary Access Control): owner decides who gets access — your home directory, Google Drive file shares</w:t>
-      </w:r>
-    </w:p>
-    <w:p>
-      <w:pPr>
-        <w:pStyle w:val="ListParagraph"/>
-        <w:numPr>
-          <w:ilvl w:val="0"/>
-          <w:numId w:val="2"/>
-        </w:numPr>
-        <w:spacing w:after="60"/>
-      </w:pPr>
-      <w:r>
-        <w:t xml:space="preserve">MAC (Mandatory Access Control): system enforces labels (TOP SECRET, SECRET) — military and SELinux</w:t>
-      </w:r>
-    </w:p>
-    <w:p>
-      <w:pPr>
-        <w:pStyle w:val="ListParagraph"/>
-        <w:numPr>
-          <w:ilvl w:val="0"/>
-          <w:numId w:val="2"/>
-        </w:numPr>
-        <w:spacing w:after="60"/>
-      </w:pPr>
-      <w:r>
-        <w:t xml:space="preserve">RBAC (Role-Based Access Control): permissions attached to roles, users assigned to roles — most enterprises</w:t>
-      </w:r>
-    </w:p>
-    <w:p>
-      <w:pPr>
-        <w:pStyle w:val="ListParagraph"/>
-        <w:numPr>
-          <w:ilvl w:val="0"/>
-          <w:numId w:val="2"/>
-        </w:numPr>
-        <w:spacing w:after="60"/>
-      </w:pPr>
-      <w:r>
-        <w:t xml:space="preserve">ABAC (Attribute-Based Access Control): policies evaluate attributes (department + time + device + location) — modern cloud (AWS IAM conditions)</w:t>
-      </w:r>
-    </w:p>
-    <w:p>
-      <w:pPr>
-        <w:spacing w:after="100" w:before="200"/>
+        <w:t>The four classic models</w:t>
+      </w:r>
+    </w:p>
+    <w:p>
+      <w:pPr>
+        <w:pStyle w:val="ListParagraph"/>
+        <w:numPr>
+          <w:ilvl w:val="0"/>
+          <w:numId w:val="2"/>
+        </w:numPr>
+        <w:spacing w:after="60"/>
+      </w:pPr>
+      <w:r>
+        <w:t>DAC (Discretionary Access Control): owner decides who gets access — your home directory, Google Drive file shares</w:t>
+      </w:r>
+    </w:p>
+    <w:p>
+      <w:pPr>
+        <w:pStyle w:val="ListParagraph"/>
+        <w:numPr>
+          <w:ilvl w:val="0"/>
+          <w:numId w:val="2"/>
+        </w:numPr>
+        <w:spacing w:after="60"/>
+      </w:pPr>
+      <w:r>
+        <w:t xml:space="preserve">MAC (Mandatory Access Control): system enforces labels (TOP SECRET, </w:t>
+      </w:r>
+      <w:proofErr w:type="gramStart"/>
+      <w:r>
+        <w:t>SECRET) —</w:t>
+      </w:r>
+      <w:proofErr w:type="gramEnd"/>
+      <w:r>
+        <w:t xml:space="preserve"> military and SELinux</w:t>
+      </w:r>
+    </w:p>
+    <w:p>
+      <w:pPr>
+        <w:pStyle w:val="ListParagraph"/>
+        <w:numPr>
+          <w:ilvl w:val="0"/>
+          <w:numId w:val="2"/>
+        </w:numPr>
+        <w:spacing w:after="60"/>
+      </w:pPr>
+      <w:r>
+        <w:t>RBAC (Role-Based Access Control): permissions attached to roles, users assigned to roles — most enterprises</w:t>
+      </w:r>
+    </w:p>
+    <w:p>
+      <w:pPr>
+        <w:pStyle w:val="ListParagraph"/>
+        <w:numPr>
+          <w:ilvl w:val="0"/>
+          <w:numId w:val="2"/>
+        </w:numPr>
+        <w:spacing w:after="60"/>
+      </w:pPr>
+      <w:r>
+        <w:t xml:space="preserve">ABAC (Attribute-Based Access Control): policies evaluate attributes (department + time + device + </w:t>
+      </w:r>
+      <w:proofErr w:type="gramStart"/>
+      <w:r>
+        <w:t>location) —</w:t>
+      </w:r>
+      <w:proofErr w:type="gramEnd"/>
+      <w:r>
+        <w:t xml:space="preserve"> modern cloud (AWS IAM conditions)</w:t>
+      </w:r>
+    </w:p>
+    <w:p>
+      <w:pPr>
+        <w:spacing w:before="200" w:after="100"/>
       </w:pPr>
       <w:r>
         <w:rPr>
@@ -811,92 +916,127 @@
           <w:sz w:val="24"/>
           <w:szCs w:val="24"/>
         </w:rPr>
-        <w:t xml:space="preserve">Foundational principles</w:t>
-      </w:r>
-    </w:p>
-    <w:p>
-      <w:pPr>
-        <w:pStyle w:val="ListParagraph"/>
-        <w:numPr>
-          <w:ilvl w:val="0"/>
-          <w:numId w:val="2"/>
-        </w:numPr>
-        <w:spacing w:after="60"/>
-      </w:pPr>
-      <w:r>
-        <w:t xml:space="preserve">Least privilege: only the permissions the role requires, nothing more</w:t>
-      </w:r>
-    </w:p>
-    <w:p>
-      <w:pPr>
-        <w:pStyle w:val="ListParagraph"/>
-        <w:numPr>
-          <w:ilvl w:val="0"/>
-          <w:numId w:val="2"/>
-        </w:numPr>
-        <w:spacing w:after="60"/>
-      </w:pPr>
-      <w:r>
-        <w:t xml:space="preserve">Separation of duties: no single person can complete a sensitive action alone (e.g. one person requests payment, another approves)</w:t>
-      </w:r>
-    </w:p>
-    <w:p>
-      <w:pPr>
-        <w:pStyle w:val="ListParagraph"/>
-        <w:numPr>
-          <w:ilvl w:val="0"/>
-          <w:numId w:val="2"/>
-        </w:numPr>
-        <w:spacing w:after="60"/>
-      </w:pPr>
-      <w:r>
-        <w:t xml:space="preserve">Need-to-know: even cleared personnel only see information relevant to their task</w:t>
-      </w:r>
-    </w:p>
-    <w:p>
-      <w:pPr>
-        <w:pStyle w:val="ListParagraph"/>
-        <w:numPr>
-          <w:ilvl w:val="0"/>
-          <w:numId w:val="2"/>
-        </w:numPr>
-        <w:spacing w:after="60"/>
-      </w:pPr>
-      <w:r>
-        <w:t xml:space="preserve">Just-in-time (JIT) access: elevated privileges granted temporarily, expire automatically</w:t>
+        <w:t>Foundational principles</w:t>
+      </w:r>
+    </w:p>
+    <w:p>
+      <w:pPr>
+        <w:pStyle w:val="ListParagraph"/>
+        <w:numPr>
+          <w:ilvl w:val="0"/>
+          <w:numId w:val="2"/>
+        </w:numPr>
+        <w:spacing w:after="60"/>
+      </w:pPr>
+      <w:r>
+        <w:t>Least privilege: only the permissions the role requires, nothing more</w:t>
+      </w:r>
+    </w:p>
+    <w:p>
+      <w:pPr>
+        <w:pStyle w:val="ListParagraph"/>
+        <w:numPr>
+          <w:ilvl w:val="0"/>
+          <w:numId w:val="2"/>
+        </w:numPr>
+        <w:spacing w:after="60"/>
+      </w:pPr>
+      <w:r>
+        <w:t xml:space="preserve">Separation of duties: no single person can complete </w:t>
+      </w:r>
+      <w:proofErr w:type="gramStart"/>
+      <w:r>
+        <w:t>a sensitive</w:t>
+      </w:r>
+      <w:proofErr w:type="gramEnd"/>
+      <w:r>
+        <w:t xml:space="preserve"> action alone (e.g. one person requests payment, another approves)</w:t>
+      </w:r>
+    </w:p>
+    <w:p>
+      <w:pPr>
+        <w:pStyle w:val="ListParagraph"/>
+        <w:numPr>
+          <w:ilvl w:val="0"/>
+          <w:numId w:val="2"/>
+        </w:numPr>
+        <w:spacing w:after="60"/>
+      </w:pPr>
+      <w:r>
+        <w:t>Need-to-</w:t>
+      </w:r>
+      <w:proofErr w:type="gramStart"/>
+      <w:r>
+        <w:t>know:</w:t>
+      </w:r>
+      <w:proofErr w:type="gramEnd"/>
+      <w:r>
+        <w:t xml:space="preserve"> even cleared personnel only see information relevant to their task</w:t>
+      </w:r>
+    </w:p>
+    <w:p>
+      <w:pPr>
+        <w:pStyle w:val="ListParagraph"/>
+        <w:numPr>
+          <w:ilvl w:val="0"/>
+          <w:numId w:val="2"/>
+        </w:numPr>
+        <w:spacing w:after="60"/>
+      </w:pPr>
+      <w:r>
+        <w:t xml:space="preserve">Just-in-time (JIT) access: elevated privileges granted temporarily, </w:t>
+      </w:r>
+      <w:proofErr w:type="gramStart"/>
+      <w:r>
+        <w:t>expire</w:t>
+      </w:r>
+      <w:proofErr w:type="gramEnd"/>
+      <w:r>
+        <w:t xml:space="preserve"> automatically</w:t>
       </w:r>
     </w:p>
     <w:tbl>
       <w:tblPr>
-        <w:tblW w:type="dxa" w:w="9360"/>
+        <w:tblW w:w="9360" w:type="dxa"/>
         <w:tblBorders>
-          <w:top w:val="single" w:color="auto" w:sz="4"/>
-          <w:left w:val="single" w:color="auto" w:sz="4"/>
-          <w:bottom w:val="single" w:color="auto" w:sz="4"/>
-          <w:right w:val="single" w:color="auto" w:sz="4"/>
-          <w:insideH w:val="single" w:color="auto" w:sz="4"/>
-          <w:insideV w:val="single" w:color="auto" w:sz="4"/>
+          <w:top w:val="single" w:sz="4" w:space="0" w:color="auto"/>
+          <w:left w:val="single" w:sz="4" w:space="0" w:color="auto"/>
+          <w:bottom w:val="single" w:sz="4" w:space="0" w:color="auto"/>
+          <w:right w:val="single" w:sz="4" w:space="0" w:color="auto"/>
+          <w:insideH w:val="single" w:sz="4" w:space="0" w:color="auto"/>
+          <w:insideV w:val="single" w:sz="4" w:space="0" w:color="auto"/>
         </w:tblBorders>
+        <w:tblCellMar>
+          <w:left w:w="10" w:type="dxa"/>
+          <w:right w:w="10" w:type="dxa"/>
+        </w:tblCellMar>
+        <w:tblLook w:val="0000" w:firstRow="0" w:lastRow="0" w:firstColumn="0" w:lastColumn="0" w:noHBand="0" w:noVBand="0"/>
       </w:tblPr>
       <w:tblGrid>
         <w:gridCol w:w="9360"/>
       </w:tblGrid>
       <w:tr>
+        <w:tblPrEx>
+          <w:tblCellMar>
+            <w:top w:w="0" w:type="dxa"/>
+            <w:bottom w:w="0" w:type="dxa"/>
+          </w:tblCellMar>
+        </w:tblPrEx>
         <w:tc>
           <w:tcPr>
-            <w:tcW w:type="dxa" w:w="9360"/>
+            <w:tcW w:w="9360" w:type="dxa"/>
             <w:tcBorders>
-              <w:top w:val="single" w:color="D9A66C" w:sz="4"/>
-              <w:left w:val="single" w:color="E08E2A" w:sz="18"/>
-              <w:bottom w:val="single" w:color="D9A66C" w:sz="4"/>
-              <w:right w:val="single" w:color="D9A66C" w:sz="4"/>
+              <w:top w:val="single" w:sz="4" w:space="0" w:color="D9A66C"/>
+              <w:left w:val="single" w:sz="18" w:space="0" w:color="E08E2A"/>
+              <w:bottom w:val="single" w:sz="4" w:space="0" w:color="D9A66C"/>
+              <w:right w:val="single" w:sz="4" w:space="0" w:color="D9A66C"/>
             </w:tcBorders>
-            <w:shd w:fill="FFF4E6" w:color="auto" w:val="clear"/>
+            <w:shd w:val="clear" w:color="auto" w:fill="FFF4E6"/>
             <w:tcMar>
-              <w:top w:type="dxa" w:w="140"/>
-              <w:left w:type="dxa" w:w="200"/>
-              <w:bottom w:type="dxa" w:w="140"/>
-              <w:right w:type="dxa" w:w="200"/>
+              <w:top w:w="140" w:type="dxa"/>
+              <w:left w:w="200" w:type="dxa"/>
+              <w:bottom w:w="140" w:type="dxa"/>
+              <w:right w:w="200" w:type="dxa"/>
             </w:tcMar>
           </w:tcPr>
           <w:p>
@@ -908,10 +1048,8 @@
                 <w:b/>
                 <w:bCs/>
                 <w:color w:val="1F3864"/>
-                <w:sz w:val="22"/>
-                <w:szCs w:val="22"/>
               </w:rPr>
-              <w:t xml:space="preserve">REAL-WORLD SCENARIO — Snowflake customer breaches (2024)</w:t>
+              <w:t>REAL-WORLD SCENARIO — Snowflake customer breaches (2024)</w:t>
             </w:r>
           </w:p>
           <w:p>
@@ -919,11 +1057,7 @@
               <w:spacing w:after="60"/>
             </w:pPr>
             <w:r>
-              <w:rPr>
-                <w:sz w:val="22"/>
-                <w:szCs w:val="22"/>
-              </w:rPr>
-              <w:t xml:space="preserve">Attackers used credentials harvested by infostealer malware over years to log into ~165 Snowflake customer accounts that had no MFA. Victims included Ticketmaster (560M records), AT&amp;T (110M call records), Santander, Advance Auto Parts.</w:t>
+              <w:t>Attackers used credentials harvested by infostealer malware over years to log into ~165 Snowflake customer accounts that had no MFA. Victims included Ticketmaster (560M records), AT&amp;T (110M call records), Santander, Advance Auto Parts.</w:t>
             </w:r>
           </w:p>
           <w:p>
@@ -931,11 +1065,15 @@
               <w:spacing w:after="60"/>
             </w:pPr>
             <w:r>
-              <w:rPr>
-                <w:sz w:val="22"/>
-                <w:szCs w:val="22"/>
-              </w:rPr>
-              <w:t xml:space="preserve">Root cause: not a Snowflake flaw — every breached tenant had MFA disabled. Snowflake didn't enforce it as default until after the incidents.</w:t>
+              <w:t xml:space="preserve">Root cause: not a Snowflake flaw — every breached tenant had MFA disabled. </w:t>
+            </w:r>
+            <w:proofErr w:type="gramStart"/>
+            <w:r>
+              <w:t>Snowflake</w:t>
+            </w:r>
+            <w:proofErr w:type="gramEnd"/>
+            <w:r>
+              <w:t xml:space="preserve"> didn't enforce it as default until after the incidents.</w:t>
             </w:r>
           </w:p>
           <w:p>
@@ -943,11 +1081,7 @@
               <w:spacing w:after="60"/>
             </w:pPr>
             <w:r>
-              <w:rPr>
-                <w:sz w:val="22"/>
-                <w:szCs w:val="22"/>
-              </w:rPr>
-              <w:t xml:space="preserve">Lesson: "the platform supports MFA" ≠ "MFA is on." Inventory your SaaS tenants and verify enforcement, not just availability.</w:t>
+              <w:t>Lesson: "the platform supports MFA" ≠ "MFA is on." Inventory your SaaS tenants and verify enforcement, not just availability.</w:t>
             </w:r>
           </w:p>
         </w:tc>
@@ -958,7 +1092,7 @@
         <w:pStyle w:val="Heading2"/>
       </w:pPr>
       <w:r>
-        <w:t xml:space="preserve">Fri: Account Lifecycle &amp; PAM</w:t>
+        <w:t>Fri: Account Lifecycle &amp; PAM</w:t>
       </w:r>
     </w:p>
     <w:p>
@@ -966,12 +1100,12 @@
         <w:spacing w:after="120"/>
       </w:pPr>
       <w:r>
-        <w:t xml:space="preserve">Identities have a lifecycle: created, modified, suspended, deleted. Most breaches involve accounts that should not have existed in the state they did — orphaned, over-privileged, or unmonitored.</w:t>
-      </w:r>
-    </w:p>
-    <w:p>
-      <w:pPr>
-        <w:spacing w:after="100" w:before="200"/>
+        <w:t>Identities have a lifecycle: created, modified, suspended, deleted. Most breaches involve accounts that should not have existed in the state they did — orphaned, over-privileged, or unmonitored.</w:t>
+      </w:r>
+    </w:p>
+    <w:p>
+      <w:pPr>
+        <w:spacing w:before="200" w:after="100"/>
       </w:pPr>
       <w:r>
         <w:rPr>
@@ -981,77 +1115,78 @@
           <w:sz w:val="24"/>
           <w:szCs w:val="24"/>
         </w:rPr>
-        <w:t xml:space="preserve">Lifecycle stages</w:t>
-      </w:r>
-    </w:p>
-    <w:p>
-      <w:pPr>
-        <w:pStyle w:val="ListParagraph"/>
-        <w:numPr>
-          <w:ilvl w:val="0"/>
-          <w:numId w:val="2"/>
-        </w:numPr>
-        <w:spacing w:after="60"/>
-      </w:pPr>
-      <w:r>
-        <w:t xml:space="preserve">Provisioning: account created from HR source (SCIM automates this from Workday → Okta → apps)</w:t>
-      </w:r>
-    </w:p>
-    <w:p>
-      <w:pPr>
-        <w:pStyle w:val="ListParagraph"/>
-        <w:numPr>
-          <w:ilvl w:val="0"/>
-          <w:numId w:val="2"/>
-        </w:numPr>
-        <w:spacing w:after="60"/>
-      </w:pPr>
-      <w:r>
-        <w:t xml:space="preserve">Modification: role changes (promotion, transfer) — old permissions should be REMOVED, not just added to</w:t>
-      </w:r>
-    </w:p>
-    <w:p>
-      <w:pPr>
-        <w:pStyle w:val="ListParagraph"/>
-        <w:numPr>
-          <w:ilvl w:val="0"/>
-          <w:numId w:val="2"/>
-        </w:numPr>
-        <w:spacing w:after="60"/>
-      </w:pPr>
-      <w:r>
-        <w:t xml:space="preserve">Suspension: temporary disable (leave of absence, suspected compromise)</w:t>
-      </w:r>
-    </w:p>
-    <w:p>
-      <w:pPr>
-        <w:pStyle w:val="ListParagraph"/>
-        <w:numPr>
-          <w:ilvl w:val="0"/>
-          <w:numId w:val="2"/>
-        </w:numPr>
-        <w:spacing w:after="60"/>
-      </w:pPr>
-      <w:r>
-        <w:t xml:space="preserve">Deprovisioning: termination — should be near-instant from HR system to all apps</w:t>
-      </w:r>
-    </w:p>
-    <w:p>
-      <w:pPr>
-        <w:pStyle w:val="ListParagraph"/>
-        <w:numPr>
-          <w:ilvl w:val="0"/>
-          <w:numId w:val="2"/>
-        </w:numPr>
-        <w:spacing w:after="60"/>
-      </w:pPr>
-      <w:r>
-        <w:t xml:space="preserve">Recertification: periodic review where managers confirm each user still needs each access</w:t>
-      </w:r>
-    </w:p>
-    <w:p>
-      <w:pPr>
-        <w:spacing w:after="100" w:before="200"/>
+        <w:t>Lifecycle stages</w:t>
+      </w:r>
+    </w:p>
+    <w:p>
+      <w:pPr>
+        <w:pStyle w:val="ListParagraph"/>
+        <w:numPr>
+          <w:ilvl w:val="0"/>
+          <w:numId w:val="2"/>
+        </w:numPr>
+        <w:spacing w:after="60"/>
+      </w:pPr>
+      <w:r>
+        <w:t>Provisioning: account created from HR source (SCIM automates this from Workday → Okta → apps)</w:t>
+      </w:r>
+    </w:p>
+    <w:p>
+      <w:pPr>
+        <w:pStyle w:val="ListParagraph"/>
+        <w:numPr>
+          <w:ilvl w:val="0"/>
+          <w:numId w:val="2"/>
+        </w:numPr>
+        <w:spacing w:after="60"/>
+      </w:pPr>
+      <w:r>
+        <w:lastRenderedPageBreak/>
+        <w:t>Modification: role changes (promotion, transfer) — old permissions should be REMOVED, not just added to</w:t>
+      </w:r>
+    </w:p>
+    <w:p>
+      <w:pPr>
+        <w:pStyle w:val="ListParagraph"/>
+        <w:numPr>
+          <w:ilvl w:val="0"/>
+          <w:numId w:val="2"/>
+        </w:numPr>
+        <w:spacing w:after="60"/>
+      </w:pPr>
+      <w:r>
+        <w:t>Suspension: temporary disable (leave of absence, suspected compromise)</w:t>
+      </w:r>
+    </w:p>
+    <w:p>
+      <w:pPr>
+        <w:pStyle w:val="ListParagraph"/>
+        <w:numPr>
+          <w:ilvl w:val="0"/>
+          <w:numId w:val="2"/>
+        </w:numPr>
+        <w:spacing w:after="60"/>
+      </w:pPr>
+      <w:r>
+        <w:t>Deprovisioning: termination — should be near-instant from HR system to all apps</w:t>
+      </w:r>
+    </w:p>
+    <w:p>
+      <w:pPr>
+        <w:pStyle w:val="ListParagraph"/>
+        <w:numPr>
+          <w:ilvl w:val="0"/>
+          <w:numId w:val="2"/>
+        </w:numPr>
+        <w:spacing w:after="60"/>
+      </w:pPr>
+      <w:r>
+        <w:t>Recertification: periodic review where managers confirm each user still needs each access</w:t>
+      </w:r>
+    </w:p>
+    <w:p>
+      <w:pPr>
+        <w:spacing w:before="200" w:after="100"/>
       </w:pPr>
       <w:r>
         <w:rPr>
@@ -1061,92 +1196,103 @@
           <w:sz w:val="24"/>
           <w:szCs w:val="24"/>
         </w:rPr>
-        <w:t xml:space="preserve">Privileged Access Management (PAM)</w:t>
-      </w:r>
-    </w:p>
-    <w:p>
-      <w:pPr>
-        <w:pStyle w:val="ListParagraph"/>
-        <w:numPr>
-          <w:ilvl w:val="0"/>
-          <w:numId w:val="2"/>
-        </w:numPr>
-        <w:spacing w:after="60"/>
-      </w:pPr>
-      <w:r>
-        <w:t xml:space="preserve">Vault: stores admin passwords and rotates them automatically</w:t>
-      </w:r>
-    </w:p>
-    <w:p>
-      <w:pPr>
-        <w:pStyle w:val="ListParagraph"/>
-        <w:numPr>
-          <w:ilvl w:val="0"/>
-          <w:numId w:val="2"/>
-        </w:numPr>
-        <w:spacing w:after="60"/>
-      </w:pPr>
-      <w:r>
-        <w:t xml:space="preserve">Session brokering: admins connect through PAM proxy, not directly — every action recorded</w:t>
-      </w:r>
-    </w:p>
-    <w:p>
-      <w:pPr>
-        <w:pStyle w:val="ListParagraph"/>
-        <w:numPr>
-          <w:ilvl w:val="0"/>
-          <w:numId w:val="2"/>
-        </w:numPr>
-        <w:spacing w:after="60"/>
-      </w:pPr>
-      <w:r>
-        <w:t xml:space="preserve">JIT elevation: admin requests "domain admin for 30 minutes," gets it, loses it automatically</w:t>
-      </w:r>
-    </w:p>
-    <w:p>
-      <w:pPr>
-        <w:pStyle w:val="ListParagraph"/>
-        <w:numPr>
-          <w:ilvl w:val="0"/>
-          <w:numId w:val="2"/>
-        </w:numPr>
-        <w:spacing w:after="60"/>
-      </w:pPr>
-      <w:r>
-        <w:t xml:space="preserve">Break-glass account: emergency-only credentials in a sealed envelope (literally or digitally)</w:t>
+        <w:t>Privileged Access Management (PAM)</w:t>
+      </w:r>
+    </w:p>
+    <w:p>
+      <w:pPr>
+        <w:pStyle w:val="ListParagraph"/>
+        <w:numPr>
+          <w:ilvl w:val="0"/>
+          <w:numId w:val="2"/>
+        </w:numPr>
+        <w:spacing w:after="60"/>
+      </w:pPr>
+      <w:r>
+        <w:t>Vault: stores admin passwords and rotates them automatically</w:t>
+      </w:r>
+    </w:p>
+    <w:p>
+      <w:pPr>
+        <w:pStyle w:val="ListParagraph"/>
+        <w:numPr>
+          <w:ilvl w:val="0"/>
+          <w:numId w:val="2"/>
+        </w:numPr>
+        <w:spacing w:after="60"/>
+      </w:pPr>
+      <w:r>
+        <w:t>Session brokering: admins connect through PAM proxy, not directly — every action recorded</w:t>
+      </w:r>
+    </w:p>
+    <w:p>
+      <w:pPr>
+        <w:pStyle w:val="ListParagraph"/>
+        <w:numPr>
+          <w:ilvl w:val="0"/>
+          <w:numId w:val="2"/>
+        </w:numPr>
+        <w:spacing w:after="60"/>
+      </w:pPr>
+      <w:r>
+        <w:t>JIT elevation: admin requests "domain admin for 30 minutes," gets it, loses it automatically</w:t>
+      </w:r>
+    </w:p>
+    <w:p>
+      <w:pPr>
+        <w:pStyle w:val="ListParagraph"/>
+        <w:numPr>
+          <w:ilvl w:val="0"/>
+          <w:numId w:val="2"/>
+        </w:numPr>
+        <w:spacing w:after="60"/>
+      </w:pPr>
+      <w:r>
+        <w:t>Break-glass account: emergency-only credentials in a sealed envelope (literally or digitally)</w:t>
       </w:r>
     </w:p>
     <w:tbl>
       <w:tblPr>
-        <w:tblW w:type="dxa" w:w="9360"/>
+        <w:tblW w:w="9360" w:type="dxa"/>
         <w:tblBorders>
-          <w:top w:val="single" w:color="auto" w:sz="4"/>
-          <w:left w:val="single" w:color="auto" w:sz="4"/>
-          <w:bottom w:val="single" w:color="auto" w:sz="4"/>
-          <w:right w:val="single" w:color="auto" w:sz="4"/>
-          <w:insideH w:val="single" w:color="auto" w:sz="4"/>
-          <w:insideV w:val="single" w:color="auto" w:sz="4"/>
+          <w:top w:val="single" w:sz="4" w:space="0" w:color="auto"/>
+          <w:left w:val="single" w:sz="4" w:space="0" w:color="auto"/>
+          <w:bottom w:val="single" w:sz="4" w:space="0" w:color="auto"/>
+          <w:right w:val="single" w:sz="4" w:space="0" w:color="auto"/>
+          <w:insideH w:val="single" w:sz="4" w:space="0" w:color="auto"/>
+          <w:insideV w:val="single" w:sz="4" w:space="0" w:color="auto"/>
         </w:tblBorders>
+        <w:tblCellMar>
+          <w:left w:w="10" w:type="dxa"/>
+          <w:right w:w="10" w:type="dxa"/>
+        </w:tblCellMar>
+        <w:tblLook w:val="0000" w:firstRow="0" w:lastRow="0" w:firstColumn="0" w:lastColumn="0" w:noHBand="0" w:noVBand="0"/>
       </w:tblPr>
       <w:tblGrid>
         <w:gridCol w:w="9360"/>
       </w:tblGrid>
       <w:tr>
+        <w:tblPrEx>
+          <w:tblCellMar>
+            <w:top w:w="0" w:type="dxa"/>
+            <w:bottom w:w="0" w:type="dxa"/>
+          </w:tblCellMar>
+        </w:tblPrEx>
         <w:tc>
           <w:tcPr>
-            <w:tcW w:type="dxa" w:w="9360"/>
+            <w:tcW w:w="9360" w:type="dxa"/>
             <w:tcBorders>
-              <w:top w:val="single" w:color="D9A66C" w:sz="4"/>
-              <w:left w:val="single" w:color="E08E2A" w:sz="18"/>
-              <w:bottom w:val="single" w:color="D9A66C" w:sz="4"/>
-              <w:right w:val="single" w:color="D9A66C" w:sz="4"/>
+              <w:top w:val="single" w:sz="4" w:space="0" w:color="D9A66C"/>
+              <w:left w:val="single" w:sz="18" w:space="0" w:color="E08E2A"/>
+              <w:bottom w:val="single" w:sz="4" w:space="0" w:color="D9A66C"/>
+              <w:right w:val="single" w:sz="4" w:space="0" w:color="D9A66C"/>
             </w:tcBorders>
-            <w:shd w:fill="FFF4E6" w:color="auto" w:val="clear"/>
+            <w:shd w:val="clear" w:color="auto" w:fill="FFF4E6"/>
             <w:tcMar>
-              <w:top w:type="dxa" w:w="140"/>
-              <w:left w:type="dxa" w:w="200"/>
-              <w:bottom w:type="dxa" w:w="140"/>
-              <w:right w:type="dxa" w:w="200"/>
+              <w:top w:w="140" w:type="dxa"/>
+              <w:left w:w="200" w:type="dxa"/>
+              <w:bottom w:w="140" w:type="dxa"/>
+              <w:right w:w="200" w:type="dxa"/>
             </w:tcMar>
           </w:tcPr>
           <w:p>
@@ -1158,10 +1304,8 @@
                 <w:b/>
                 <w:bCs/>
                 <w:color w:val="1F3864"/>
-                <w:sz w:val="22"/>
-                <w:szCs w:val="22"/>
               </w:rPr>
-              <w:t xml:space="preserve">REAL-WORLD SCENARIO — Ex-employee sabotages cloud infrastructure (recurring)</w:t>
+              <w:t>REAL-WORLD SCENARIO — Ex-employee sabotages cloud infrastructure (recurring)</w:t>
             </w:r>
           </w:p>
           <w:p>
@@ -1169,11 +1313,7 @@
               <w:spacing w:after="60"/>
             </w:pPr>
             <w:r>
-              <w:rPr>
-                <w:sz w:val="22"/>
-                <w:szCs w:val="22"/>
-              </w:rPr>
-              <w:t xml:space="preserve">Multiple documented cases: terminated employees retain AWS keys, GitHub access, or VPN credentials for weeks or months. They delete production data, leak source code, or sell access to ransomware groups.</w:t>
+              <w:t>Multiple documented cases: terminated employees retain AWS keys, GitHub access, or VPN credentials for weeks or months. They delete production data, leak source code, or sell access to ransomware groups.</w:t>
             </w:r>
           </w:p>
           <w:p>
@@ -1181,11 +1321,7 @@
               <w:spacing w:after="60"/>
             </w:pPr>
             <w:r>
-              <w:rPr>
-                <w:sz w:val="22"/>
-                <w:szCs w:val="22"/>
-              </w:rPr>
-              <w:t xml:space="preserve">Common failure: HR fires the person Friday at 4pm; IT processes the ticket Monday morning. The 60-hour window is the breach.</w:t>
+              <w:t>Common failure: HR fires the person Friday at 4pm; IT processes the ticket Monday morning. The 60-hour window is the breach.</w:t>
             </w:r>
           </w:p>
           <w:p>
@@ -1193,47 +1329,41 @@
               <w:spacing w:after="60"/>
             </w:pPr>
             <w:r>
-              <w:rPr>
-                <w:sz w:val="22"/>
-                <w:szCs w:val="22"/>
-              </w:rPr>
-              <w:t xml:space="preserve">Lesson: deprovisioning must be automated and event-driven. The moment Workday flips status to "Terminated," every SaaS, VPN, and badge should be cut. Test this quarterly.</w:t>
+              <w:t xml:space="preserve">Lesson: deprovisioning must be automated and </w:t>
+            </w:r>
+            <w:proofErr w:type="gramStart"/>
+            <w:r>
+              <w:t>event-driven</w:t>
+            </w:r>
+            <w:proofErr w:type="gramEnd"/>
+            <w:r>
+              <w:t>. The moment Workday flips status to "Terminated," every SaaS, VPN, and badge should be cut. Test this quarterly.</w:t>
             </w:r>
           </w:p>
         </w:tc>
       </w:tr>
-    </w:tbl>
-    <w:tbl>
-      <w:tblPr>
-        <w:tblW w:type="dxa" w:w="9360"/>
-        <w:tblBorders>
-          <w:top w:val="single" w:color="auto" w:sz="4"/>
-          <w:left w:val="single" w:color="auto" w:sz="4"/>
-          <w:bottom w:val="single" w:color="auto" w:sz="4"/>
-          <w:right w:val="single" w:color="auto" w:sz="4"/>
-          <w:insideH w:val="single" w:color="auto" w:sz="4"/>
-          <w:insideV w:val="single" w:color="auto" w:sz="4"/>
-        </w:tblBorders>
-      </w:tblPr>
-      <w:tblGrid>
-        <w:gridCol w:w="9360"/>
-      </w:tblGrid>
       <w:tr>
+        <w:tblPrEx>
+          <w:tblCellMar>
+            <w:top w:w="0" w:type="dxa"/>
+            <w:bottom w:w="0" w:type="dxa"/>
+          </w:tblCellMar>
+        </w:tblPrEx>
         <w:tc>
           <w:tcPr>
-            <w:tcW w:type="dxa" w:w="9360"/>
+            <w:tcW w:w="9360" w:type="dxa"/>
             <w:tcBorders>
-              <w:top w:val="single" w:color="D9A66C" w:sz="4"/>
-              <w:left w:val="single" w:color="2E75B6" w:sz="18"/>
-              <w:bottom w:val="single" w:color="D9A66C" w:sz="4"/>
-              <w:right w:val="single" w:color="D9A66C" w:sz="4"/>
+              <w:top w:val="single" w:sz="4" w:space="0" w:color="D9A66C"/>
+              <w:left w:val="single" w:sz="18" w:space="0" w:color="2E75B6"/>
+              <w:bottom w:val="single" w:sz="4" w:space="0" w:color="D9A66C"/>
+              <w:right w:val="single" w:sz="4" w:space="0" w:color="D9A66C"/>
             </w:tcBorders>
-            <w:shd w:fill="E8F1FB" w:color="auto" w:val="clear"/>
+            <w:shd w:val="clear" w:color="auto" w:fill="E8F1FB"/>
             <w:tcMar>
-              <w:top w:type="dxa" w:w="140"/>
-              <w:left w:type="dxa" w:w="200"/>
-              <w:bottom w:type="dxa" w:w="140"/>
-              <w:right w:type="dxa" w:w="200"/>
+              <w:top w:w="140" w:type="dxa"/>
+              <w:left w:w="200" w:type="dxa"/>
+              <w:bottom w:w="140" w:type="dxa"/>
+              <w:right w:w="200" w:type="dxa"/>
             </w:tcMar>
           </w:tcPr>
           <w:p>
@@ -1245,10 +1375,8 @@
                 <w:b/>
                 <w:bCs/>
                 <w:color w:val="1F3864"/>
-                <w:sz w:val="22"/>
-                <w:szCs w:val="22"/>
               </w:rPr>
-              <w:t xml:space="preserve">TIP — The IAM mental model</w:t>
+              <w:t>TIP — The IAM mental model</w:t>
             </w:r>
           </w:p>
           <w:p>
@@ -1256,11 +1384,7 @@
               <w:spacing w:after="60"/>
             </w:pPr>
             <w:r>
-              <w:rPr>
-                <w:sz w:val="22"/>
-                <w:szCs w:val="22"/>
-              </w:rPr>
-              <w:t xml:space="preserve">Every access decision has the same shape: WHO (authenticated identity) wants to DO WHAT (action) on WHAT (resource) UNDER WHAT CONDITIONS (context).</w:t>
+              <w:t>Every access decision has the same shape: WHO (authenticated identity) wants to DO WHAT (action) on WHAT (resource) UNDER WHAT CONDITIONS (context).</w:t>
             </w:r>
           </w:p>
           <w:p>
@@ -1268,11 +1392,7 @@
               <w:spacing w:after="60"/>
             </w:pPr>
             <w:r>
-              <w:rPr>
-                <w:sz w:val="22"/>
-                <w:szCs w:val="22"/>
-              </w:rPr>
-              <w:t xml:space="preserve">Authentication answers WHO. Authorization answers DO WHAT + WHAT + CONDITIONS. If you can decompose any access scenario this way, you understand IAM.</w:t>
+              <w:t>Authentication answers WHO. Authorization answers DO WHAT + WHAT + CONDITIONS. If you can decompose any access scenario this way, you understand IAM.</w:t>
             </w:r>
           </w:p>
         </w:tc>
@@ -1283,59 +1403,67 @@
         <w:pStyle w:val="Heading2"/>
       </w:pPr>
       <w:r>
-        <w:t xml:space="preserve">Weekend recap</w:t>
-      </w:r>
-    </w:p>
-    <w:p>
-      <w:pPr>
-        <w:pStyle w:val="ListParagraph"/>
-        <w:numPr>
-          <w:ilvl w:val="0"/>
-          <w:numId w:val="2"/>
-        </w:numPr>
-        <w:spacing w:after="60"/>
-      </w:pPr>
-      <w:r>
-        <w:t xml:space="preserve">Take the 20-question quiz at the end of this section.</w:t>
-      </w:r>
-    </w:p>
-    <w:p>
-      <w:pPr>
-        <w:pStyle w:val="ListParagraph"/>
-        <w:numPr>
-          <w:ilvl w:val="0"/>
-          <w:numId w:val="2"/>
-        </w:numPr>
-        <w:spacing w:after="60"/>
-      </w:pPr>
-      <w:r>
-        <w:t xml:space="preserve">Set up a TOTP app on your phone and enable MFA on three accounts you own (start with email — it's the recovery anchor for everything else).</w:t>
-      </w:r>
-    </w:p>
-    <w:p>
-      <w:pPr>
-        <w:pStyle w:val="ListParagraph"/>
-        <w:numPr>
-          <w:ilvl w:val="0"/>
-          <w:numId w:val="2"/>
-        </w:numPr>
-        <w:spacing w:after="60"/>
-      </w:pPr>
-      <w:r>
-        <w:t xml:space="preserve">Diagram an OIDC "Sign in with Google" flow on paper: user → app → Google → token → back to app.</w:t>
-      </w:r>
-    </w:p>
-    <w:p>
-      <w:pPr>
-        <w:pStyle w:val="ListParagraph"/>
-        <w:numPr>
-          <w:ilvl w:val="0"/>
-          <w:numId w:val="2"/>
-        </w:numPr>
-        <w:spacing w:after="60"/>
-      </w:pPr>
-      <w:r>
-        <w:t xml:space="preserve">Pick one breach from this week's scenarios and write a 1-paragraph "what one IAM control would have stopped this" analysis.</w:t>
+        <w:t>Weekend recap</w:t>
+      </w:r>
+    </w:p>
+    <w:p>
+      <w:pPr>
+        <w:pStyle w:val="ListParagraph"/>
+        <w:numPr>
+          <w:ilvl w:val="0"/>
+          <w:numId w:val="2"/>
+        </w:numPr>
+        <w:spacing w:after="60"/>
+      </w:pPr>
+      <w:r>
+        <w:t>Take the 20-question quiz at the end of this section.</w:t>
+      </w:r>
+    </w:p>
+    <w:p>
+      <w:pPr>
+        <w:pStyle w:val="ListParagraph"/>
+        <w:numPr>
+          <w:ilvl w:val="0"/>
+          <w:numId w:val="2"/>
+        </w:numPr>
+        <w:spacing w:after="60"/>
+      </w:pPr>
+      <w:r>
+        <w:t>Set up a TOTP app on your phone and enable MFA on three accounts you own (start with email — it's the recovery anchor for everything else).</w:t>
+      </w:r>
+    </w:p>
+    <w:p>
+      <w:pPr>
+        <w:pStyle w:val="ListParagraph"/>
+        <w:numPr>
+          <w:ilvl w:val="0"/>
+          <w:numId w:val="2"/>
+        </w:numPr>
+        <w:spacing w:after="60"/>
+      </w:pPr>
+      <w:r>
+        <w:t xml:space="preserve">Diagram </w:t>
+      </w:r>
+      <w:proofErr w:type="gramStart"/>
+      <w:r>
+        <w:t>an</w:t>
+      </w:r>
+      <w:proofErr w:type="gramEnd"/>
+      <w:r>
+        <w:t xml:space="preserve"> OIDC "Sign in with Google" flow on paper: user → app → Google → token → back to app.</w:t>
+      </w:r>
+    </w:p>
+    <w:p>
+      <w:pPr>
+        <w:pStyle w:val="ListParagraph"/>
+        <w:numPr>
+          <w:ilvl w:val="0"/>
+          <w:numId w:val="2"/>
+        </w:numPr>
+        <w:spacing w:after="60"/>
+      </w:pPr>
+      <w:r>
+        <w:t>Pick one breach from this week's scenarios and write a 1-paragraph "what one IAM control would have stopped this" analysis.</w:t>
       </w:r>
     </w:p>
     <w:p>
@@ -1348,12 +1476,13 @@
         <w:pStyle w:val="Heading2"/>
       </w:pPr>
       <w:r>
-        <w:t xml:space="preserve">Week 3 Quiz — 20 Questions</w:t>
-      </w:r>
-    </w:p>
-    <w:p>
-      <w:pPr>
-        <w:spacing w:after="60" w:before="120"/>
+        <w:lastRenderedPageBreak/>
+        <w:t>Week 3 Quiz — 20 Questions</w:t>
+      </w:r>
+    </w:p>
+    <w:p>
+      <w:pPr>
+        <w:spacing w:before="120" w:after="60"/>
       </w:pPr>
       <w:r>
         <w:rPr>
@@ -1364,7 +1493,7 @@
         <w:t xml:space="preserve">Q1. </w:t>
       </w:r>
       <w:r>
-        <w:t xml:space="preserve">A fingerprint reader is which authentication factor?</w:t>
+        <w:t>A fingerprint reader is which authentication factor?</w:t>
       </w:r>
     </w:p>
     <w:p>
@@ -1380,7 +1509,7 @@
         <w:t xml:space="preserve">   A) </w:t>
       </w:r>
       <w:r>
-        <w:t xml:space="preserve">Something you know</w:t>
+        <w:t>Something you know</w:t>
       </w:r>
     </w:p>
     <w:p>
@@ -1396,7 +1525,7 @@
         <w:t xml:space="preserve">   B) </w:t>
       </w:r>
       <w:r>
-        <w:t xml:space="preserve">Something you have</w:t>
+        <w:t>Something you have</w:t>
       </w:r>
     </w:p>
     <w:p>
@@ -1412,7 +1541,7 @@
         <w:t xml:space="preserve">   C) </w:t>
       </w:r>
       <w:r>
-        <w:t xml:space="preserve">Something you are</w:t>
+        <w:t>Something you are</w:t>
       </w:r>
     </w:p>
     <w:p>
@@ -1428,12 +1557,12 @@
         <w:t xml:space="preserve">   D) </w:t>
       </w:r>
       <w:r>
-        <w:t xml:space="preserve">Somewhere you are</w:t>
-      </w:r>
-    </w:p>
-    <w:p>
-      <w:pPr>
-        <w:spacing w:after="60" w:before="120"/>
+        <w:t>Somewhere you are</w:t>
+      </w:r>
+    </w:p>
+    <w:p>
+      <w:pPr>
+        <w:spacing w:before="120" w:after="60"/>
       </w:pPr>
       <w:r>
         <w:rPr>
@@ -1444,7 +1573,7 @@
         <w:t xml:space="preserve">Q2. </w:t>
       </w:r>
       <w:r>
-        <w:t xml:space="preserve">Which MFA method is most resistant to phishing?</w:t>
+        <w:t>Which MFA method is most resistant to phishing?</w:t>
       </w:r>
     </w:p>
     <w:p>
@@ -1460,7 +1589,7 @@
         <w:t xml:space="preserve">   A) </w:t>
       </w:r>
       <w:r>
-        <w:t xml:space="preserve">SMS code</w:t>
+        <w:t>SMS code</w:t>
       </w:r>
     </w:p>
     <w:p>
@@ -1476,7 +1605,7 @@
         <w:t xml:space="preserve">   B) </w:t>
       </w:r>
       <w:r>
-        <w:t xml:space="preserve">TOTP app</w:t>
+        <w:t>TOTP app</w:t>
       </w:r>
     </w:p>
     <w:p>
@@ -1492,7 +1621,7 @@
         <w:t xml:space="preserve">   C) </w:t>
       </w:r>
       <w:r>
-        <w:t xml:space="preserve">FIDO2 / WebAuthn hardware key</w:t>
+        <w:t>FIDO2 / WebAuthn hardware key</w:t>
       </w:r>
     </w:p>
     <w:p>
@@ -1508,12 +1637,12 @@
         <w:t xml:space="preserve">   D) </w:t>
       </w:r>
       <w:r>
-        <w:t xml:space="preserve">Security questions</w:t>
-      </w:r>
-    </w:p>
-    <w:p>
-      <w:pPr>
-        <w:spacing w:after="60" w:before="120"/>
+        <w:t>Security questions</w:t>
+      </w:r>
+    </w:p>
+    <w:p>
+      <w:pPr>
+        <w:spacing w:before="120" w:after="60"/>
       </w:pPr>
       <w:r>
         <w:rPr>
@@ -1524,7 +1653,7 @@
         <w:t xml:space="preserve">Q3. </w:t>
       </w:r>
       <w:r>
-        <w:t xml:space="preserve">OAuth 2.0 is primarily a framework for:</w:t>
+        <w:t>OAuth 2.0 is primarily a framework for:</w:t>
       </w:r>
     </w:p>
     <w:p>
@@ -1540,7 +1669,7 @@
         <w:t xml:space="preserve">   A) </w:t>
       </w:r>
       <w:r>
-        <w:t xml:space="preserve">Authentication</w:t>
+        <w:t>Authentication</w:t>
       </w:r>
     </w:p>
     <w:p>
@@ -1556,7 +1685,7 @@
         <w:t xml:space="preserve">   B) </w:t>
       </w:r>
       <w:r>
-        <w:t xml:space="preserve">Authorization / delegated access</w:t>
+        <w:t>Authorization / delegated access</w:t>
       </w:r>
     </w:p>
     <w:p>
@@ -1572,7 +1701,7 @@
         <w:t xml:space="preserve">   C) </w:t>
       </w:r>
       <w:r>
-        <w:t xml:space="preserve">Encryption</w:t>
+        <w:t>Encryption</w:t>
       </w:r>
     </w:p>
     <w:p>
@@ -1588,12 +1717,12 @@
         <w:t xml:space="preserve">   D) </w:t>
       </w:r>
       <w:r>
-        <w:t xml:space="preserve">Federation only</w:t>
-      </w:r>
-    </w:p>
-    <w:p>
-      <w:pPr>
-        <w:spacing w:after="60" w:before="120"/>
+        <w:t>Federation only</w:t>
+      </w:r>
+    </w:p>
+    <w:p>
+      <w:pPr>
+        <w:spacing w:before="120" w:after="60"/>
       </w:pPr>
       <w:r>
         <w:rPr>
@@ -1604,7 +1733,7 @@
         <w:t xml:space="preserve">Q4. </w:t>
       </w:r>
       <w:r>
-        <w:t xml:space="preserve">Which protocol adds an identity layer on top of OAuth 2.0?</w:t>
+        <w:t>Which protocol adds an identity layer on top of OAuth 2.0?</w:t>
       </w:r>
     </w:p>
     <w:p>
@@ -1620,7 +1749,7 @@
         <w:t xml:space="preserve">   A) </w:t>
       </w:r>
       <w:r>
-        <w:t xml:space="preserve">SAML</w:t>
+        <w:t>SAML</w:t>
       </w:r>
     </w:p>
     <w:p>
@@ -1636,7 +1765,7 @@
         <w:t xml:space="preserve">   B) </w:t>
       </w:r>
       <w:r>
-        <w:t xml:space="preserve">Kerberos</w:t>
+        <w:t>Kerberos</w:t>
       </w:r>
     </w:p>
     <w:p>
@@ -1652,7 +1781,7 @@
         <w:t xml:space="preserve">   C) </w:t>
       </w:r>
       <w:r>
-        <w:t xml:space="preserve">OIDC</w:t>
+        <w:t>OIDC</w:t>
       </w:r>
     </w:p>
     <w:p>
@@ -1668,12 +1797,12 @@
         <w:t xml:space="preserve">   D) </w:t>
       </w:r>
       <w:r>
-        <w:t xml:space="preserve">RADIUS</w:t>
-      </w:r>
-    </w:p>
-    <w:p>
-      <w:pPr>
-        <w:spacing w:after="60" w:before="120"/>
+        <w:t>RADIUS</w:t>
+      </w:r>
+    </w:p>
+    <w:p>
+      <w:pPr>
+        <w:spacing w:before="120" w:after="60"/>
       </w:pPr>
       <w:r>
         <w:rPr>
@@ -1684,7 +1813,15 @@
         <w:t xml:space="preserve">Q5. </w:t>
       </w:r>
       <w:r>
-        <w:t xml:space="preserve">In SAML terminology, the application a user logs into is the:</w:t>
+        <w:t xml:space="preserve">In SAML terminology, the application a user </w:t>
+      </w:r>
+      <w:proofErr w:type="gramStart"/>
+      <w:r>
+        <w:t>logs</w:t>
+      </w:r>
+      <w:proofErr w:type="gramEnd"/>
+      <w:r>
+        <w:t xml:space="preserve"> into is the:</w:t>
       </w:r>
     </w:p>
     <w:p>
@@ -1700,7 +1837,7 @@
         <w:t xml:space="preserve">   A) </w:t>
       </w:r>
       <w:r>
-        <w:t xml:space="preserve">IdP</w:t>
+        <w:t>IdP</w:t>
       </w:r>
     </w:p>
     <w:p>
@@ -1716,7 +1853,7 @@
         <w:t xml:space="preserve">   B) </w:t>
       </w:r>
       <w:r>
-        <w:t xml:space="preserve">SP / RP</w:t>
+        <w:t>SP / RP</w:t>
       </w:r>
     </w:p>
     <w:p>
@@ -1732,7 +1869,7 @@
         <w:t xml:space="preserve">   C) </w:t>
       </w:r>
       <w:r>
-        <w:t xml:space="preserve">CA</w:t>
+        <w:t>CA</w:t>
       </w:r>
     </w:p>
     <w:p>
@@ -1748,12 +1885,12 @@
         <w:t xml:space="preserve">   D) </w:t>
       </w:r>
       <w:r>
-        <w:t xml:space="preserve">STS</w:t>
-      </w:r>
-    </w:p>
-    <w:p>
-      <w:pPr>
-        <w:spacing w:after="60" w:before="120"/>
+        <w:t>STS</w:t>
+      </w:r>
+    </w:p>
+    <w:p>
+      <w:pPr>
+        <w:spacing w:before="120" w:after="60"/>
       </w:pPr>
       <w:r>
         <w:rPr>
@@ -1764,7 +1901,7 @@
         <w:t xml:space="preserve">Q6. </w:t>
       </w:r>
       <w:r>
-        <w:t xml:space="preserve">The MGM Resorts breach in 2023 succeeded primarily because:</w:t>
+        <w:t>The MGM Resorts breach in 2023 succeeded primarily because:</w:t>
       </w:r>
     </w:p>
     <w:p>
@@ -1780,7 +1917,7 @@
         <w:t xml:space="preserve">   A) </w:t>
       </w:r>
       <w:r>
-        <w:t xml:space="preserve">MGM had no MFA deployed</w:t>
+        <w:t>MGM had no MFA deployed</w:t>
       </w:r>
     </w:p>
     <w:p>
@@ -1796,7 +1933,7 @@
         <w:t xml:space="preserve">   B) </w:t>
       </w:r>
       <w:r>
-        <w:t xml:space="preserve">The helpdesk reset MFA without verifying the caller's identity</w:t>
+        <w:t>The helpdesk reset MFA without verifying the caller's identity</w:t>
       </w:r>
     </w:p>
     <w:p>
@@ -1812,7 +1949,7 @@
         <w:t xml:space="preserve">   C) </w:t>
       </w:r>
       <w:r>
-        <w:t xml:space="preserve">A zero-day in Okta was exploited</w:t>
+        <w:t>A zero-day in Okta was exploited</w:t>
       </w:r>
     </w:p>
     <w:p>
@@ -1828,12 +1965,12 @@
         <w:t xml:space="preserve">   D) </w:t>
       </w:r>
       <w:r>
-        <w:t xml:space="preserve">Encrypted vaults were stolen</w:t>
-      </w:r>
-    </w:p>
-    <w:p>
-      <w:pPr>
-        <w:spacing w:after="60" w:before="120"/>
+        <w:t>Encrypted vaults were stolen</w:t>
+      </w:r>
+    </w:p>
+    <w:p>
+      <w:pPr>
+        <w:spacing w:before="120" w:after="60"/>
       </w:pPr>
       <w:r>
         <w:rPr>
@@ -1844,7 +1981,7 @@
         <w:t xml:space="preserve">Q7. </w:t>
       </w:r>
       <w:r>
-        <w:t xml:space="preserve">Which access-control model uses labels like SECRET and TOP SECRET?</w:t>
+        <w:t>Which access-control model uses labels like SECRET and TOP SECRET?</w:t>
       </w:r>
     </w:p>
     <w:p>
@@ -1860,7 +1997,7 @@
         <w:t xml:space="preserve">   A) </w:t>
       </w:r>
       <w:r>
-        <w:t xml:space="preserve">DAC</w:t>
+        <w:t>DAC</w:t>
       </w:r>
     </w:p>
     <w:p>
@@ -1876,7 +2013,7 @@
         <w:t xml:space="preserve">   B) </w:t>
       </w:r>
       <w:r>
-        <w:t xml:space="preserve">MAC</w:t>
+        <w:t>MAC</w:t>
       </w:r>
     </w:p>
     <w:p>
@@ -1892,7 +2029,7 @@
         <w:t xml:space="preserve">   C) </w:t>
       </w:r>
       <w:r>
-        <w:t xml:space="preserve">RBAC</w:t>
+        <w:t>RBAC</w:t>
       </w:r>
     </w:p>
     <w:p>
@@ -1908,12 +2045,12 @@
         <w:t xml:space="preserve">   D) </w:t>
       </w:r>
       <w:r>
-        <w:t xml:space="preserve">ABAC</w:t>
-      </w:r>
-    </w:p>
-    <w:p>
-      <w:pPr>
-        <w:spacing w:after="60" w:before="120"/>
+        <w:t>ABAC</w:t>
+      </w:r>
+    </w:p>
+    <w:p>
+      <w:pPr>
+        <w:spacing w:before="120" w:after="60"/>
       </w:pPr>
       <w:r>
         <w:rPr>
@@ -1924,7 +2061,7 @@
         <w:t xml:space="preserve">Q8. </w:t>
       </w:r>
       <w:r>
-        <w:t xml:space="preserve">An AWS policy that allows S3 read access only from the corporate IP range during business hours is an example of:</w:t>
+        <w:t>An AWS policy that allows S3 read access only from the corporate IP range during business hours is an example of:</w:t>
       </w:r>
     </w:p>
     <w:p>
@@ -1940,7 +2077,7 @@
         <w:t xml:space="preserve">   A) </w:t>
       </w:r>
       <w:r>
-        <w:t xml:space="preserve">DAC</w:t>
+        <w:t>DAC</w:t>
       </w:r>
     </w:p>
     <w:p>
@@ -1956,7 +2093,7 @@
         <w:t xml:space="preserve">   B) </w:t>
       </w:r>
       <w:r>
-        <w:t xml:space="preserve">MAC</w:t>
+        <w:t>MAC</w:t>
       </w:r>
     </w:p>
     <w:p>
@@ -1972,7 +2109,7 @@
         <w:t xml:space="preserve">   C) </w:t>
       </w:r>
       <w:r>
-        <w:t xml:space="preserve">RBAC</w:t>
+        <w:t>RBAC</w:t>
       </w:r>
     </w:p>
     <w:p>
@@ -1988,23 +2125,24 @@
         <w:t xml:space="preserve">   D) </w:t>
       </w:r>
       <w:r>
-        <w:t xml:space="preserve">ABAC</w:t>
-      </w:r>
-    </w:p>
-    <w:p>
-      <w:pPr>
-        <w:spacing w:after="60" w:before="120"/>
-      </w:pPr>
-      <w:r>
-        <w:rPr>
-          <w:b/>
-          <w:bCs/>
-          <w:color w:val="1F3864"/>
-        </w:rPr>
+        <w:t>ABAC</w:t>
+      </w:r>
+    </w:p>
+    <w:p>
+      <w:pPr>
+        <w:spacing w:before="120" w:after="60"/>
+      </w:pPr>
+      <w:r>
+        <w:rPr>
+          <w:b/>
+          <w:bCs/>
+          <w:color w:val="1F3864"/>
+        </w:rPr>
+        <w:lastRenderedPageBreak/>
         <w:t xml:space="preserve">Q9. </w:t>
       </w:r>
       <w:r>
-        <w:t xml:space="preserve">The principle that no single person should be able to complete a high-risk transaction alone is called:</w:t>
+        <w:t>The principle that no single person should be able to complete a high-risk transaction alone is called:</w:t>
       </w:r>
     </w:p>
     <w:p>
@@ -2020,7 +2158,7 @@
         <w:t xml:space="preserve">   A) </w:t>
       </w:r>
       <w:r>
-        <w:t xml:space="preserve">Least privilege</w:t>
+        <w:t>Least privilege</w:t>
       </w:r>
     </w:p>
     <w:p>
@@ -2036,7 +2174,7 @@
         <w:t xml:space="preserve">   B) </w:t>
       </w:r>
       <w:r>
-        <w:t xml:space="preserve">Separation of duties</w:t>
+        <w:t>Separation of duties</w:t>
       </w:r>
     </w:p>
     <w:p>
@@ -2052,7 +2190,7 @@
         <w:t xml:space="preserve">   C) </w:t>
       </w:r>
       <w:r>
-        <w:t xml:space="preserve">Need-to-know</w:t>
+        <w:t>Need-to-know</w:t>
       </w:r>
     </w:p>
     <w:p>
@@ -2068,12 +2206,12 @@
         <w:t xml:space="preserve">   D) </w:t>
       </w:r>
       <w:r>
-        <w:t xml:space="preserve">Defense in depth</w:t>
-      </w:r>
-    </w:p>
-    <w:p>
-      <w:pPr>
-        <w:spacing w:after="60" w:before="120"/>
+        <w:t>Defense in depth</w:t>
+      </w:r>
+    </w:p>
+    <w:p>
+      <w:pPr>
+        <w:spacing w:before="120" w:after="60"/>
       </w:pPr>
       <w:r>
         <w:rPr>
@@ -2084,7 +2222,7 @@
         <w:t xml:space="preserve">Q10. </w:t>
       </w:r>
       <w:r>
-        <w:t xml:space="preserve">SMS-based MFA is considered weak primarily because of:</w:t>
+        <w:t>SMS-based MFA is considered weak primarily because of:</w:t>
       </w:r>
     </w:p>
     <w:p>
@@ -2100,7 +2238,7 @@
         <w:t xml:space="preserve">   A) </w:t>
       </w:r>
       <w:r>
-        <w:t xml:space="preserve">Encryption weaknesses in cellular networks</w:t>
+        <w:t>Encryption weaknesses in cellular networks</w:t>
       </w:r>
     </w:p>
     <w:p>
@@ -2116,7 +2254,7 @@
         <w:t xml:space="preserve">   B) </w:t>
       </w:r>
       <w:r>
-        <w:t xml:space="preserve">SIM swap attacks and SS7 interception</w:t>
+        <w:t>SIM swap attacks and SS7 interception</w:t>
       </w:r>
     </w:p>
     <w:p>
@@ -2132,7 +2270,7 @@
         <w:t xml:space="preserve">   C) </w:t>
       </w:r>
       <w:r>
-        <w:t xml:space="preserve">Slow delivery</w:t>
+        <w:t>Slow delivery</w:t>
       </w:r>
     </w:p>
     <w:p>
@@ -2148,12 +2286,12 @@
         <w:t xml:space="preserve">   D) </w:t>
       </w:r>
       <w:r>
-        <w:t xml:space="preserve">Cost</w:t>
-      </w:r>
-    </w:p>
-    <w:p>
-      <w:pPr>
-        <w:spacing w:after="60" w:before="120"/>
+        <w:t>Cost</w:t>
+      </w:r>
+    </w:p>
+    <w:p>
+      <w:pPr>
+        <w:spacing w:before="120" w:after="60"/>
       </w:pPr>
       <w:r>
         <w:rPr>
@@ -2164,7 +2302,7 @@
         <w:t xml:space="preserve">Q11. </w:t>
       </w:r>
       <w:r>
-        <w:t xml:space="preserve">The Snowflake customer breaches of 2024 were caused mainly by:</w:t>
+        <w:t>The Snowflake customer breaches of 2024 were caused mainly by:</w:t>
       </w:r>
     </w:p>
     <w:p>
@@ -2180,7 +2318,7 @@
         <w:t xml:space="preserve">   A) </w:t>
       </w:r>
       <w:r>
-        <w:t xml:space="preserve">A vulnerability in Snowflake's platform</w:t>
+        <w:t>A vulnerability in Snowflake's platform</w:t>
       </w:r>
     </w:p>
     <w:p>
@@ -2196,7 +2334,7 @@
         <w:t xml:space="preserve">   B) </w:t>
       </w:r>
       <w:r>
-        <w:t xml:space="preserve">Customer tenants without MFA enabled, plus stolen credentials</w:t>
+        <w:t>Customer tenants without MFA enabled, plus stolen credentials</w:t>
       </w:r>
     </w:p>
     <w:p>
@@ -2212,7 +2350,7 @@
         <w:t xml:space="preserve">   C) </w:t>
       </w:r>
       <w:r>
-        <w:t xml:space="preserve">Misconfigured network firewalls</w:t>
+        <w:t>Misconfigured network firewalls</w:t>
       </w:r>
     </w:p>
     <w:p>
@@ -2228,12 +2366,12 @@
         <w:t xml:space="preserve">   D) </w:t>
       </w:r>
       <w:r>
-        <w:t xml:space="preserve">Ransomware encryption</w:t>
-      </w:r>
-    </w:p>
-    <w:p>
-      <w:pPr>
-        <w:spacing w:after="60" w:before="120"/>
+        <w:t>Ransomware encryption</w:t>
+      </w:r>
+    </w:p>
+    <w:p>
+      <w:pPr>
+        <w:spacing w:before="120" w:after="60"/>
       </w:pPr>
       <w:r>
         <w:rPr>
@@ -2244,7 +2382,7 @@
         <w:t xml:space="preserve">Q12. </w:t>
       </w:r>
       <w:r>
-        <w:t xml:space="preserve">A SCIM integration between Workday and Okta primarily supports:</w:t>
+        <w:t>A SCIM integration between Workday and Okta primarily supports:</w:t>
       </w:r>
     </w:p>
     <w:p>
@@ -2260,7 +2398,7 @@
         <w:t xml:space="preserve">   A) </w:t>
       </w:r>
       <w:r>
-        <w:t xml:space="preserve">Encryption at rest</w:t>
+        <w:t>Encryption at rest</w:t>
       </w:r>
     </w:p>
     <w:p>
@@ -2276,7 +2414,7 @@
         <w:t xml:space="preserve">   B) </w:t>
       </w:r>
       <w:r>
-        <w:t xml:space="preserve">Automated user provisioning and deprovisioning</w:t>
+        <w:t>Automated user provisioning and deprovisioning</w:t>
       </w:r>
     </w:p>
     <w:p>
@@ -2292,7 +2430,7 @@
         <w:t xml:space="preserve">   C) </w:t>
       </w:r>
       <w:r>
-        <w:t xml:space="preserve">Network segmentation</w:t>
+        <w:t>Network segmentation</w:t>
       </w:r>
     </w:p>
     <w:p>
@@ -2308,12 +2446,12 @@
         <w:t xml:space="preserve">   D) </w:t>
       </w:r>
       <w:r>
-        <w:t xml:space="preserve">TLS configuration</w:t>
-      </w:r>
-    </w:p>
-    <w:p>
-      <w:pPr>
-        <w:spacing w:after="60" w:before="120"/>
+        <w:t>TLS configuration</w:t>
+      </w:r>
+    </w:p>
+    <w:p>
+      <w:pPr>
+        <w:spacing w:before="120" w:after="60"/>
       </w:pPr>
       <w:r>
         <w:rPr>
@@ -2324,7 +2462,7 @@
         <w:t xml:space="preserve">Q13. </w:t>
       </w:r>
       <w:r>
-        <w:t xml:space="preserve">Just-in-time (JIT) privileged access means:</w:t>
+        <w:t>Just-in-time (JIT) privileged access means:</w:t>
       </w:r>
     </w:p>
     <w:p>
@@ -2340,7 +2478,7 @@
         <w:t xml:space="preserve">   A) </w:t>
       </w:r>
       <w:r>
-        <w:t xml:space="preserve">Permissions are granted only as needed and expire automatically</w:t>
+        <w:t>Permissions are granted only as needed and expire automatically</w:t>
       </w:r>
     </w:p>
     <w:p>
@@ -2356,7 +2494,7 @@
         <w:t xml:space="preserve">   B) </w:t>
       </w:r>
       <w:r>
-        <w:t xml:space="preserve">Permissions are granted immediately at hire</w:t>
+        <w:t>Permissions are granted immediately at hire</w:t>
       </w:r>
     </w:p>
     <w:p>
@@ -2372,7 +2510,7 @@
         <w:t xml:space="preserve">   C) </w:t>
       </w:r>
       <w:r>
-        <w:t xml:space="preserve">Permissions inherit from a parent role</w:t>
+        <w:t>Permissions inherit from a parent role</w:t>
       </w:r>
     </w:p>
     <w:p>
@@ -2388,12 +2526,12 @@
         <w:t xml:space="preserve">   D) </w:t>
       </w:r>
       <w:r>
-        <w:t xml:space="preserve">Permissions are stored in plaintext</w:t>
-      </w:r>
-    </w:p>
-    <w:p>
-      <w:pPr>
-        <w:spacing w:after="60" w:before="120"/>
+        <w:t>Permissions are stored in plaintext</w:t>
+      </w:r>
+    </w:p>
+    <w:p>
+      <w:pPr>
+        <w:spacing w:before="120" w:after="60"/>
       </w:pPr>
       <w:r>
         <w:rPr>
@@ -2404,7 +2542,7 @@
         <w:t xml:space="preserve">Q14. </w:t>
       </w:r>
       <w:r>
-        <w:t xml:space="preserve">An OAuth access token is best described as:</w:t>
+        <w:t>An OAuth access token is best described as:</w:t>
       </w:r>
     </w:p>
     <w:p>
@@ -2420,7 +2558,7 @@
         <w:t xml:space="preserve">   A) </w:t>
       </w:r>
       <w:r>
-        <w:t xml:space="preserve">A user's permanent password</w:t>
+        <w:t>A user's permanent password</w:t>
       </w:r>
     </w:p>
     <w:p>
@@ -2436,7 +2574,7 @@
         <w:t xml:space="preserve">   B) </w:t>
       </w:r>
       <w:r>
-        <w:t xml:space="preserve">A short-lived bearer credential granting specific scopes</w:t>
+        <w:t>A short-lived bearer credential granting specific scopes</w:t>
       </w:r>
     </w:p>
     <w:p>
@@ -2452,7 +2590,7 @@
         <w:t xml:space="preserve">   C) </w:t>
       </w:r>
       <w:r>
-        <w:t xml:space="preserve">An encryption key</w:t>
+        <w:t>An encryption key</w:t>
       </w:r>
     </w:p>
     <w:p>
@@ -2468,12 +2606,12 @@
         <w:t xml:space="preserve">   D) </w:t>
       </w:r>
       <w:r>
-        <w:t xml:space="preserve">A federated identity</w:t>
-      </w:r>
-    </w:p>
-    <w:p>
-      <w:pPr>
-        <w:spacing w:after="60" w:before="120"/>
+        <w:t>A federated identity</w:t>
+      </w:r>
+    </w:p>
+    <w:p>
+      <w:pPr>
+        <w:spacing w:before="120" w:after="60"/>
       </w:pPr>
       <w:r>
         <w:rPr>
@@ -2484,7 +2622,7 @@
         <w:t xml:space="preserve">Q15. </w:t>
       </w:r>
       <w:r>
-        <w:t xml:space="preserve">Recertification campaigns are used to:</w:t>
+        <w:t>Recertification campaigns are used to:</w:t>
       </w:r>
     </w:p>
     <w:p>
@@ -2500,7 +2638,7 @@
         <w:t xml:space="preserve">   A) </w:t>
       </w:r>
       <w:r>
-        <w:t xml:space="preserve">Force password changes</w:t>
+        <w:t>Force password changes</w:t>
       </w:r>
     </w:p>
     <w:p>
@@ -2516,7 +2654,7 @@
         <w:t xml:space="preserve">   B) </w:t>
       </w:r>
       <w:r>
-        <w:t xml:space="preserve">Periodically verify users still need their current access</w:t>
+        <w:t>Periodically verify users still need their current access</w:t>
       </w:r>
     </w:p>
     <w:p>
@@ -2532,7 +2670,7 @@
         <w:t xml:space="preserve">   C) </w:t>
       </w:r>
       <w:r>
-        <w:t xml:space="preserve">Encrypt user data</w:t>
+        <w:t>Encrypt user data</w:t>
       </w:r>
     </w:p>
     <w:p>
@@ -2548,12 +2686,12 @@
         <w:t xml:space="preserve">   D) </w:t>
       </w:r>
       <w:r>
-        <w:t xml:space="preserve">Renew TLS certificates</w:t>
-      </w:r>
-    </w:p>
-    <w:p>
-      <w:pPr>
-        <w:spacing w:after="60" w:before="120"/>
+        <w:t>Renew TLS certificates</w:t>
+      </w:r>
+    </w:p>
+    <w:p>
+      <w:pPr>
+        <w:spacing w:before="120" w:after="60"/>
       </w:pPr>
       <w:r>
         <w:rPr>
@@ -2564,7 +2702,7 @@
         <w:t xml:space="preserve">Q16. </w:t>
       </w:r>
       <w:r>
-        <w:t xml:space="preserve">An admin connecting to a server through a PAM proxy provides what benefit?</w:t>
+        <w:t>An admin connecting to a server through a PAM proxy provides what benefit?</w:t>
       </w:r>
     </w:p>
     <w:p>
@@ -2580,7 +2718,7 @@
         <w:t xml:space="preserve">   A) </w:t>
       </w:r>
       <w:r>
-        <w:t xml:space="preserve">Faster connection</w:t>
+        <w:t>Faster connection</w:t>
       </w:r>
     </w:p>
     <w:p>
@@ -2596,7 +2734,7 @@
         <w:t xml:space="preserve">   B) </w:t>
       </w:r>
       <w:r>
-        <w:t xml:space="preserve">Session recording and credential brokering without exposing the password</w:t>
+        <w:t>Session recording and credential brokering without exposing the password</w:t>
       </w:r>
     </w:p>
     <w:p>
@@ -2612,7 +2750,7 @@
         <w:t xml:space="preserve">   C) </w:t>
       </w:r>
       <w:r>
-        <w:t xml:space="preserve">Lower licensing cost</w:t>
+        <w:t>Lower licensing cost</w:t>
       </w:r>
     </w:p>
     <w:p>
@@ -2628,12 +2766,12 @@
         <w:t xml:space="preserve">   D) </w:t>
       </w:r>
       <w:r>
-        <w:t xml:space="preserve">Network compression</w:t>
-      </w:r>
-    </w:p>
-    <w:p>
-      <w:pPr>
-        <w:spacing w:after="60" w:before="120"/>
+        <w:t>Network compression</w:t>
+      </w:r>
+    </w:p>
+    <w:p>
+      <w:pPr>
+        <w:spacing w:before="120" w:after="60"/>
       </w:pPr>
       <w:r>
         <w:rPr>
@@ -2644,23 +2782,24 @@
         <w:t xml:space="preserve">Q17. </w:t>
       </w:r>
       <w:r>
-        <w:t xml:space="preserve">Privilege creep occurs when:</w:t>
-      </w:r>
-    </w:p>
-    <w:p>
-      <w:pPr>
-        <w:spacing w:after="30"/>
-        <w:ind w:left="360"/>
-      </w:pPr>
-      <w:r>
-        <w:rPr>
-          <w:b/>
-          <w:bCs/>
-        </w:rPr>
+        <w:t>Privilege creep occurs when:</w:t>
+      </w:r>
+    </w:p>
+    <w:p>
+      <w:pPr>
+        <w:spacing w:after="30"/>
+        <w:ind w:left="360"/>
+      </w:pPr>
+      <w:r>
+        <w:rPr>
+          <w:b/>
+          <w:bCs/>
+        </w:rPr>
+        <w:lastRenderedPageBreak/>
         <w:t xml:space="preserve">   A) </w:t>
       </w:r>
       <w:r>
-        <w:t xml:space="preserve">An attacker escalates privileges via exploit</w:t>
+        <w:t>An attacker escalates privileges via exploit</w:t>
       </w:r>
     </w:p>
     <w:p>
@@ -2676,7 +2815,7 @@
         <w:t xml:space="preserve">   B) </w:t>
       </w:r>
       <w:r>
-        <w:t xml:space="preserve">Users accumulate permissions over time without old ones being removed</w:t>
+        <w:t>Users accumulate permissions over time without old ones being removed</w:t>
       </w:r>
     </w:p>
     <w:p>
@@ -2692,7 +2831,7 @@
         <w:t xml:space="preserve">   C) </w:t>
       </w:r>
       <w:r>
-        <w:t xml:space="preserve">Admin accounts are deleted accidentally</w:t>
+        <w:t>Admin accounts are deleted accidentally</w:t>
       </w:r>
     </w:p>
     <w:p>
@@ -2708,12 +2847,12 @@
         <w:t xml:space="preserve">   D) </w:t>
       </w:r>
       <w:r>
-        <w:t xml:space="preserve">MFA tokens are refreshed too often</w:t>
-      </w:r>
-    </w:p>
-    <w:p>
-      <w:pPr>
-        <w:spacing w:after="60" w:before="120"/>
+        <w:t>MFA tokens are refreshed too often</w:t>
+      </w:r>
+    </w:p>
+    <w:p>
+      <w:pPr>
+        <w:spacing w:before="120" w:after="60"/>
       </w:pPr>
       <w:r>
         <w:rPr>
@@ -2724,7 +2863,7 @@
         <w:t xml:space="preserve">Q18. </w:t>
       </w:r>
       <w:r>
-        <w:t xml:space="preserve">Conditional access policies in modern IdPs typically evaluate:</w:t>
+        <w:t>Conditional access policies in modern IdPs typically evaluate:</w:t>
       </w:r>
     </w:p>
     <w:p>
@@ -2740,7 +2879,7 @@
         <w:t xml:space="preserve">   A) </w:t>
       </w:r>
       <w:r>
-        <w:t xml:space="preserve">Only username and password</w:t>
+        <w:t>Only username and password</w:t>
       </w:r>
     </w:p>
     <w:p>
@@ -2756,7 +2895,7 @@
         <w:t xml:space="preserve">   B) </w:t>
       </w:r>
       <w:r>
-        <w:t xml:space="preserve">Device compliance, location, risk score, and MFA status</w:t>
+        <w:t>Device compliance, location, risk score, and MFA status</w:t>
       </w:r>
     </w:p>
     <w:p>
@@ -2772,7 +2911,7 @@
         <w:t xml:space="preserve">   C) </w:t>
       </w:r>
       <w:r>
-        <w:t xml:space="preserve">TLS version only</w:t>
+        <w:t>TLS version only</w:t>
       </w:r>
     </w:p>
     <w:p>
@@ -2788,12 +2927,12 @@
         <w:t xml:space="preserve">   D) </w:t>
       </w:r>
       <w:r>
-        <w:t xml:space="preserve">Network bandwidth</w:t>
-      </w:r>
-    </w:p>
-    <w:p>
-      <w:pPr>
-        <w:spacing w:after="60" w:before="120"/>
+        <w:t>Network bandwidth</w:t>
+      </w:r>
+    </w:p>
+    <w:p>
+      <w:pPr>
+        <w:spacing w:before="120" w:after="60"/>
       </w:pPr>
       <w:r>
         <w:rPr>
@@ -2804,7 +2943,7 @@
         <w:t xml:space="preserve">Q19. </w:t>
       </w:r>
       <w:r>
-        <w:t xml:space="preserve">A break-glass account is:</w:t>
+        <w:t>A break-glass account is:</w:t>
       </w:r>
     </w:p>
     <w:p>
@@ -2820,7 +2959,7 @@
         <w:t xml:space="preserve">   A) </w:t>
       </w:r>
       <w:r>
-        <w:t xml:space="preserve">A test account for QA</w:t>
+        <w:t>A test account for QA</w:t>
       </w:r>
     </w:p>
     <w:p>
@@ -2836,7 +2975,15 @@
         <w:t xml:space="preserve">   B) </w:t>
       </w:r>
       <w:r>
-        <w:t xml:space="preserve">An emergency, tightly-controlled account used only when normal access fails</w:t>
+        <w:t xml:space="preserve">An emergency, </w:t>
+      </w:r>
+      <w:proofErr w:type="gramStart"/>
+      <w:r>
+        <w:t>tightly-controlled</w:t>
+      </w:r>
+      <w:proofErr w:type="gramEnd"/>
+      <w:r>
+        <w:t xml:space="preserve"> account used only when normal access fails</w:t>
       </w:r>
     </w:p>
     <w:p>
@@ -2852,7 +2999,7 @@
         <w:t xml:space="preserve">   C) </w:t>
       </w:r>
       <w:r>
-        <w:t xml:space="preserve">A guest WiFi account</w:t>
+        <w:t>A guest WiFi account</w:t>
       </w:r>
     </w:p>
     <w:p>
@@ -2868,12 +3015,12 @@
         <w:t xml:space="preserve">   D) </w:t>
       </w:r>
       <w:r>
-        <w:t xml:space="preserve">A shared service account</w:t>
-      </w:r>
-    </w:p>
-    <w:p>
-      <w:pPr>
-        <w:spacing w:after="60" w:before="120"/>
+        <w:t>A shared service account</w:t>
+      </w:r>
+    </w:p>
+    <w:p>
+      <w:pPr>
+        <w:spacing w:before="120" w:after="60"/>
       </w:pPr>
       <w:r>
         <w:rPr>
@@ -2884,7 +3031,7 @@
         <w:t xml:space="preserve">Q20. </w:t>
       </w:r>
       <w:r>
-        <w:t xml:space="preserve">The Okta 2023 support breach taught the industry that:</w:t>
+        <w:t>The Okta 2023 support breach taught the industry that:</w:t>
       </w:r>
     </w:p>
     <w:p>
@@ -2900,7 +3047,7 @@
         <w:t xml:space="preserve">   A) </w:t>
       </w:r>
       <w:r>
-        <w:t xml:space="preserve">SAML is fundamentally broken</w:t>
+        <w:t>SAML is fundamentally broken</w:t>
       </w:r>
     </w:p>
     <w:p>
@@ -2916,7 +3063,7 @@
         <w:t xml:space="preserve">   B) </w:t>
       </w:r>
       <w:r>
-        <w:t xml:space="preserve">Session tokens in HAR files must be sanitized before sharing</w:t>
+        <w:t>Session tokens in HAR files must be sanitized before sharing</w:t>
       </w:r>
     </w:p>
     <w:p>
@@ -2932,7 +3079,7 @@
         <w:t xml:space="preserve">   C) </w:t>
       </w:r>
       <w:r>
-        <w:t xml:space="preserve">TOTP should be replaced with SMS</w:t>
+        <w:t>TOTP should be replaced with SMS</w:t>
       </w:r>
     </w:p>
     <w:p>
@@ -2948,7 +3095,7 @@
         <w:t xml:space="preserve">   D) </w:t>
       </w:r>
       <w:r>
-        <w:t xml:space="preserve">Passwords should be rotated weekly</w:t>
+        <w:t>Passwords should be rotated weekly</w:t>
       </w:r>
     </w:p>
     <w:p>
@@ -2956,7 +3103,7 @@
         <w:pStyle w:val="Heading3"/>
       </w:pPr>
       <w:r>
-        <w:t xml:space="preserve">Answer Key — Week 3</w:t>
+        <w:t>Answer Key — Week 3</w:t>
       </w:r>
     </w:p>
     <w:p>
@@ -2976,7 +3123,7 @@
           <w:b/>
           <w:bCs/>
         </w:rPr>
-        <w:t xml:space="preserve">C</w:t>
+        <w:t>C</w:t>
       </w:r>
       <w:r>
         <w:t xml:space="preserve"> — Biometrics are "something you are."</w:t>
@@ -2999,7 +3146,7 @@
           <w:b/>
           <w:bCs/>
         </w:rPr>
-        <w:t xml:space="preserve">C</w:t>
+        <w:t>C</w:t>
       </w:r>
       <w:r>
         <w:t xml:space="preserve"> — FIDO2 keys cryptographically bind to the legitimate site origin — phishing pages can't replay the assertion.</w:t>
@@ -3022,7 +3169,7 @@
           <w:b/>
           <w:bCs/>
         </w:rPr>
-        <w:t xml:space="preserve">B</w:t>
+        <w:t>B</w:t>
       </w:r>
       <w:r>
         <w:t xml:space="preserve"> — OAuth is authorization (delegated access). OIDC adds the identity layer.</w:t>
@@ -3045,7 +3192,7 @@
           <w:b/>
           <w:bCs/>
         </w:rPr>
-        <w:t xml:space="preserve">C</w:t>
+        <w:t>C</w:t>
       </w:r>
       <w:r>
         <w:t xml:space="preserve"> — OpenID Connect (OIDC) is the identity layer on OAuth 2.0.</w:t>
@@ -3068,7 +3215,7 @@
           <w:b/>
           <w:bCs/>
         </w:rPr>
-        <w:t xml:space="preserve">B</w:t>
+        <w:t>B</w:t>
       </w:r>
       <w:r>
         <w:t xml:space="preserve"> — Service Provider (SAML) / Relying Party (OIDC) = the app receiving the assertion.</w:t>
@@ -3091,7 +3238,7 @@
           <w:b/>
           <w:bCs/>
         </w:rPr>
-        <w:t xml:space="preserve">B</w:t>
+        <w:t>B</w:t>
       </w:r>
       <w:r>
         <w:t xml:space="preserve"> — The helpdesk reset MFA on a vishing call without verifying the caller — pure social engineering.</w:t>
@@ -3114,7 +3261,7 @@
           <w:b/>
           <w:bCs/>
         </w:rPr>
-        <w:t xml:space="preserve">B</w:t>
+        <w:t>B</w:t>
       </w:r>
       <w:r>
         <w:t xml:space="preserve"> — MAC enforces labels assigned by the system, not by users.</w:t>
@@ -3137,10 +3284,18 @@
           <w:b/>
           <w:bCs/>
         </w:rPr>
-        <w:t xml:space="preserve">D</w:t>
-      </w:r>
-      <w:r>
-        <w:t xml:space="preserve"> — ABAC evaluates attributes (IP range + time) — RBAC alone can't express that.</w:t>
+        <w:t>D</w:t>
+      </w:r>
+      <w:r>
+        <w:t xml:space="preserve"> — ABAC evaluates attributes (IP range + </w:t>
+      </w:r>
+      <w:proofErr w:type="gramStart"/>
+      <w:r>
+        <w:t>time) —</w:t>
+      </w:r>
+      <w:proofErr w:type="gramEnd"/>
+      <w:r>
+        <w:t xml:space="preserve"> RBAC alone can't express that.</w:t>
       </w:r>
     </w:p>
     <w:p>
@@ -3160,7 +3315,7 @@
           <w:b/>
           <w:bCs/>
         </w:rPr>
-        <w:t xml:space="preserve">B</w:t>
+        <w:t>B</w:t>
       </w:r>
       <w:r>
         <w:t xml:space="preserve"> — Separation of duties splits sensitive workflows across multiple people.</w:t>
@@ -3183,7 +3338,7 @@
           <w:b/>
           <w:bCs/>
         </w:rPr>
-        <w:t xml:space="preserve">B</w:t>
+        <w:t>B</w:t>
       </w:r>
       <w:r>
         <w:t xml:space="preserve"> — SIM swap and SS7 interception bypass SMS without breaking encryption.</w:t>
@@ -3206,7 +3361,7 @@
           <w:b/>
           <w:bCs/>
         </w:rPr>
-        <w:t xml:space="preserve">B</w:t>
+        <w:t>B</w:t>
       </w:r>
       <w:r>
         <w:t xml:space="preserve"> — Victims had MFA disabled; infostealer-harvested credentials walked right in.</w:t>
@@ -3229,7 +3384,7 @@
           <w:b/>
           <w:bCs/>
         </w:rPr>
-        <w:t xml:space="preserve">B</w:t>
+        <w:t>B</w:t>
       </w:r>
       <w:r>
         <w:t xml:space="preserve"> — SCIM is the standard for automated identity provisioning across systems.</w:t>
@@ -3252,7 +3407,7 @@
           <w:b/>
           <w:bCs/>
         </w:rPr>
-        <w:t xml:space="preserve">A</w:t>
+        <w:t>A</w:t>
       </w:r>
       <w:r>
         <w:t xml:space="preserve"> — JIT grants elevated access on request and revokes it automatically — minimizing standing privilege.</w:t>
@@ -3275,7 +3430,7 @@
           <w:b/>
           <w:bCs/>
         </w:rPr>
-        <w:t xml:space="preserve">B</w:t>
+        <w:t>B</w:t>
       </w:r>
       <w:r>
         <w:t xml:space="preserve"> — Access tokens are short-lived bearer credentials scoped to specific permissions.</w:t>
@@ -3298,7 +3453,7 @@
           <w:b/>
           <w:bCs/>
         </w:rPr>
-        <w:t xml:space="preserve">B</w:t>
+        <w:t>B</w:t>
       </w:r>
       <w:r>
         <w:t xml:space="preserve"> — Recertification (a.k.a. access review) confirms users still need each entitlement.</w:t>
@@ -3321,7 +3476,7 @@
           <w:b/>
           <w:bCs/>
         </w:rPr>
-        <w:t xml:space="preserve">B</w:t>
+        <w:t>B</w:t>
       </w:r>
       <w:r>
         <w:t xml:space="preserve"> — PAM brokers credentials (admin never sees them) and records the session for audit.</w:t>
@@ -3337,6 +3492,7 @@
           <w:bCs/>
           <w:color w:val="1F3864"/>
         </w:rPr>
+        <w:lastRenderedPageBreak/>
         <w:t xml:space="preserve">Q17: </w:t>
       </w:r>
       <w:r>
@@ -3344,7 +3500,7 @@
           <w:b/>
           <w:bCs/>
         </w:rPr>
-        <w:t xml:space="preserve">B</w:t>
+        <w:t>B</w:t>
       </w:r>
       <w:r>
         <w:t xml:space="preserve"> — Privilege creep: roles change, new permissions are added but old ones aren't revoked.</w:t>
@@ -3367,7 +3523,7 @@
           <w:b/>
           <w:bCs/>
         </w:rPr>
-        <w:t xml:space="preserve">B</w:t>
+        <w:t>B</w:t>
       </w:r>
       <w:r>
         <w:t xml:space="preserve"> — Modern conditional access blends device posture, location, risk signals, and MFA.</w:t>
@@ -3390,7 +3546,7 @@
           <w:b/>
           <w:bCs/>
         </w:rPr>
-        <w:t xml:space="preserve">B</w:t>
+        <w:t>B</w:t>
       </w:r>
       <w:r>
         <w:t xml:space="preserve"> — Break-glass = emergency-only, monitored, alarmed account for when normal IAM fails.</w:t>
@@ -3413,7 +3569,7 @@
           <w:b/>
           <w:bCs/>
         </w:rPr>
-        <w:t xml:space="preserve">B</w:t>
+        <w:t>B</w:t>
       </w:r>
       <w:r>
         <w:t xml:space="preserve"> — HAR files captured live session tokens; customers learned to sanitize before sharing.</w:t>
@@ -3429,7 +3585,8 @@
         <w:pStyle w:val="Heading1"/>
       </w:pPr>
       <w:r>
-        <w:t xml:space="preserve">Week 4 — Cryptography</w:t>
+        <w:lastRenderedPageBreak/>
+        <w:t>Week 4 — Cryptography</w:t>
       </w:r>
     </w:p>
     <w:p>
@@ -3437,7 +3594,15 @@
         <w:spacing w:after="120"/>
       </w:pPr>
       <w:r>
-        <w:t xml:space="preserve">Goal: build intuition for how trust is constructed mathematically. By Sunday you should be able to explain symmetric vs. asymmetric encryption, hashing vs. encryption, the TLS handshake step-by-step, and what a certificate actually proves.</w:t>
+        <w:t xml:space="preserve">Goal: build intuition for how trust is constructed mathematically. By Sunday you should be able to explain symmetric vs. asymmetric encryption, hashing vs. encryption, the TLS handshake step-by-step, and what a certificate </w:t>
+      </w:r>
+      <w:proofErr w:type="gramStart"/>
+      <w:r>
+        <w:t>actually proves</w:t>
+      </w:r>
+      <w:proofErr w:type="gramEnd"/>
+      <w:r>
+        <w:t>.</w:t>
       </w:r>
     </w:p>
     <w:p>
@@ -3445,12 +3610,12 @@
         <w:pStyle w:val="Heading2"/>
       </w:pPr>
       <w:r>
-        <w:t xml:space="preserve">Mon–Tue: Symmetric &amp; Asymmetric Encryption + Hashing</w:t>
-      </w:r>
-    </w:p>
-    <w:p>
-      <w:pPr>
-        <w:spacing w:after="100" w:before="200"/>
+        <w:t>Mon–Tue: Symmetric &amp; Asymmetric Encryption + Hashing</w:t>
+      </w:r>
+    </w:p>
+    <w:p>
+      <w:pPr>
+        <w:spacing w:before="200" w:after="100"/>
       </w:pPr>
       <w:r>
         <w:rPr>
@@ -3460,77 +3625,85 @@
           <w:sz w:val="24"/>
           <w:szCs w:val="24"/>
         </w:rPr>
-        <w:t xml:space="preserve">Symmetric encryption — fast, shared key</w:t>
-      </w:r>
-    </w:p>
-    <w:p>
-      <w:pPr>
-        <w:pStyle w:val="ListParagraph"/>
-        <w:numPr>
-          <w:ilvl w:val="0"/>
-          <w:numId w:val="2"/>
-        </w:numPr>
-        <w:spacing w:after="60"/>
-      </w:pPr>
-      <w:r>
-        <w:t xml:space="preserve">Same key encrypts and decrypts</w:t>
-      </w:r>
-    </w:p>
-    <w:p>
-      <w:pPr>
-        <w:pStyle w:val="ListParagraph"/>
-        <w:numPr>
-          <w:ilvl w:val="0"/>
-          <w:numId w:val="2"/>
-        </w:numPr>
-        <w:spacing w:after="60"/>
-      </w:pPr>
-      <w:r>
-        <w:t xml:space="preserve">AES (Advanced Encryption Standard) — current default, 128/192/256-bit keys</w:t>
-      </w:r>
-    </w:p>
-    <w:p>
-      <w:pPr>
-        <w:pStyle w:val="ListParagraph"/>
-        <w:numPr>
-          <w:ilvl w:val="0"/>
-          <w:numId w:val="2"/>
-        </w:numPr>
-        <w:spacing w:after="60"/>
-      </w:pPr>
-      <w:r>
-        <w:t xml:space="preserve">Modes matter: AES-GCM (authenticated), AES-CBC (needs separate MAC), AES-ECB (broken — don't use)</w:t>
-      </w:r>
-    </w:p>
-    <w:p>
-      <w:pPr>
-        <w:pStyle w:val="ListParagraph"/>
-        <w:numPr>
-          <w:ilvl w:val="0"/>
-          <w:numId w:val="2"/>
-        </w:numPr>
-        <w:spacing w:after="60"/>
-      </w:pPr>
-      <w:r>
-        <w:t xml:space="preserve">ChaCha20-Poly1305 — modern alternative, fast on mobile/no AES hardware</w:t>
-      </w:r>
-    </w:p>
-    <w:p>
-      <w:pPr>
-        <w:pStyle w:val="ListParagraph"/>
-        <w:numPr>
-          <w:ilvl w:val="0"/>
-          <w:numId w:val="2"/>
-        </w:numPr>
-        <w:spacing w:after="60"/>
-      </w:pPr>
-      <w:r>
-        <w:t xml:space="preserve">Use case: bulk data, file encryption, the actual TLS session traffic</w:t>
-      </w:r>
-    </w:p>
-    <w:p>
-      <w:pPr>
-        <w:spacing w:after="100" w:before="200"/>
+        <w:t>Symmetric encryption — fast, shared key</w:t>
+      </w:r>
+    </w:p>
+    <w:p>
+      <w:pPr>
+        <w:pStyle w:val="ListParagraph"/>
+        <w:numPr>
+          <w:ilvl w:val="0"/>
+          <w:numId w:val="2"/>
+        </w:numPr>
+        <w:spacing w:after="60"/>
+      </w:pPr>
+      <w:r>
+        <w:t>Same key encrypts and decrypts</w:t>
+      </w:r>
+    </w:p>
+    <w:p>
+      <w:pPr>
+        <w:pStyle w:val="ListParagraph"/>
+        <w:numPr>
+          <w:ilvl w:val="0"/>
+          <w:numId w:val="2"/>
+        </w:numPr>
+        <w:spacing w:after="60"/>
+      </w:pPr>
+      <w:r>
+        <w:t xml:space="preserve">AES (Advanced Encryption </w:t>
+      </w:r>
+      <w:proofErr w:type="gramStart"/>
+      <w:r>
+        <w:t>Standard) —</w:t>
+      </w:r>
+      <w:proofErr w:type="gramEnd"/>
+      <w:r>
+        <w:t xml:space="preserve"> current default, 128/192/256-bit keys</w:t>
+      </w:r>
+    </w:p>
+    <w:p>
+      <w:pPr>
+        <w:pStyle w:val="ListParagraph"/>
+        <w:numPr>
+          <w:ilvl w:val="0"/>
+          <w:numId w:val="2"/>
+        </w:numPr>
+        <w:spacing w:after="60"/>
+      </w:pPr>
+      <w:r>
+        <w:t>Modes matter: AES-GCM (authenticated), AES-CBC (needs separate MAC), AES-ECB (broken — don't use)</w:t>
+      </w:r>
+    </w:p>
+    <w:p>
+      <w:pPr>
+        <w:pStyle w:val="ListParagraph"/>
+        <w:numPr>
+          <w:ilvl w:val="0"/>
+          <w:numId w:val="2"/>
+        </w:numPr>
+        <w:spacing w:after="60"/>
+      </w:pPr>
+      <w:r>
+        <w:t>ChaCha20-Poly1305 — modern alternative, fast on mobile/no AES hardware</w:t>
+      </w:r>
+    </w:p>
+    <w:p>
+      <w:pPr>
+        <w:pStyle w:val="ListParagraph"/>
+        <w:numPr>
+          <w:ilvl w:val="0"/>
+          <w:numId w:val="2"/>
+        </w:numPr>
+        <w:spacing w:after="60"/>
+      </w:pPr>
+      <w:r>
+        <w:t>Use case: bulk data, file encryption, the actual TLS session traffic</w:t>
+      </w:r>
+    </w:p>
+    <w:p>
+      <w:pPr>
+        <w:spacing w:before="200" w:after="100"/>
       </w:pPr>
       <w:r>
         <w:rPr>
@@ -3540,77 +3713,85 @@
           <w:sz w:val="24"/>
           <w:szCs w:val="24"/>
         </w:rPr>
-        <w:t xml:space="preserve">Asymmetric encryption — slow, key pair</w:t>
-      </w:r>
-    </w:p>
-    <w:p>
-      <w:pPr>
-        <w:pStyle w:val="ListParagraph"/>
-        <w:numPr>
-          <w:ilvl w:val="0"/>
-          <w:numId w:val="2"/>
-        </w:numPr>
-        <w:spacing w:after="60"/>
-      </w:pPr>
-      <w:r>
-        <w:t xml:space="preserve">Public key encrypts, private key decrypts (or signs)</w:t>
-      </w:r>
-    </w:p>
-    <w:p>
-      <w:pPr>
-        <w:pStyle w:val="ListParagraph"/>
-        <w:numPr>
-          <w:ilvl w:val="0"/>
-          <w:numId w:val="2"/>
-        </w:numPr>
-        <w:spacing w:after="60"/>
-      </w:pPr>
-      <w:r>
-        <w:t xml:space="preserve">RSA — historical workhorse, 2048-bit minimum, 3072-bit recommended</w:t>
-      </w:r>
-    </w:p>
-    <w:p>
-      <w:pPr>
-        <w:pStyle w:val="ListParagraph"/>
-        <w:numPr>
-          <w:ilvl w:val="0"/>
-          <w:numId w:val="2"/>
-        </w:numPr>
-        <w:spacing w:after="60"/>
-      </w:pPr>
-      <w:r>
-        <w:t xml:space="preserve">ECC (Elliptic Curve) — smaller keys, same strength: 256-bit ECC ≈ 3072-bit RSA</w:t>
-      </w:r>
-    </w:p>
-    <w:p>
-      <w:pPr>
-        <w:pStyle w:val="ListParagraph"/>
-        <w:numPr>
-          <w:ilvl w:val="0"/>
-          <w:numId w:val="2"/>
-        </w:numPr>
-        <w:spacing w:after="60"/>
-      </w:pPr>
-      <w:r>
-        <w:t xml:space="preserve">Ed25519 — modern signing curve, fast and safe</w:t>
-      </w:r>
-    </w:p>
-    <w:p>
-      <w:pPr>
-        <w:pStyle w:val="ListParagraph"/>
-        <w:numPr>
-          <w:ilvl w:val="0"/>
-          <w:numId w:val="2"/>
-        </w:numPr>
-        <w:spacing w:after="60"/>
-      </w:pPr>
-      <w:r>
-        <w:t xml:space="preserve">Use case: key exchange (establishing a shared secret), digital signatures, certificates</w:t>
-      </w:r>
-    </w:p>
-    <w:p>
-      <w:pPr>
-        <w:spacing w:after="100" w:before="200"/>
+        <w:t>Asymmetric encryption — slow, key pair</w:t>
+      </w:r>
+    </w:p>
+    <w:p>
+      <w:pPr>
+        <w:pStyle w:val="ListParagraph"/>
+        <w:numPr>
+          <w:ilvl w:val="0"/>
+          <w:numId w:val="2"/>
+        </w:numPr>
+        <w:spacing w:after="60"/>
+      </w:pPr>
+      <w:r>
+        <w:t>Public key encrypts, private key decrypts (or signs)</w:t>
+      </w:r>
+    </w:p>
+    <w:p>
+      <w:pPr>
+        <w:pStyle w:val="ListParagraph"/>
+        <w:numPr>
+          <w:ilvl w:val="0"/>
+          <w:numId w:val="2"/>
+        </w:numPr>
+        <w:spacing w:after="60"/>
+      </w:pPr>
+      <w:r>
+        <w:t>RSA — historical workhorse, 2048-bit minimum, 3072-bit recommended</w:t>
+      </w:r>
+    </w:p>
+    <w:p>
+      <w:pPr>
+        <w:pStyle w:val="ListParagraph"/>
+        <w:numPr>
+          <w:ilvl w:val="0"/>
+          <w:numId w:val="2"/>
+        </w:numPr>
+        <w:spacing w:after="60"/>
+      </w:pPr>
+      <w:r>
+        <w:t xml:space="preserve">ECC (Elliptic </w:t>
+      </w:r>
+      <w:proofErr w:type="gramStart"/>
+      <w:r>
+        <w:t>Curve) —</w:t>
+      </w:r>
+      <w:proofErr w:type="gramEnd"/>
+      <w:r>
+        <w:t xml:space="preserve"> smaller keys, same strength: 256-bit ECC ≈ 3072-bit RSA</w:t>
+      </w:r>
+    </w:p>
+    <w:p>
+      <w:pPr>
+        <w:pStyle w:val="ListParagraph"/>
+        <w:numPr>
+          <w:ilvl w:val="0"/>
+          <w:numId w:val="2"/>
+        </w:numPr>
+        <w:spacing w:after="60"/>
+      </w:pPr>
+      <w:r>
+        <w:t>Ed25519 — modern signing curve, fast and safe</w:t>
+      </w:r>
+    </w:p>
+    <w:p>
+      <w:pPr>
+        <w:pStyle w:val="ListParagraph"/>
+        <w:numPr>
+          <w:ilvl w:val="0"/>
+          <w:numId w:val="2"/>
+        </w:numPr>
+        <w:spacing w:after="60"/>
+      </w:pPr>
+      <w:r>
+        <w:t>Use case: key exchange (establishing a shared secret), digital signatures, certificates</w:t>
+      </w:r>
+    </w:p>
+    <w:p>
+      <w:pPr>
+        <w:spacing w:before="200" w:after="100"/>
       </w:pPr>
       <w:r>
         <w:rPr>
@@ -3620,38 +3801,38 @@
           <w:sz w:val="24"/>
           <w:szCs w:val="24"/>
         </w:rPr>
-        <w:t xml:space="preserve">The hybrid pattern (used everywhere, including TLS)</w:t>
-      </w:r>
-    </w:p>
-    <w:p>
-      <w:pPr>
-        <w:pStyle w:val="ListParagraph"/>
-        <w:numPr>
-          <w:ilvl w:val="0"/>
-          <w:numId w:val="2"/>
-        </w:numPr>
-        <w:spacing w:after="60"/>
-      </w:pPr>
-      <w:r>
-        <w:t xml:space="preserve">Asymmetric crypto exchanges a fresh symmetric key, then symmetric does the heavy lifting.</w:t>
-      </w:r>
-    </w:p>
-    <w:p>
-      <w:pPr>
-        <w:pStyle w:val="ListParagraph"/>
-        <w:numPr>
-          <w:ilvl w:val="0"/>
-          <w:numId w:val="2"/>
-        </w:numPr>
-        <w:spacing w:after="60"/>
-      </w:pPr>
-      <w:r>
-        <w:t xml:space="preserve">Why: asymmetric is 100–1000× slower than symmetric — you can't run a video call through RSA directly.</w:t>
-      </w:r>
-    </w:p>
-    <w:p>
-      <w:pPr>
-        <w:spacing w:after="100" w:before="200"/>
+        <w:t>The hybrid pattern (used everywhere, including TLS)</w:t>
+      </w:r>
+    </w:p>
+    <w:p>
+      <w:pPr>
+        <w:pStyle w:val="ListParagraph"/>
+        <w:numPr>
+          <w:ilvl w:val="0"/>
+          <w:numId w:val="2"/>
+        </w:numPr>
+        <w:spacing w:after="60"/>
+      </w:pPr>
+      <w:r>
+        <w:t>Asymmetric crypto exchanges a fresh symmetric key, then symmetric does the heavy lifting.</w:t>
+      </w:r>
+    </w:p>
+    <w:p>
+      <w:pPr>
+        <w:pStyle w:val="ListParagraph"/>
+        <w:numPr>
+          <w:ilvl w:val="0"/>
+          <w:numId w:val="2"/>
+        </w:numPr>
+        <w:spacing w:after="60"/>
+      </w:pPr>
+      <w:r>
+        <w:t>Why: asymmetric is 100–1000× slower than symmetric — you can't run a video call through RSA directly.</w:t>
+      </w:r>
+    </w:p>
+    <w:p>
+      <w:pPr>
+        <w:spacing w:before="200" w:after="100"/>
       </w:pPr>
       <w:r>
         <w:rPr>
@@ -3661,118 +3842,145 @@
           <w:sz w:val="24"/>
           <w:szCs w:val="24"/>
         </w:rPr>
-        <w:t xml:space="preserve">Hashing — one-way, fixed output</w:t>
-      </w:r>
-    </w:p>
-    <w:p>
-      <w:pPr>
-        <w:pStyle w:val="ListParagraph"/>
-        <w:numPr>
-          <w:ilvl w:val="0"/>
-          <w:numId w:val="2"/>
-        </w:numPr>
-        <w:spacing w:after="60"/>
-      </w:pPr>
-      <w:r>
-        <w:t xml:space="preserve">Properties: deterministic, fixed length, fast, infeasible to reverse, collision-resistant</w:t>
-      </w:r>
-    </w:p>
-    <w:p>
-      <w:pPr>
-        <w:pStyle w:val="ListParagraph"/>
-        <w:numPr>
-          <w:ilvl w:val="0"/>
-          <w:numId w:val="2"/>
-        </w:numPr>
-        <w:spacing w:after="60"/>
-      </w:pPr>
-      <w:r>
-        <w:t xml:space="preserve">Broken: MD5, SHA-1 — never use for security</w:t>
-      </w:r>
-    </w:p>
-    <w:p>
-      <w:pPr>
-        <w:pStyle w:val="ListParagraph"/>
-        <w:numPr>
-          <w:ilvl w:val="0"/>
-          <w:numId w:val="2"/>
-        </w:numPr>
-        <w:spacing w:after="60"/>
-      </w:pPr>
-      <w:r>
-        <w:t xml:space="preserve">Current general-purpose: SHA-256, SHA-3</w:t>
-      </w:r>
-    </w:p>
-    <w:p>
-      <w:pPr>
-        <w:pStyle w:val="ListParagraph"/>
-        <w:numPr>
-          <w:ilvl w:val="0"/>
-          <w:numId w:val="2"/>
-        </w:numPr>
-        <w:spacing w:after="60"/>
-      </w:pPr>
-      <w:r>
-        <w:t xml:space="preserve">Password hashing (slow on purpose): bcrypt, scrypt, Argon2 (preferred)</w:t>
-      </w:r>
-    </w:p>
-    <w:p>
-      <w:pPr>
-        <w:pStyle w:val="ListParagraph"/>
-        <w:numPr>
-          <w:ilvl w:val="0"/>
-          <w:numId w:val="2"/>
-        </w:numPr>
-        <w:spacing w:after="60"/>
-      </w:pPr>
-      <w:r>
-        <w:t xml:space="preserve">Salt: per-user random value that prevents rainbow tables and identical-password collisions</w:t>
-      </w:r>
-    </w:p>
-    <w:p>
-      <w:pPr>
-        <w:pStyle w:val="ListParagraph"/>
-        <w:numPr>
-          <w:ilvl w:val="0"/>
-          <w:numId w:val="2"/>
-        </w:numPr>
-        <w:spacing w:after="60"/>
-      </w:pPr>
-      <w:r>
-        <w:t xml:space="preserve">Pepper: secret value held server-side, NOT stored with the hash — defense if DB leaks</w:t>
+        <w:t>Hashing — one-way, fixed output</w:t>
+      </w:r>
+    </w:p>
+    <w:p>
+      <w:pPr>
+        <w:pStyle w:val="ListParagraph"/>
+        <w:numPr>
+          <w:ilvl w:val="0"/>
+          <w:numId w:val="2"/>
+        </w:numPr>
+        <w:spacing w:after="60"/>
+      </w:pPr>
+      <w:r>
+        <w:t>Properties: deterministic, fixed length, fast, infeasible to reverse, collision-resistant</w:t>
+      </w:r>
+    </w:p>
+    <w:p>
+      <w:pPr>
+        <w:pStyle w:val="ListParagraph"/>
+        <w:numPr>
+          <w:ilvl w:val="0"/>
+          <w:numId w:val="2"/>
+        </w:numPr>
+        <w:spacing w:after="60"/>
+      </w:pPr>
+      <w:r>
+        <w:t xml:space="preserve">Broken: MD5, SHA-1 — never </w:t>
+      </w:r>
+      <w:proofErr w:type="gramStart"/>
+      <w:r>
+        <w:t>use</w:t>
+      </w:r>
+      <w:proofErr w:type="gramEnd"/>
+      <w:r>
+        <w:t xml:space="preserve"> for security</w:t>
+      </w:r>
+    </w:p>
+    <w:p>
+      <w:pPr>
+        <w:pStyle w:val="ListParagraph"/>
+        <w:numPr>
+          <w:ilvl w:val="0"/>
+          <w:numId w:val="2"/>
+        </w:numPr>
+        <w:spacing w:after="60"/>
+      </w:pPr>
+      <w:r>
+        <w:t xml:space="preserve">Current </w:t>
+      </w:r>
+      <w:proofErr w:type="gramStart"/>
+      <w:r>
+        <w:t>general-purpose</w:t>
+      </w:r>
+      <w:proofErr w:type="gramEnd"/>
+      <w:r>
+        <w:t>: SHA-256, SHA-3</w:t>
+      </w:r>
+    </w:p>
+    <w:p>
+      <w:pPr>
+        <w:pStyle w:val="ListParagraph"/>
+        <w:numPr>
+          <w:ilvl w:val="0"/>
+          <w:numId w:val="2"/>
+        </w:numPr>
+        <w:spacing w:after="60"/>
+      </w:pPr>
+      <w:r>
+        <w:t>Password hashing (slow on purpose): bcrypt, scrypt, Argon2 (preferred)</w:t>
+      </w:r>
+    </w:p>
+    <w:p>
+      <w:pPr>
+        <w:pStyle w:val="ListParagraph"/>
+        <w:numPr>
+          <w:ilvl w:val="0"/>
+          <w:numId w:val="2"/>
+        </w:numPr>
+        <w:spacing w:after="60"/>
+      </w:pPr>
+      <w:r>
+        <w:t>Salt: per-user random value that prevents rainbow tables and identical-password collisions</w:t>
+      </w:r>
+    </w:p>
+    <w:p>
+      <w:pPr>
+        <w:pStyle w:val="ListParagraph"/>
+        <w:numPr>
+          <w:ilvl w:val="0"/>
+          <w:numId w:val="2"/>
+        </w:numPr>
+        <w:spacing w:after="60"/>
+      </w:pPr>
+      <w:r>
+        <w:t>Pepper: secret value held server-side, NOT stored with the hash — defense if DB leaks</w:t>
       </w:r>
     </w:p>
     <w:tbl>
       <w:tblPr>
-        <w:tblW w:type="dxa" w:w="9360"/>
+        <w:tblW w:w="9360" w:type="dxa"/>
         <w:tblBorders>
-          <w:top w:val="single" w:color="auto" w:sz="4"/>
-          <w:left w:val="single" w:color="auto" w:sz="4"/>
-          <w:bottom w:val="single" w:color="auto" w:sz="4"/>
-          <w:right w:val="single" w:color="auto" w:sz="4"/>
-          <w:insideH w:val="single" w:color="auto" w:sz="4"/>
-          <w:insideV w:val="single" w:color="auto" w:sz="4"/>
+          <w:top w:val="single" w:sz="4" w:space="0" w:color="auto"/>
+          <w:left w:val="single" w:sz="4" w:space="0" w:color="auto"/>
+          <w:bottom w:val="single" w:sz="4" w:space="0" w:color="auto"/>
+          <w:right w:val="single" w:sz="4" w:space="0" w:color="auto"/>
+          <w:insideH w:val="single" w:sz="4" w:space="0" w:color="auto"/>
+          <w:insideV w:val="single" w:sz="4" w:space="0" w:color="auto"/>
         </w:tblBorders>
+        <w:tblCellMar>
+          <w:left w:w="10" w:type="dxa"/>
+          <w:right w:w="10" w:type="dxa"/>
+        </w:tblCellMar>
+        <w:tblLook w:val="0000" w:firstRow="0" w:lastRow="0" w:firstColumn="0" w:lastColumn="0" w:noHBand="0" w:noVBand="0"/>
       </w:tblPr>
       <w:tblGrid>
         <w:gridCol w:w="9360"/>
       </w:tblGrid>
       <w:tr>
+        <w:tblPrEx>
+          <w:tblCellMar>
+            <w:top w:w="0" w:type="dxa"/>
+            <w:bottom w:w="0" w:type="dxa"/>
+          </w:tblCellMar>
+        </w:tblPrEx>
         <w:tc>
           <w:tcPr>
-            <w:tcW w:type="dxa" w:w="9360"/>
+            <w:tcW w:w="9360" w:type="dxa"/>
             <w:tcBorders>
-              <w:top w:val="single" w:color="D9A66C" w:sz="4"/>
-              <w:left w:val="single" w:color="E08E2A" w:sz="18"/>
-              <w:bottom w:val="single" w:color="D9A66C" w:sz="4"/>
-              <w:right w:val="single" w:color="D9A66C" w:sz="4"/>
+              <w:top w:val="single" w:sz="4" w:space="0" w:color="D9A66C"/>
+              <w:left w:val="single" w:sz="18" w:space="0" w:color="E08E2A"/>
+              <w:bottom w:val="single" w:sz="4" w:space="0" w:color="D9A66C"/>
+              <w:right w:val="single" w:sz="4" w:space="0" w:color="D9A66C"/>
             </w:tcBorders>
-            <w:shd w:fill="FFF4E6" w:color="auto" w:val="clear"/>
+            <w:shd w:val="clear" w:color="auto" w:fill="FFF4E6"/>
             <w:tcMar>
-              <w:top w:type="dxa" w:w="140"/>
-              <w:left w:type="dxa" w:w="200"/>
-              <w:bottom w:type="dxa" w:w="140"/>
-              <w:right w:type="dxa" w:w="200"/>
+              <w:top w:w="140" w:type="dxa"/>
+              <w:left w:w="200" w:type="dxa"/>
+              <w:bottom w:w="140" w:type="dxa"/>
+              <w:right w:w="200" w:type="dxa"/>
             </w:tcMar>
           </w:tcPr>
           <w:p>
@@ -3784,10 +3992,8 @@
                 <w:b/>
                 <w:bCs/>
                 <w:color w:val="1F3864"/>
-                <w:sz w:val="22"/>
-                <w:szCs w:val="22"/>
               </w:rPr>
-              <w:t xml:space="preserve">REAL-WORLD SCENARIO — LinkedIn password leak (2012, full impact 2016)</w:t>
+              <w:t>REAL-WORLD SCENARIO — LinkedIn password leak (2012, full impact 2016)</w:t>
             </w:r>
           </w:p>
           <w:p>
@@ -3795,11 +4001,7 @@
               <w:spacing w:after="60"/>
             </w:pPr>
             <w:r>
-              <w:rPr>
-                <w:sz w:val="22"/>
-                <w:szCs w:val="22"/>
-              </w:rPr>
-              <w:t xml:space="preserve">Hackers stole 117 million LinkedIn password hashes stored as unsalted SHA-1. SHA-1 is fast and unsalted means rainbow tables work — researchers cracked the majority within days. Reused passwords cascaded into breaches at Dropbox, GitHub, and countless other services.</w:t>
+              <w:t>Hackers stole 117 million LinkedIn password hashes stored as unsalted SHA-1. SHA-1 is fast and unsalted means rainbow tables work — researchers cracked the majority within days. Reused passwords cascaded into breaches at Dropbox, GitHub, and countless other services.</w:t>
             </w:r>
           </w:p>
           <w:p>
@@ -3807,11 +4009,8 @@
               <w:spacing w:after="60"/>
             </w:pPr>
             <w:r>
-              <w:rPr>
-                <w:sz w:val="22"/>
-                <w:szCs w:val="22"/>
-              </w:rPr>
-              <w:t xml:space="preserve">Lesson: never store passwords with a general-purpose hash. Use bcrypt or Argon2 with a unique salt per user. Speed is the enemy of password hashing.</w:t>
+              <w:lastRenderedPageBreak/>
+              <w:t>Lesson: never store passwords with a general-purpose hash. Use bcrypt or Argon2 with a unique salt per user. Speed is the enemy of password hashing.</w:t>
             </w:r>
           </w:p>
         </w:tc>
@@ -3822,7 +4021,8 @@
         <w:pStyle w:val="Heading2"/>
       </w:pPr>
       <w:r>
-        <w:t xml:space="preserve">Wed: PKI Deep Dive</w:t>
+        <w:lastRenderedPageBreak/>
+        <w:t>Wed: PKI Deep Dive</w:t>
       </w:r>
     </w:p>
     <w:p>
@@ -3830,12 +4030,12 @@
         <w:spacing w:after="120"/>
       </w:pPr>
       <w:r>
-        <w:t xml:space="preserve">Public Key Infrastructure is how the internet decides which public keys to trust. Without it, you'd have to know every server's key in advance.</w:t>
-      </w:r>
-    </w:p>
-    <w:p>
-      <w:pPr>
-        <w:spacing w:after="100" w:before="200"/>
+        <w:t>Public Key Infrastructure is how the internet decides which public keys to trust. Without it, you'd have to know every server's key in advance.</w:t>
+      </w:r>
+    </w:p>
+    <w:p>
+      <w:pPr>
+        <w:spacing w:before="200" w:after="100"/>
       </w:pPr>
       <w:r>
         <w:rPr>
@@ -3845,77 +4045,93 @@
           <w:sz w:val="24"/>
           <w:szCs w:val="24"/>
         </w:rPr>
-        <w:t xml:space="preserve">The X.509 certificate</w:t>
-      </w:r>
-    </w:p>
-    <w:p>
-      <w:pPr>
-        <w:pStyle w:val="ListParagraph"/>
-        <w:numPr>
-          <w:ilvl w:val="0"/>
-          <w:numId w:val="2"/>
-        </w:numPr>
-        <w:spacing w:after="60"/>
-      </w:pPr>
-      <w:r>
-        <w:t xml:space="preserve">Subject: who the certificate is for (CN, SANs)</w:t>
-      </w:r>
-    </w:p>
-    <w:p>
-      <w:pPr>
-        <w:pStyle w:val="ListParagraph"/>
-        <w:numPr>
-          <w:ilvl w:val="0"/>
-          <w:numId w:val="2"/>
-        </w:numPr>
-        <w:spacing w:after="60"/>
-      </w:pPr>
-      <w:r>
-        <w:t xml:space="preserve">Issuer: which CA signed it</w:t>
-      </w:r>
-    </w:p>
-    <w:p>
-      <w:pPr>
-        <w:pStyle w:val="ListParagraph"/>
-        <w:numPr>
-          <w:ilvl w:val="0"/>
-          <w:numId w:val="2"/>
-        </w:numPr>
-        <w:spacing w:after="60"/>
-      </w:pPr>
-      <w:r>
-        <w:t xml:space="preserve">Public key: the subject's public key</w:t>
-      </w:r>
-    </w:p>
-    <w:p>
-      <w:pPr>
-        <w:pStyle w:val="ListParagraph"/>
-        <w:numPr>
-          <w:ilvl w:val="0"/>
-          <w:numId w:val="2"/>
-        </w:numPr>
-        <w:spacing w:after="60"/>
-      </w:pPr>
-      <w:r>
-        <w:t xml:space="preserve">Validity period: not-before and not-after timestamps</w:t>
-      </w:r>
-    </w:p>
-    <w:p>
-      <w:pPr>
-        <w:pStyle w:val="ListParagraph"/>
-        <w:numPr>
-          <w:ilvl w:val="0"/>
-          <w:numId w:val="2"/>
-        </w:numPr>
-        <w:spacing w:after="60"/>
-      </w:pPr>
-      <w:r>
-        <w:t xml:space="preserve">Signature: the CA's signature over all of the above</w:t>
-      </w:r>
-    </w:p>
-    <w:p>
-      <w:pPr>
-        <w:spacing w:after="100" w:before="200"/>
+        <w:t>The X.509 certificate</w:t>
+      </w:r>
+    </w:p>
+    <w:p>
+      <w:pPr>
+        <w:pStyle w:val="ListParagraph"/>
+        <w:numPr>
+          <w:ilvl w:val="0"/>
+          <w:numId w:val="2"/>
+        </w:numPr>
+        <w:spacing w:after="60"/>
+      </w:pPr>
+      <w:r>
+        <w:t>Subject: who the certificate is for (CN, SANs)</w:t>
+      </w:r>
+    </w:p>
+    <w:p>
+      <w:pPr>
+        <w:pStyle w:val="ListParagraph"/>
+        <w:numPr>
+          <w:ilvl w:val="0"/>
+          <w:numId w:val="2"/>
+        </w:numPr>
+        <w:spacing w:after="60"/>
+      </w:pPr>
+      <w:r>
+        <w:t>Issuer: which CA signed it</w:t>
+      </w:r>
+    </w:p>
+    <w:p>
+      <w:pPr>
+        <w:pStyle w:val="ListParagraph"/>
+        <w:numPr>
+          <w:ilvl w:val="0"/>
+          <w:numId w:val="2"/>
+        </w:numPr>
+        <w:spacing w:after="60"/>
+      </w:pPr>
+      <w:r>
+        <w:t>Public key: the subject's public key</w:t>
+      </w:r>
+    </w:p>
+    <w:p>
+      <w:pPr>
+        <w:pStyle w:val="ListParagraph"/>
+        <w:numPr>
+          <w:ilvl w:val="0"/>
+          <w:numId w:val="2"/>
+        </w:numPr>
+        <w:spacing w:after="60"/>
+      </w:pPr>
+      <w:r>
+        <w:t>Validity period: not-before and not-after timestamps</w:t>
+      </w:r>
+    </w:p>
+    <w:p>
+      <w:pPr>
+        <w:pStyle w:val="ListParagraph"/>
+        <w:numPr>
+          <w:ilvl w:val="0"/>
+          <w:numId w:val="2"/>
+        </w:numPr>
+        <w:spacing w:after="60"/>
+      </w:pPr>
+      <w:r>
+        <w:t xml:space="preserve">Signature: </w:t>
+      </w:r>
+      <w:proofErr w:type="gramStart"/>
+      <w:r>
+        <w:t>the</w:t>
+      </w:r>
+      <w:proofErr w:type="gramEnd"/>
+      <w:r>
+        <w:t xml:space="preserve"> CA's signature over </w:t>
+      </w:r>
+      <w:proofErr w:type="gramStart"/>
+      <w:r>
+        <w:t>all of</w:t>
+      </w:r>
+      <w:proofErr w:type="gramEnd"/>
+      <w:r>
+        <w:t xml:space="preserve"> the above</w:t>
+      </w:r>
+    </w:p>
+    <w:p>
+      <w:pPr>
+        <w:spacing w:before="200" w:after="100"/>
       </w:pPr>
       <w:r>
         <w:rPr>
@@ -3925,64 +4141,69 @@
           <w:sz w:val="24"/>
           <w:szCs w:val="24"/>
         </w:rPr>
-        <w:t xml:space="preserve">The chain of trust</w:t>
-      </w:r>
-    </w:p>
-    <w:p>
-      <w:pPr>
-        <w:pStyle w:val="ListParagraph"/>
-        <w:numPr>
-          <w:ilvl w:val="0"/>
-          <w:numId w:val="2"/>
-        </w:numPr>
-        <w:spacing w:after="60"/>
-      </w:pPr>
-      <w:r>
-        <w:t xml:space="preserve">Root CA: self-signed, lives in your OS/browser trust store, kept offline</w:t>
-      </w:r>
-    </w:p>
-    <w:p>
-      <w:pPr>
-        <w:pStyle w:val="ListParagraph"/>
-        <w:numPr>
-          <w:ilvl w:val="0"/>
-          <w:numId w:val="2"/>
-        </w:numPr>
-        <w:spacing w:after="60"/>
-      </w:pPr>
-      <w:r>
-        <w:t xml:space="preserve">Intermediate CA: signed by the root, does the day-to-day issuing</w:t>
-      </w:r>
-    </w:p>
-    <w:p>
-      <w:pPr>
-        <w:pStyle w:val="ListParagraph"/>
-        <w:numPr>
-          <w:ilvl w:val="0"/>
-          <w:numId w:val="2"/>
-        </w:numPr>
-        <w:spacing w:after="60"/>
-      </w:pPr>
-      <w:r>
-        <w:t xml:space="preserve">End-entity (leaf) cert: signed by the intermediate, lives on the web server</w:t>
-      </w:r>
-    </w:p>
-    <w:p>
-      <w:pPr>
-        <w:pStyle w:val="ListParagraph"/>
-        <w:numPr>
-          <w:ilvl w:val="0"/>
-          <w:numId w:val="2"/>
-        </w:numPr>
-        <w:spacing w:after="60"/>
-      </w:pPr>
-      <w:r>
-        <w:t xml:space="preserve">Verifying: server sends leaf + intermediate(s); client walks the chain to a trusted root</w:t>
-      </w:r>
-    </w:p>
-    <w:p>
-      <w:pPr>
-        <w:spacing w:after="100" w:before="200"/>
+        <w:t>The chain of trust</w:t>
+      </w:r>
+    </w:p>
+    <w:p>
+      <w:pPr>
+        <w:pStyle w:val="ListParagraph"/>
+        <w:numPr>
+          <w:ilvl w:val="0"/>
+          <w:numId w:val="2"/>
+        </w:numPr>
+        <w:spacing w:after="60"/>
+      </w:pPr>
+      <w:r>
+        <w:t>Root CA: self-signed, lives in your OS/browser trust store, kept offline</w:t>
+      </w:r>
+    </w:p>
+    <w:p>
+      <w:pPr>
+        <w:pStyle w:val="ListParagraph"/>
+        <w:numPr>
+          <w:ilvl w:val="0"/>
+          <w:numId w:val="2"/>
+        </w:numPr>
+        <w:spacing w:after="60"/>
+      </w:pPr>
+      <w:r>
+        <w:t xml:space="preserve">Intermediate CA: signed by the root, does the day-to-day </w:t>
+      </w:r>
+      <w:proofErr w:type="gramStart"/>
+      <w:r>
+        <w:t>issuing</w:t>
+      </w:r>
+      <w:proofErr w:type="gramEnd"/>
+    </w:p>
+    <w:p>
+      <w:pPr>
+        <w:pStyle w:val="ListParagraph"/>
+        <w:numPr>
+          <w:ilvl w:val="0"/>
+          <w:numId w:val="2"/>
+        </w:numPr>
+        <w:spacing w:after="60"/>
+      </w:pPr>
+      <w:r>
+        <w:t>End-entity (leaf) cert: signed by the intermediate, lives on the web server</w:t>
+      </w:r>
+    </w:p>
+    <w:p>
+      <w:pPr>
+        <w:pStyle w:val="ListParagraph"/>
+        <w:numPr>
+          <w:ilvl w:val="0"/>
+          <w:numId w:val="2"/>
+        </w:numPr>
+        <w:spacing w:after="60"/>
+      </w:pPr>
+      <w:r>
+        <w:t>Verifying: server sends leaf + intermediate(s); client walks the chain to a trusted root</w:t>
+      </w:r>
+    </w:p>
+    <w:p>
+      <w:pPr>
+        <w:spacing w:before="200" w:after="100"/>
       </w:pPr>
       <w:r>
         <w:rPr>
@@ -3992,77 +4213,93 @@
           <w:sz w:val="24"/>
           <w:szCs w:val="24"/>
         </w:rPr>
-        <w:t xml:space="preserve">Certificate types by validation level</w:t>
-      </w:r>
-    </w:p>
-    <w:p>
-      <w:pPr>
-        <w:pStyle w:val="ListParagraph"/>
-        <w:numPr>
-          <w:ilvl w:val="0"/>
-          <w:numId w:val="2"/>
-        </w:numPr>
-        <w:spacing w:after="60"/>
-      </w:pPr>
-      <w:r>
-        <w:t xml:space="preserve">DV (Domain Validation): proves control of the domain — Let's Encrypt default, instant, free</w:t>
-      </w:r>
-    </w:p>
-    <w:p>
-      <w:pPr>
-        <w:pStyle w:val="ListParagraph"/>
-        <w:numPr>
-          <w:ilvl w:val="0"/>
-          <w:numId w:val="2"/>
-        </w:numPr>
-        <w:spacing w:after="60"/>
-      </w:pPr>
-      <w:r>
-        <w:t xml:space="preserve">OV (Organization Validation): adds verified organization identity</w:t>
-      </w:r>
-    </w:p>
-    <w:p>
-      <w:pPr>
-        <w:pStyle w:val="ListParagraph"/>
-        <w:numPr>
-          <w:ilvl w:val="0"/>
-          <w:numId w:val="2"/>
-        </w:numPr>
-        <w:spacing w:after="60"/>
-      </w:pPr>
-      <w:r>
-        <w:t xml:space="preserve">EV (Extended Validation): rigorous business verification — modern browsers no longer show the green bar</w:t>
-      </w:r>
-    </w:p>
-    <w:p>
-      <w:pPr>
-        <w:pStyle w:val="ListParagraph"/>
-        <w:numPr>
-          <w:ilvl w:val="0"/>
-          <w:numId w:val="2"/>
-        </w:numPr>
-        <w:spacing w:after="60"/>
-      </w:pPr>
-      <w:r>
-        <w:t xml:space="preserve">Wildcard: covers *.example.com — convenience vs. risk if private key leaks</w:t>
-      </w:r>
-    </w:p>
-    <w:p>
-      <w:pPr>
-        <w:pStyle w:val="ListParagraph"/>
-        <w:numPr>
-          <w:ilvl w:val="0"/>
-          <w:numId w:val="2"/>
-        </w:numPr>
-        <w:spacing w:after="60"/>
-      </w:pPr>
-      <w:r>
-        <w:t xml:space="preserve">Code-signing: certifies software publisher (separate trust store)</w:t>
-      </w:r>
-    </w:p>
-    <w:p>
-      <w:pPr>
-        <w:spacing w:after="100" w:before="200"/>
+        <w:t>Certificate types by validation level</w:t>
+      </w:r>
+    </w:p>
+    <w:p>
+      <w:pPr>
+        <w:pStyle w:val="ListParagraph"/>
+        <w:numPr>
+          <w:ilvl w:val="0"/>
+          <w:numId w:val="2"/>
+        </w:numPr>
+        <w:spacing w:after="60"/>
+      </w:pPr>
+      <w:r>
+        <w:t>DV (Domain Validation): proves control of the domain — Let's Encrypt default, instant, free</w:t>
+      </w:r>
+    </w:p>
+    <w:p>
+      <w:pPr>
+        <w:pStyle w:val="ListParagraph"/>
+        <w:numPr>
+          <w:ilvl w:val="0"/>
+          <w:numId w:val="2"/>
+        </w:numPr>
+        <w:spacing w:after="60"/>
+      </w:pPr>
+      <w:r>
+        <w:t>OV (Organization Validation): adds verified organization identity</w:t>
+      </w:r>
+    </w:p>
+    <w:p>
+      <w:pPr>
+        <w:pStyle w:val="ListParagraph"/>
+        <w:numPr>
+          <w:ilvl w:val="0"/>
+          <w:numId w:val="2"/>
+        </w:numPr>
+        <w:spacing w:after="60"/>
+      </w:pPr>
+      <w:r>
+        <w:t>EV (Extended Validation): rigorous business verification — modern browsers no longer show the green bar</w:t>
+      </w:r>
+    </w:p>
+    <w:p>
+      <w:pPr>
+        <w:pStyle w:val="ListParagraph"/>
+        <w:numPr>
+          <w:ilvl w:val="0"/>
+          <w:numId w:val="2"/>
+        </w:numPr>
+        <w:spacing w:after="60"/>
+      </w:pPr>
+      <w:r>
+        <w:t>Wildcard: covers *.example.com — convenience vs. risk if private key leaks</w:t>
+      </w:r>
+    </w:p>
+    <w:p>
+      <w:pPr>
+        <w:pStyle w:val="ListParagraph"/>
+        <w:numPr>
+          <w:ilvl w:val="0"/>
+          <w:numId w:val="2"/>
+        </w:numPr>
+        <w:spacing w:after="60"/>
+      </w:pPr>
+      <w:r>
+        <w:t>Code-</w:t>
+      </w:r>
+      <w:proofErr w:type="gramStart"/>
+      <w:r>
+        <w:t>signing:</w:t>
+      </w:r>
+      <w:proofErr w:type="gramEnd"/>
+      <w:r>
+        <w:t xml:space="preserve"> </w:t>
+      </w:r>
+      <w:proofErr w:type="gramStart"/>
+      <w:r>
+        <w:t>certifies</w:t>
+      </w:r>
+      <w:proofErr w:type="gramEnd"/>
+      <w:r>
+        <w:t xml:space="preserve"> software publisher (separate trust store)</w:t>
+      </w:r>
+    </w:p>
+    <w:p>
+      <w:pPr>
+        <w:spacing w:before="200" w:after="100"/>
       </w:pPr>
       <w:r>
         <w:rPr>
@@ -4072,92 +4309,111 @@
           <w:sz w:val="24"/>
           <w:szCs w:val="24"/>
         </w:rPr>
-        <w:t xml:space="preserve">Revocation — when certificates go bad</w:t>
-      </w:r>
-    </w:p>
-    <w:p>
-      <w:pPr>
-        <w:pStyle w:val="ListParagraph"/>
-        <w:numPr>
-          <w:ilvl w:val="0"/>
-          <w:numId w:val="2"/>
-        </w:numPr>
-        <w:spacing w:after="60"/>
-      </w:pPr>
-      <w:r>
-        <w:t xml:space="preserve">CRL (Certificate Revocation List): periodic blocklist published by CA</w:t>
-      </w:r>
-    </w:p>
-    <w:p>
-      <w:pPr>
-        <w:pStyle w:val="ListParagraph"/>
-        <w:numPr>
-          <w:ilvl w:val="0"/>
-          <w:numId w:val="2"/>
-        </w:numPr>
-        <w:spacing w:after="60"/>
-      </w:pPr>
-      <w:r>
-        <w:t xml:space="preserve">OCSP (Online Certificate Status Protocol): real-time status query — has privacy issues</w:t>
-      </w:r>
-    </w:p>
-    <w:p>
-      <w:pPr>
-        <w:pStyle w:val="ListParagraph"/>
-        <w:numPr>
-          <w:ilvl w:val="0"/>
-          <w:numId w:val="2"/>
-        </w:numPr>
-        <w:spacing w:after="60"/>
-      </w:pPr>
-      <w:r>
-        <w:t xml:space="preserve">OCSP stapling: server fetches its own status proof and sends it with the cert</w:t>
-      </w:r>
-    </w:p>
-    <w:p>
-      <w:pPr>
-        <w:pStyle w:val="ListParagraph"/>
-        <w:numPr>
-          <w:ilvl w:val="0"/>
-          <w:numId w:val="2"/>
-        </w:numPr>
-        <w:spacing w:after="60"/>
-      </w:pPr>
-      <w:r>
-        <w:t xml:space="preserve">Reality: browsers often soft-fail on revocation checks, which is its own problem</w:t>
+        <w:t>Revocation — when certificates go bad</w:t>
+      </w:r>
+    </w:p>
+    <w:p>
+      <w:pPr>
+        <w:pStyle w:val="ListParagraph"/>
+        <w:numPr>
+          <w:ilvl w:val="0"/>
+          <w:numId w:val="2"/>
+        </w:numPr>
+        <w:spacing w:after="60"/>
+      </w:pPr>
+      <w:r>
+        <w:t>CRL (Certificate Revocation List): periodic blocklist published by CA</w:t>
+      </w:r>
+    </w:p>
+    <w:p>
+      <w:pPr>
+        <w:pStyle w:val="ListParagraph"/>
+        <w:numPr>
+          <w:ilvl w:val="0"/>
+          <w:numId w:val="2"/>
+        </w:numPr>
+        <w:spacing w:after="60"/>
+      </w:pPr>
+      <w:r>
+        <w:t>OCSP (Online Certificate Status Protocol): real-time status query — has privacy issues</w:t>
+      </w:r>
+    </w:p>
+    <w:p>
+      <w:pPr>
+        <w:pStyle w:val="ListParagraph"/>
+        <w:numPr>
+          <w:ilvl w:val="0"/>
+          <w:numId w:val="2"/>
+        </w:numPr>
+        <w:spacing w:after="60"/>
+      </w:pPr>
+      <w:r>
+        <w:t>OCSP stapling: server fetches its own status proof and sends it with the cert</w:t>
+      </w:r>
+    </w:p>
+    <w:p>
+      <w:pPr>
+        <w:pStyle w:val="ListParagraph"/>
+        <w:numPr>
+          <w:ilvl w:val="0"/>
+          <w:numId w:val="2"/>
+        </w:numPr>
+        <w:spacing w:after="60"/>
+      </w:pPr>
+      <w:r>
+        <w:t xml:space="preserve">Reality: browsers often </w:t>
+      </w:r>
+      <w:proofErr w:type="gramStart"/>
+      <w:r>
+        <w:t>soft-fail</w:t>
+      </w:r>
+      <w:proofErr w:type="gramEnd"/>
+      <w:r>
+        <w:t xml:space="preserve"> on revocation checks, which is its own problem</w:t>
       </w:r>
     </w:p>
     <w:tbl>
       <w:tblPr>
-        <w:tblW w:type="dxa" w:w="9360"/>
+        <w:tblW w:w="9360" w:type="dxa"/>
         <w:tblBorders>
-          <w:top w:val="single" w:color="auto" w:sz="4"/>
-          <w:left w:val="single" w:color="auto" w:sz="4"/>
-          <w:bottom w:val="single" w:color="auto" w:sz="4"/>
-          <w:right w:val="single" w:color="auto" w:sz="4"/>
-          <w:insideH w:val="single" w:color="auto" w:sz="4"/>
-          <w:insideV w:val="single" w:color="auto" w:sz="4"/>
+          <w:top w:val="single" w:sz="4" w:space="0" w:color="auto"/>
+          <w:left w:val="single" w:sz="4" w:space="0" w:color="auto"/>
+          <w:bottom w:val="single" w:sz="4" w:space="0" w:color="auto"/>
+          <w:right w:val="single" w:sz="4" w:space="0" w:color="auto"/>
+          <w:insideH w:val="single" w:sz="4" w:space="0" w:color="auto"/>
+          <w:insideV w:val="single" w:sz="4" w:space="0" w:color="auto"/>
         </w:tblBorders>
+        <w:tblCellMar>
+          <w:left w:w="10" w:type="dxa"/>
+          <w:right w:w="10" w:type="dxa"/>
+        </w:tblCellMar>
+        <w:tblLook w:val="0000" w:firstRow="0" w:lastRow="0" w:firstColumn="0" w:lastColumn="0" w:noHBand="0" w:noVBand="0"/>
       </w:tblPr>
       <w:tblGrid>
         <w:gridCol w:w="9360"/>
       </w:tblGrid>
       <w:tr>
+        <w:tblPrEx>
+          <w:tblCellMar>
+            <w:top w:w="0" w:type="dxa"/>
+            <w:bottom w:w="0" w:type="dxa"/>
+          </w:tblCellMar>
+        </w:tblPrEx>
         <w:tc>
           <w:tcPr>
-            <w:tcW w:type="dxa" w:w="9360"/>
+            <w:tcW w:w="9360" w:type="dxa"/>
             <w:tcBorders>
-              <w:top w:val="single" w:color="D9A66C" w:sz="4"/>
-              <w:left w:val="single" w:color="E08E2A" w:sz="18"/>
-              <w:bottom w:val="single" w:color="D9A66C" w:sz="4"/>
-              <w:right w:val="single" w:color="D9A66C" w:sz="4"/>
+              <w:top w:val="single" w:sz="4" w:space="0" w:color="D9A66C"/>
+              <w:left w:val="single" w:sz="18" w:space="0" w:color="E08E2A"/>
+              <w:bottom w:val="single" w:sz="4" w:space="0" w:color="D9A66C"/>
+              <w:right w:val="single" w:sz="4" w:space="0" w:color="D9A66C"/>
             </w:tcBorders>
-            <w:shd w:fill="FFF4E6" w:color="auto" w:val="clear"/>
+            <w:shd w:val="clear" w:color="auto" w:fill="FFF4E6"/>
             <w:tcMar>
-              <w:top w:type="dxa" w:w="140"/>
-              <w:left w:type="dxa" w:w="200"/>
-              <w:bottom w:type="dxa" w:w="140"/>
-              <w:right w:type="dxa" w:w="200"/>
+              <w:top w:w="140" w:type="dxa"/>
+              <w:left w:w="200" w:type="dxa"/>
+              <w:bottom w:w="140" w:type="dxa"/>
+              <w:right w:w="200" w:type="dxa"/>
             </w:tcMar>
           </w:tcPr>
           <w:p>
@@ -4169,10 +4425,8 @@
                 <w:b/>
                 <w:bCs/>
                 <w:color w:val="1F3864"/>
-                <w:sz w:val="22"/>
-                <w:szCs w:val="22"/>
               </w:rPr>
-              <w:t xml:space="preserve">REAL-WORLD SCENARIO — DigiNotar collapse (2011)</w:t>
+              <w:t>REAL-WORLD SCENARIO — DigiNotar collapse (2011)</w:t>
             </w:r>
           </w:p>
           <w:p>
@@ -4180,11 +4434,7 @@
               <w:spacing w:after="60"/>
             </w:pPr>
             <w:r>
-              <w:rPr>
-                <w:sz w:val="22"/>
-                <w:szCs w:val="22"/>
-              </w:rPr>
-              <w:t xml:space="preserve">Iranian actors compromised Dutch CA DigiNotar and issued fraudulent certificates for google.com, used to intercept ~300,000 Iranian Gmail users via MITM. Every major browser removed DigiNotar from its trust store; the company filed for bankruptcy within weeks.</w:t>
+              <w:t>Iranian actors compromised Dutch CA DigiNotar and issued fraudulent certificates for google.com, used to intercept ~300,000 Iranian Gmail users via MITM. Every major browser removed DigiNotar from its trust store; the company filed for bankruptcy within weeks.</w:t>
             </w:r>
           </w:p>
           <w:p>
@@ -4192,11 +4442,7 @@
               <w:spacing w:after="60"/>
             </w:pPr>
             <w:r>
-              <w:rPr>
-                <w:sz w:val="22"/>
-                <w:szCs w:val="22"/>
-              </w:rPr>
-              <w:t xml:space="preserve">Lesson: the entire web's security rests on every CA being trustworthy. One compromised CA can sign valid-looking certs for any domain. Certificate Transparency logs (mandatory since 2018) now make every issued cert publicly auditable.</w:t>
+              <w:t>Lesson: the entire web's security rests on every CA being trustworthy. One compromised CA can sign valid-looking certs for any domain. Certificate Transparency logs (mandatory since 2018) now make every issued cert publicly auditable.</w:t>
             </w:r>
           </w:p>
         </w:tc>
@@ -4207,7 +4453,8 @@
         <w:pStyle w:val="Heading2"/>
       </w:pPr>
       <w:r>
-        <w:t xml:space="preserve">Thu: The TLS Handshake</w:t>
+        <w:lastRenderedPageBreak/>
+        <w:t>Thu: The TLS Handshake</w:t>
       </w:r>
     </w:p>
     <w:p>
@@ -4215,12 +4462,12 @@
         <w:spacing w:after="120"/>
       </w:pPr>
       <w:r>
-        <w:t xml:space="preserve">Be able to recite this. It comes up in interviews more than any other crypto question.</w:t>
-      </w:r>
-    </w:p>
-    <w:p>
-      <w:pPr>
-        <w:spacing w:after="100" w:before="200"/>
+        <w:t>Be able to recite this. It comes up in interviews more than any other crypto question.</w:t>
+      </w:r>
+    </w:p>
+    <w:p>
+      <w:pPr>
+        <w:spacing w:before="200" w:after="100"/>
       </w:pPr>
       <w:r>
         <w:rPr>
@@ -4230,64 +4477,64 @@
           <w:sz w:val="24"/>
           <w:szCs w:val="24"/>
         </w:rPr>
-        <w:t xml:space="preserve">TLS 1.3 handshake (modern, 1 round trip)</w:t>
-      </w:r>
-    </w:p>
-    <w:p>
-      <w:pPr>
-        <w:pStyle w:val="ListParagraph"/>
-        <w:numPr>
-          <w:ilvl w:val="0"/>
-          <w:numId w:val="2"/>
-        </w:numPr>
-        <w:spacing w:after="60"/>
-      </w:pPr>
-      <w:r>
-        <w:t xml:space="preserve">1. Client → Server: ClientHello (supported ciphers, random, key share for ephemeral DH)</w:t>
-      </w:r>
-    </w:p>
-    <w:p>
-      <w:pPr>
-        <w:pStyle w:val="ListParagraph"/>
-        <w:numPr>
-          <w:ilvl w:val="0"/>
-          <w:numId w:val="2"/>
-        </w:numPr>
-        <w:spacing w:after="60"/>
-      </w:pPr>
-      <w:r>
-        <w:t xml:space="preserve">2. Server → Client: ServerHello + chosen cipher + key share + certificate + signature + Finished — all encrypted after key share</w:t>
-      </w:r>
-    </w:p>
-    <w:p>
-      <w:pPr>
-        <w:pStyle w:val="ListParagraph"/>
-        <w:numPr>
-          <w:ilvl w:val="0"/>
-          <w:numId w:val="2"/>
-        </w:numPr>
-        <w:spacing w:after="60"/>
-      </w:pPr>
-      <w:r>
-        <w:t xml:space="preserve">3. Client: verifies certificate chain, derives shared secret, sends Finished</w:t>
-      </w:r>
-    </w:p>
-    <w:p>
-      <w:pPr>
-        <w:pStyle w:val="ListParagraph"/>
-        <w:numPr>
-          <w:ilvl w:val="0"/>
-          <w:numId w:val="2"/>
-        </w:numPr>
-        <w:spacing w:after="60"/>
-      </w:pPr>
-      <w:r>
-        <w:t xml:space="preserve">4. Done — application data flows, encrypted with the derived session key</w:t>
-      </w:r>
-    </w:p>
-    <w:p>
-      <w:pPr>
-        <w:spacing w:after="100" w:before="200"/>
+        <w:t>TLS 1.3 handshake (modern, 1 round trip)</w:t>
+      </w:r>
+    </w:p>
+    <w:p>
+      <w:pPr>
+        <w:pStyle w:val="ListParagraph"/>
+        <w:numPr>
+          <w:ilvl w:val="0"/>
+          <w:numId w:val="2"/>
+        </w:numPr>
+        <w:spacing w:after="60"/>
+      </w:pPr>
+      <w:r>
+        <w:t>1. Client → Server: ClientHello (supported ciphers, random, key share for ephemeral DH)</w:t>
+      </w:r>
+    </w:p>
+    <w:p>
+      <w:pPr>
+        <w:pStyle w:val="ListParagraph"/>
+        <w:numPr>
+          <w:ilvl w:val="0"/>
+          <w:numId w:val="2"/>
+        </w:numPr>
+        <w:spacing w:after="60"/>
+      </w:pPr>
+      <w:r>
+        <w:t>2. Server → Client: ServerHello + chosen cipher + key share + certificate + signature + Finished — all encrypted after key share</w:t>
+      </w:r>
+    </w:p>
+    <w:p>
+      <w:pPr>
+        <w:pStyle w:val="ListParagraph"/>
+        <w:numPr>
+          <w:ilvl w:val="0"/>
+          <w:numId w:val="2"/>
+        </w:numPr>
+        <w:spacing w:after="60"/>
+      </w:pPr>
+      <w:r>
+        <w:t>3. Client: verifies certificate chain, derives shared secret, sends Finished</w:t>
+      </w:r>
+    </w:p>
+    <w:p>
+      <w:pPr>
+        <w:pStyle w:val="ListParagraph"/>
+        <w:numPr>
+          <w:ilvl w:val="0"/>
+          <w:numId w:val="2"/>
+        </w:numPr>
+        <w:spacing w:after="60"/>
+      </w:pPr>
+      <w:r>
+        <w:t>4. Done — application data flows, encrypted with the derived session key</w:t>
+      </w:r>
+    </w:p>
+    <w:p>
+      <w:pPr>
+        <w:spacing w:before="200" w:after="100"/>
       </w:pPr>
       <w:r>
         <w:rPr>
@@ -4297,64 +4544,72 @@
           <w:sz w:val="24"/>
           <w:szCs w:val="24"/>
         </w:rPr>
-        <w:t xml:space="preserve">What each piece accomplishes</w:t>
-      </w:r>
-    </w:p>
-    <w:p>
-      <w:pPr>
-        <w:pStyle w:val="ListParagraph"/>
-        <w:numPr>
-          <w:ilvl w:val="0"/>
-          <w:numId w:val="2"/>
-        </w:numPr>
-        <w:spacing w:after="60"/>
-      </w:pPr>
-      <w:r>
-        <w:t xml:space="preserve">Random values (client + server): prevent replay attacks</w:t>
-      </w:r>
-    </w:p>
-    <w:p>
-      <w:pPr>
-        <w:pStyle w:val="ListParagraph"/>
-        <w:numPr>
-          <w:ilvl w:val="0"/>
-          <w:numId w:val="2"/>
-        </w:numPr>
-        <w:spacing w:after="60"/>
-      </w:pPr>
-      <w:r>
-        <w:t xml:space="preserve">Ephemeral key exchange (ECDHE): provides Perfect Forward Secrecy — even if the server's long-term key is stolen later, past sessions stay safe</w:t>
-      </w:r>
-    </w:p>
-    <w:p>
-      <w:pPr>
-        <w:pStyle w:val="ListParagraph"/>
-        <w:numPr>
-          <w:ilvl w:val="0"/>
-          <w:numId w:val="2"/>
-        </w:numPr>
-        <w:spacing w:after="60"/>
-      </w:pPr>
-      <w:r>
-        <w:t xml:space="preserve">Certificate + signature: authenticates the server (and optionally the client)</w:t>
-      </w:r>
-    </w:p>
-    <w:p>
-      <w:pPr>
-        <w:pStyle w:val="ListParagraph"/>
-        <w:numPr>
-          <w:ilvl w:val="0"/>
-          <w:numId w:val="2"/>
-        </w:numPr>
-        <w:spacing w:after="60"/>
-      </w:pPr>
-      <w:r>
-        <w:t xml:space="preserve">Derived session keys: symmetric AES-GCM or ChaCha20-Poly1305 for bulk data</w:t>
-      </w:r>
-    </w:p>
-    <w:p>
-      <w:pPr>
-        <w:spacing w:after="100" w:before="200"/>
+        <w:t>What each piece accomplishes</w:t>
+      </w:r>
+    </w:p>
+    <w:p>
+      <w:pPr>
+        <w:pStyle w:val="ListParagraph"/>
+        <w:numPr>
+          <w:ilvl w:val="0"/>
+          <w:numId w:val="2"/>
+        </w:numPr>
+        <w:spacing w:after="60"/>
+      </w:pPr>
+      <w:r>
+        <w:t>Random values (client + server): prevent replay attacks</w:t>
+      </w:r>
+    </w:p>
+    <w:p>
+      <w:pPr>
+        <w:pStyle w:val="ListParagraph"/>
+        <w:numPr>
+          <w:ilvl w:val="0"/>
+          <w:numId w:val="2"/>
+        </w:numPr>
+        <w:spacing w:after="60"/>
+      </w:pPr>
+      <w:r>
+        <w:t>Ephemeral key exchange (ECDHE): provides Perfect Forward Secrecy — even if the server's long-term key is stolen later, past sessions stay safe</w:t>
+      </w:r>
+    </w:p>
+    <w:p>
+      <w:pPr>
+        <w:pStyle w:val="ListParagraph"/>
+        <w:numPr>
+          <w:ilvl w:val="0"/>
+          <w:numId w:val="2"/>
+        </w:numPr>
+        <w:spacing w:after="60"/>
+      </w:pPr>
+      <w:r>
+        <w:t xml:space="preserve">Certificate + </w:t>
+      </w:r>
+      <w:proofErr w:type="gramStart"/>
+      <w:r>
+        <w:t>signature:</w:t>
+      </w:r>
+      <w:proofErr w:type="gramEnd"/>
+      <w:r>
+        <w:t xml:space="preserve"> authenticates the server (and optionally the client)</w:t>
+      </w:r>
+    </w:p>
+    <w:p>
+      <w:pPr>
+        <w:pStyle w:val="ListParagraph"/>
+        <w:numPr>
+          <w:ilvl w:val="0"/>
+          <w:numId w:val="2"/>
+        </w:numPr>
+        <w:spacing w:after="60"/>
+      </w:pPr>
+      <w:r>
+        <w:t>Derived session keys: symmetric AES-GCM or ChaCha20-Poly1305 for bulk data</w:t>
+      </w:r>
+    </w:p>
+    <w:p>
+      <w:pPr>
+        <w:spacing w:before="200" w:after="100"/>
       </w:pPr>
       <w:r>
         <w:rPr>
@@ -4364,79 +4619,90 @@
           <w:sz w:val="24"/>
           <w:szCs w:val="24"/>
         </w:rPr>
-        <w:t xml:space="preserve">TLS 1.2 vs 1.3 differences worth knowing</w:t>
-      </w:r>
-    </w:p>
-    <w:p>
-      <w:pPr>
-        <w:pStyle w:val="ListParagraph"/>
-        <w:numPr>
-          <w:ilvl w:val="0"/>
-          <w:numId w:val="2"/>
-        </w:numPr>
-        <w:spacing w:after="60"/>
-      </w:pPr>
-      <w:r>
-        <w:t xml:space="preserve">1.3 dropped: static RSA key exchange, old ciphers (RC4, 3DES, CBC modes without GCM), compression</w:t>
-      </w:r>
-    </w:p>
-    <w:p>
-      <w:pPr>
-        <w:pStyle w:val="ListParagraph"/>
-        <w:numPr>
-          <w:ilvl w:val="0"/>
-          <w:numId w:val="2"/>
-        </w:numPr>
-        <w:spacing w:after="60"/>
-      </w:pPr>
-      <w:r>
-        <w:t xml:space="preserve">1.3 is 1 round trip (vs. 2 for 1.2), faster connections</w:t>
-      </w:r>
-    </w:p>
-    <w:p>
-      <w:pPr>
-        <w:pStyle w:val="ListParagraph"/>
-        <w:numPr>
-          <w:ilvl w:val="0"/>
-          <w:numId w:val="2"/>
-        </w:numPr>
-        <w:spacing w:after="60"/>
-      </w:pPr>
-      <w:r>
-        <w:t xml:space="preserve">1.3 supports 0-RTT resumption — fast but has replay-attack tradeoffs for non-idempotent requests</w:t>
+        <w:t>TLS 1.2 vs 1.3 differences worth knowing</w:t>
+      </w:r>
+    </w:p>
+    <w:p>
+      <w:pPr>
+        <w:pStyle w:val="ListParagraph"/>
+        <w:numPr>
+          <w:ilvl w:val="0"/>
+          <w:numId w:val="2"/>
+        </w:numPr>
+        <w:spacing w:after="60"/>
+      </w:pPr>
+      <w:r>
+        <w:t>1.3 dropped: static RSA key exchange, old ciphers (RC4, 3DES, CBC modes without GCM), compression</w:t>
+      </w:r>
+    </w:p>
+    <w:p>
+      <w:pPr>
+        <w:pStyle w:val="ListParagraph"/>
+        <w:numPr>
+          <w:ilvl w:val="0"/>
+          <w:numId w:val="2"/>
+        </w:numPr>
+        <w:spacing w:after="60"/>
+      </w:pPr>
+      <w:r>
+        <w:t>1.3 is 1 round trip (vs. 2 for 1.2), faster connections</w:t>
+      </w:r>
+    </w:p>
+    <w:p>
+      <w:pPr>
+        <w:pStyle w:val="ListParagraph"/>
+        <w:numPr>
+          <w:ilvl w:val="0"/>
+          <w:numId w:val="2"/>
+        </w:numPr>
+        <w:spacing w:after="60"/>
+      </w:pPr>
+      <w:r>
+        <w:t>1.3 supports 0-RTT resumption — fast but has replay-attack tradeoffs for non-idempotent requests</w:t>
       </w:r>
     </w:p>
     <w:tbl>
       <w:tblPr>
-        <w:tblW w:type="dxa" w:w="9360"/>
+        <w:tblW w:w="9360" w:type="dxa"/>
         <w:tblBorders>
-          <w:top w:val="single" w:color="auto" w:sz="4"/>
-          <w:left w:val="single" w:color="auto" w:sz="4"/>
-          <w:bottom w:val="single" w:color="auto" w:sz="4"/>
-          <w:right w:val="single" w:color="auto" w:sz="4"/>
-          <w:insideH w:val="single" w:color="auto" w:sz="4"/>
-          <w:insideV w:val="single" w:color="auto" w:sz="4"/>
+          <w:top w:val="single" w:sz="4" w:space="0" w:color="auto"/>
+          <w:left w:val="single" w:sz="4" w:space="0" w:color="auto"/>
+          <w:bottom w:val="single" w:sz="4" w:space="0" w:color="auto"/>
+          <w:right w:val="single" w:sz="4" w:space="0" w:color="auto"/>
+          <w:insideH w:val="single" w:sz="4" w:space="0" w:color="auto"/>
+          <w:insideV w:val="single" w:sz="4" w:space="0" w:color="auto"/>
         </w:tblBorders>
+        <w:tblCellMar>
+          <w:left w:w="10" w:type="dxa"/>
+          <w:right w:w="10" w:type="dxa"/>
+        </w:tblCellMar>
+        <w:tblLook w:val="0000" w:firstRow="0" w:lastRow="0" w:firstColumn="0" w:lastColumn="0" w:noHBand="0" w:noVBand="0"/>
       </w:tblPr>
       <w:tblGrid>
         <w:gridCol w:w="9360"/>
       </w:tblGrid>
       <w:tr>
+        <w:tblPrEx>
+          <w:tblCellMar>
+            <w:top w:w="0" w:type="dxa"/>
+            <w:bottom w:w="0" w:type="dxa"/>
+          </w:tblCellMar>
+        </w:tblPrEx>
         <w:tc>
           <w:tcPr>
-            <w:tcW w:type="dxa" w:w="9360"/>
+            <w:tcW w:w="9360" w:type="dxa"/>
             <w:tcBorders>
-              <w:top w:val="single" w:color="D9A66C" w:sz="4"/>
-              <w:left w:val="single" w:color="E08E2A" w:sz="18"/>
-              <w:bottom w:val="single" w:color="D9A66C" w:sz="4"/>
-              <w:right w:val="single" w:color="D9A66C" w:sz="4"/>
+              <w:top w:val="single" w:sz="4" w:space="0" w:color="D9A66C"/>
+              <w:left w:val="single" w:sz="18" w:space="0" w:color="E08E2A"/>
+              <w:bottom w:val="single" w:sz="4" w:space="0" w:color="D9A66C"/>
+              <w:right w:val="single" w:sz="4" w:space="0" w:color="D9A66C"/>
             </w:tcBorders>
-            <w:shd w:fill="FFF4E6" w:color="auto" w:val="clear"/>
+            <w:shd w:val="clear" w:color="auto" w:fill="FFF4E6"/>
             <w:tcMar>
-              <w:top w:type="dxa" w:w="140"/>
-              <w:left w:type="dxa" w:w="200"/>
-              <w:bottom w:type="dxa" w:w="140"/>
-              <w:right w:type="dxa" w:w="200"/>
+              <w:top w:w="140" w:type="dxa"/>
+              <w:left w:w="200" w:type="dxa"/>
+              <w:bottom w:w="140" w:type="dxa"/>
+              <w:right w:w="200" w:type="dxa"/>
             </w:tcMar>
           </w:tcPr>
           <w:p>
@@ -4448,10 +4714,8 @@
                 <w:b/>
                 <w:bCs/>
                 <w:color w:val="1F3864"/>
-                <w:sz w:val="22"/>
-                <w:szCs w:val="22"/>
               </w:rPr>
-              <w:t xml:space="preserve">REAL-WORLD SCENARIO — Heartbleed (CVE-2014-0160)</w:t>
+              <w:t>REAL-WORLD SCENARIO — Heartbleed (CVE-2014-0160)</w:t>
             </w:r>
           </w:p>
           <w:p>
@@ -4459,11 +4723,7 @@
               <w:spacing w:after="60"/>
             </w:pPr>
             <w:r>
-              <w:rPr>
-                <w:sz w:val="22"/>
-                <w:szCs w:val="22"/>
-              </w:rPr>
-              <w:t xml:space="preserve">OpenSSL's TLS heartbeat extension had a missing bounds check. An attacker could request a heartbeat reply with a fake length, and the server returned up to 64KB of whatever happened to be in adjacent memory — including private keys, session cookies, and decrypted user data.</w:t>
+              <w:t>OpenSSL's TLS heartbeat extension had a missing bounds check. An attacker could request a heartbeat reply with a fake length, and the server returned up to 64KB of whatever happened to be in adjacent memory — including private keys, session cookies, and decrypted user data.</w:t>
             </w:r>
           </w:p>
           <w:p>
@@ -4471,11 +4731,7 @@
               <w:spacing w:after="60"/>
             </w:pPr>
             <w:r>
-              <w:rPr>
-                <w:sz w:val="22"/>
-                <w:szCs w:val="22"/>
-              </w:rPr>
-              <w:t xml:space="preserve">Impact: every server using vulnerable OpenSSL had to patch, replace TLS certificates, and invalidate sessions. Roughly 17% of HTTPS servers were affected.</w:t>
+              <w:t>Impact: every server using vulnerable OpenSSL had to patch, replace TLS certificates, and invalidate sessions. Roughly 17% of HTTPS servers were affected.</w:t>
             </w:r>
           </w:p>
           <w:p>
@@ -4483,11 +4739,7 @@
               <w:spacing w:after="60"/>
             </w:pPr>
             <w:r>
-              <w:rPr>
-                <w:sz w:val="22"/>
-                <w:szCs w:val="22"/>
-              </w:rPr>
-              <w:t xml:space="preserve">Lesson: even cryptographically perfect protocols fail in implementation. Memory-safety bugs in TLS libraries leak the keys cryptography was supposed to protect. Modern languages (Rust, Go) for crypto code aren't a luxury.</w:t>
+              <w:t>Lesson: even cryptographically perfect protocols fail in implementation. Memory-safety bugs in TLS libraries leak the keys cryptography was supposed to protect. Modern languages (Rust, Go) for crypto code aren't a luxury.</w:t>
             </w:r>
           </w:p>
         </w:tc>
@@ -4498,12 +4750,12 @@
         <w:pStyle w:val="Heading2"/>
       </w:pPr>
       <w:r>
-        <w:t xml:space="preserve">Fri: Crypto Attacks &amp; Quantum Outlook</w:t>
-      </w:r>
-    </w:p>
-    <w:p>
-      <w:pPr>
-        <w:spacing w:after="100" w:before="200"/>
+        <w:t>Fri: Crypto Attacks &amp; Quantum Outlook</w:t>
+      </w:r>
+    </w:p>
+    <w:p>
+      <w:pPr>
+        <w:spacing w:before="200" w:after="100"/>
       </w:pPr>
       <w:r>
         <w:rPr>
@@ -4513,90 +4765,99 @@
           <w:sz w:val="24"/>
           <w:szCs w:val="24"/>
         </w:rPr>
-        <w:t xml:space="preserve">Attacks against weak crypto</w:t>
-      </w:r>
-    </w:p>
-    <w:p>
-      <w:pPr>
-        <w:pStyle w:val="ListParagraph"/>
-        <w:numPr>
-          <w:ilvl w:val="0"/>
-          <w:numId w:val="2"/>
-        </w:numPr>
-        <w:spacing w:after="60"/>
-      </w:pPr>
-      <w:r>
-        <w:t xml:space="preserve">Rainbow tables: precomputed hash → plaintext lookups; salt defeats them</w:t>
-      </w:r>
-    </w:p>
-    <w:p>
-      <w:pPr>
-        <w:pStyle w:val="ListParagraph"/>
-        <w:numPr>
-          <w:ilvl w:val="0"/>
-          <w:numId w:val="2"/>
-        </w:numPr>
-        <w:spacing w:after="60"/>
-      </w:pPr>
-      <w:r>
-        <w:t xml:space="preserve">Birthday attack: collision found in ~√N attempts (why we use 256-bit hashes)</w:t>
-      </w:r>
-    </w:p>
-    <w:p>
-      <w:pPr>
-        <w:pStyle w:val="ListParagraph"/>
-        <w:numPr>
-          <w:ilvl w:val="0"/>
-          <w:numId w:val="2"/>
-        </w:numPr>
-        <w:spacing w:after="60"/>
-      </w:pPr>
-      <w:r>
-        <w:t xml:space="preserve">Length-extension attack: affects MD5/SHA-1/SHA-2 used as MAC without HMAC construction</w:t>
-      </w:r>
-    </w:p>
-    <w:p>
-      <w:pPr>
-        <w:pStyle w:val="ListParagraph"/>
-        <w:numPr>
-          <w:ilvl w:val="0"/>
-          <w:numId w:val="2"/>
-        </w:numPr>
-        <w:spacing w:after="60"/>
-      </w:pPr>
-      <w:r>
-        <w:t xml:space="preserve">Padding oracle: CBC-mode error messages leak plaintext (POODLE, Lucky 13)</w:t>
-      </w:r>
-    </w:p>
-    <w:p>
-      <w:pPr>
-        <w:pStyle w:val="ListParagraph"/>
-        <w:numPr>
-          <w:ilvl w:val="0"/>
-          <w:numId w:val="2"/>
-        </w:numPr>
-        <w:spacing w:after="60"/>
-      </w:pPr>
-      <w:r>
-        <w:t xml:space="preserve">Downgrade attack: force connection to use weak cipher (FREAK, Logjam)</w:t>
-      </w:r>
-    </w:p>
-    <w:p>
-      <w:pPr>
-        <w:pStyle w:val="ListParagraph"/>
-        <w:numPr>
-          <w:ilvl w:val="0"/>
-          <w:numId w:val="2"/>
-        </w:numPr>
-        <w:spacing w:after="60"/>
-      </w:pPr>
-      <w:r>
-        <w:t xml:space="preserve">Side-channel: timing, power consumption, electromagnetic leaks</w:t>
-      </w:r>
-    </w:p>
-    <w:p>
-      <w:pPr>
-        <w:spacing w:after="100" w:before="200"/>
+        <w:t>Attacks against weak crypto</w:t>
+      </w:r>
+    </w:p>
+    <w:p>
+      <w:pPr>
+        <w:pStyle w:val="ListParagraph"/>
+        <w:numPr>
+          <w:ilvl w:val="0"/>
+          <w:numId w:val="2"/>
+        </w:numPr>
+        <w:spacing w:after="60"/>
+      </w:pPr>
+      <w:r>
+        <w:t>Rainbow tables: precomputed hash → plaintext lookups; salt defeats them</w:t>
+      </w:r>
+    </w:p>
+    <w:p>
+      <w:pPr>
+        <w:pStyle w:val="ListParagraph"/>
+        <w:numPr>
+          <w:ilvl w:val="0"/>
+          <w:numId w:val="2"/>
+        </w:numPr>
+        <w:spacing w:after="60"/>
+      </w:pPr>
+      <w:r>
+        <w:t>Birthday attack: collision found in ~√N attempts (why we use 256-bit hashes)</w:t>
+      </w:r>
+    </w:p>
+    <w:p>
+      <w:pPr>
+        <w:pStyle w:val="ListParagraph"/>
+        <w:numPr>
+          <w:ilvl w:val="0"/>
+          <w:numId w:val="2"/>
+        </w:numPr>
+        <w:spacing w:after="60"/>
+      </w:pPr>
+      <w:r>
+        <w:t xml:space="preserve">Length-extension </w:t>
+      </w:r>
+      <w:proofErr w:type="gramStart"/>
+      <w:r>
+        <w:t>attack:</w:t>
+      </w:r>
+      <w:proofErr w:type="gramEnd"/>
+      <w:r>
+        <w:t xml:space="preserve"> affects MD5/SHA-1/SHA-2 used as MAC without HMAC construction</w:t>
+      </w:r>
+    </w:p>
+    <w:p>
+      <w:pPr>
+        <w:pStyle w:val="ListParagraph"/>
+        <w:numPr>
+          <w:ilvl w:val="0"/>
+          <w:numId w:val="2"/>
+        </w:numPr>
+        <w:spacing w:after="60"/>
+      </w:pPr>
+      <w:r>
+        <w:t>Padding oracle: CBC-mode error messages leak plaintext (POODLE, Lucky 13)</w:t>
+      </w:r>
+    </w:p>
+    <w:p>
+      <w:pPr>
+        <w:pStyle w:val="ListParagraph"/>
+        <w:numPr>
+          <w:ilvl w:val="0"/>
+          <w:numId w:val="2"/>
+        </w:numPr>
+        <w:spacing w:after="60"/>
+      </w:pPr>
+      <w:r>
+        <w:lastRenderedPageBreak/>
+        <w:t>Downgrade attack: force connection to use weak cipher (FREAK, Logjam)</w:t>
+      </w:r>
+    </w:p>
+    <w:p>
+      <w:pPr>
+        <w:pStyle w:val="ListParagraph"/>
+        <w:numPr>
+          <w:ilvl w:val="0"/>
+          <w:numId w:val="2"/>
+        </w:numPr>
+        <w:spacing w:after="60"/>
+      </w:pPr>
+      <w:r>
+        <w:t>Side-channel: timing, power consumption, electromagnetic leaks</w:t>
+      </w:r>
+    </w:p>
+    <w:p>
+      <w:pPr>
+        <w:spacing w:before="200" w:after="100"/>
       </w:pPr>
       <w:r>
         <w:rPr>
@@ -4606,38 +4867,38 @@
           <w:sz w:val="24"/>
           <w:szCs w:val="24"/>
         </w:rPr>
-        <w:t xml:space="preserve">Famous broken hashes</w:t>
-      </w:r>
-    </w:p>
-    <w:p>
-      <w:pPr>
-        <w:pStyle w:val="ListParagraph"/>
-        <w:numPr>
-          <w:ilvl w:val="0"/>
-          <w:numId w:val="2"/>
-        </w:numPr>
-        <w:spacing w:after="60"/>
-      </w:pPr>
-      <w:r>
-        <w:t xml:space="preserve">MD5: collisions found in 2004, used to forge a CA cert in 2008 (Flame malware, 2012)</w:t>
-      </w:r>
-    </w:p>
-    <w:p>
-      <w:pPr>
-        <w:pStyle w:val="ListParagraph"/>
-        <w:numPr>
-          <w:ilvl w:val="0"/>
-          <w:numId w:val="2"/>
-        </w:numPr>
-        <w:spacing w:after="60"/>
-      </w:pPr>
-      <w:r>
-        <w:t xml:space="preserve">SHA-1: practical collision ("SHAttered") published in 2017 by Google + CWI</w:t>
-      </w:r>
-    </w:p>
-    <w:p>
-      <w:pPr>
-        <w:spacing w:after="100" w:before="200"/>
+        <w:t>Famous broken hashes</w:t>
+      </w:r>
+    </w:p>
+    <w:p>
+      <w:pPr>
+        <w:pStyle w:val="ListParagraph"/>
+        <w:numPr>
+          <w:ilvl w:val="0"/>
+          <w:numId w:val="2"/>
+        </w:numPr>
+        <w:spacing w:after="60"/>
+      </w:pPr>
+      <w:r>
+        <w:t>MD5: collisions found in 2004, used to forge a CA cert in 2008 (Flame malware, 2012)</w:t>
+      </w:r>
+    </w:p>
+    <w:p>
+      <w:pPr>
+        <w:pStyle w:val="ListParagraph"/>
+        <w:numPr>
+          <w:ilvl w:val="0"/>
+          <w:numId w:val="2"/>
+        </w:numPr>
+        <w:spacing w:after="60"/>
+      </w:pPr>
+      <w:r>
+        <w:t>SHA-1: practical collision ("SHAttered") published in 2017 by Google + CWI</w:t>
+      </w:r>
+    </w:p>
+    <w:p>
+      <w:pPr>
+        <w:spacing w:before="200" w:after="100"/>
       </w:pPr>
       <w:r>
         <w:rPr>
@@ -4647,92 +4908,103 @@
           <w:sz w:val="24"/>
           <w:szCs w:val="24"/>
         </w:rPr>
-        <w:t xml:space="preserve">Post-quantum cryptography (PQC)</w:t>
-      </w:r>
-    </w:p>
-    <w:p>
-      <w:pPr>
-        <w:pStyle w:val="ListParagraph"/>
-        <w:numPr>
-          <w:ilvl w:val="0"/>
-          <w:numId w:val="2"/>
-        </w:numPr>
-        <w:spacing w:after="60"/>
-      </w:pPr>
-      <w:r>
-        <w:t xml:space="preserve">Shor's algorithm on a sufficiently large quantum computer breaks RSA and ECC</w:t>
-      </w:r>
-    </w:p>
-    <w:p>
-      <w:pPr>
-        <w:pStyle w:val="ListParagraph"/>
-        <w:numPr>
-          <w:ilvl w:val="0"/>
-          <w:numId w:val="2"/>
-        </w:numPr>
-        <w:spacing w:after="60"/>
-      </w:pPr>
-      <w:r>
-        <w:t xml:space="preserve">Symmetric crypto and hashes mostly survive (with doubled key sizes)</w:t>
-      </w:r>
-    </w:p>
-    <w:p>
-      <w:pPr>
-        <w:pStyle w:val="ListParagraph"/>
-        <w:numPr>
-          <w:ilvl w:val="0"/>
-          <w:numId w:val="2"/>
-        </w:numPr>
-        <w:spacing w:after="60"/>
-      </w:pPr>
-      <w:r>
-        <w:t xml:space="preserve">NIST standardized first PQC algorithms in 2024: ML-KEM (Kyber) for key exchange, ML-DSA (Dilithium) for signatures</w:t>
-      </w:r>
-    </w:p>
-    <w:p>
-      <w:pPr>
-        <w:pStyle w:val="ListParagraph"/>
-        <w:numPr>
-          <w:ilvl w:val="0"/>
-          <w:numId w:val="2"/>
-        </w:numPr>
-        <w:spacing w:after="60"/>
-      </w:pPr>
-      <w:r>
-        <w:t xml:space="preserve">"Harvest now, decrypt later" threat: adversaries store encrypted traffic today to decrypt with future quantum computers</w:t>
+        <w:t>Post-quantum cryptography (PQC)</w:t>
+      </w:r>
+    </w:p>
+    <w:p>
+      <w:pPr>
+        <w:pStyle w:val="ListParagraph"/>
+        <w:numPr>
+          <w:ilvl w:val="0"/>
+          <w:numId w:val="2"/>
+        </w:numPr>
+        <w:spacing w:after="60"/>
+      </w:pPr>
+      <w:r>
+        <w:t>Shor's algorithm on a sufficiently large quantum computer breaks RSA and ECC</w:t>
+      </w:r>
+    </w:p>
+    <w:p>
+      <w:pPr>
+        <w:pStyle w:val="ListParagraph"/>
+        <w:numPr>
+          <w:ilvl w:val="0"/>
+          <w:numId w:val="2"/>
+        </w:numPr>
+        <w:spacing w:after="60"/>
+      </w:pPr>
+      <w:r>
+        <w:t>Symmetric crypto and hashes mostly survive (with doubled key sizes)</w:t>
+      </w:r>
+    </w:p>
+    <w:p>
+      <w:pPr>
+        <w:pStyle w:val="ListParagraph"/>
+        <w:numPr>
+          <w:ilvl w:val="0"/>
+          <w:numId w:val="2"/>
+        </w:numPr>
+        <w:spacing w:after="60"/>
+      </w:pPr>
+      <w:r>
+        <w:t>NIST standardized first PQC algorithms in 2024: ML-KEM (Kyber) for key exchange, ML-DSA (Dilithium) for signatures</w:t>
+      </w:r>
+    </w:p>
+    <w:p>
+      <w:pPr>
+        <w:pStyle w:val="ListParagraph"/>
+        <w:numPr>
+          <w:ilvl w:val="0"/>
+          <w:numId w:val="2"/>
+        </w:numPr>
+        <w:spacing w:after="60"/>
+      </w:pPr>
+      <w:r>
+        <w:t>"Harvest now, decrypt later" threat: adversaries store encrypted traffic today to decrypt with future quantum computers</w:t>
       </w:r>
     </w:p>
     <w:tbl>
       <w:tblPr>
-        <w:tblW w:type="dxa" w:w="9360"/>
+        <w:tblW w:w="9360" w:type="dxa"/>
         <w:tblBorders>
-          <w:top w:val="single" w:color="auto" w:sz="4"/>
-          <w:left w:val="single" w:color="auto" w:sz="4"/>
-          <w:bottom w:val="single" w:color="auto" w:sz="4"/>
-          <w:right w:val="single" w:color="auto" w:sz="4"/>
-          <w:insideH w:val="single" w:color="auto" w:sz="4"/>
-          <w:insideV w:val="single" w:color="auto" w:sz="4"/>
+          <w:top w:val="single" w:sz="4" w:space="0" w:color="auto"/>
+          <w:left w:val="single" w:sz="4" w:space="0" w:color="auto"/>
+          <w:bottom w:val="single" w:sz="4" w:space="0" w:color="auto"/>
+          <w:right w:val="single" w:sz="4" w:space="0" w:color="auto"/>
+          <w:insideH w:val="single" w:sz="4" w:space="0" w:color="auto"/>
+          <w:insideV w:val="single" w:sz="4" w:space="0" w:color="auto"/>
         </w:tblBorders>
+        <w:tblCellMar>
+          <w:left w:w="10" w:type="dxa"/>
+          <w:right w:w="10" w:type="dxa"/>
+        </w:tblCellMar>
+        <w:tblLook w:val="0000" w:firstRow="0" w:lastRow="0" w:firstColumn="0" w:lastColumn="0" w:noHBand="0" w:noVBand="0"/>
       </w:tblPr>
       <w:tblGrid>
         <w:gridCol w:w="9360"/>
       </w:tblGrid>
       <w:tr>
+        <w:tblPrEx>
+          <w:tblCellMar>
+            <w:top w:w="0" w:type="dxa"/>
+            <w:bottom w:w="0" w:type="dxa"/>
+          </w:tblCellMar>
+        </w:tblPrEx>
         <w:tc>
           <w:tcPr>
-            <w:tcW w:type="dxa" w:w="9360"/>
+            <w:tcW w:w="9360" w:type="dxa"/>
             <w:tcBorders>
-              <w:top w:val="single" w:color="D9A66C" w:sz="4"/>
-              <w:left w:val="single" w:color="E08E2A" w:sz="18"/>
-              <w:bottom w:val="single" w:color="D9A66C" w:sz="4"/>
-              <w:right w:val="single" w:color="D9A66C" w:sz="4"/>
+              <w:top w:val="single" w:sz="4" w:space="0" w:color="D9A66C"/>
+              <w:left w:val="single" w:sz="18" w:space="0" w:color="E08E2A"/>
+              <w:bottom w:val="single" w:sz="4" w:space="0" w:color="D9A66C"/>
+              <w:right w:val="single" w:sz="4" w:space="0" w:color="D9A66C"/>
             </w:tcBorders>
-            <w:shd w:fill="FFF4E6" w:color="auto" w:val="clear"/>
+            <w:shd w:val="clear" w:color="auto" w:fill="FFF4E6"/>
             <w:tcMar>
-              <w:top w:type="dxa" w:w="140"/>
-              <w:left w:type="dxa" w:w="200"/>
-              <w:bottom w:type="dxa" w:w="140"/>
-              <w:right w:type="dxa" w:w="200"/>
+              <w:top w:w="140" w:type="dxa"/>
+              <w:left w:w="200" w:type="dxa"/>
+              <w:bottom w:w="140" w:type="dxa"/>
+              <w:right w:w="200" w:type="dxa"/>
             </w:tcMar>
           </w:tcPr>
           <w:p>
@@ -4744,10 +5016,8 @@
                 <w:b/>
                 <w:bCs/>
                 <w:color w:val="1F3864"/>
-                <w:sz w:val="22"/>
-                <w:szCs w:val="22"/>
               </w:rPr>
-              <w:t xml:space="preserve">REAL-WORLD SCENARIO — SHAttered — first practical SHA-1 collision (2017)</w:t>
+              <w:t>REAL-WORLD SCENARIO — SHAttered — first practical SHA-1 collision (2017)</w:t>
             </w:r>
           </w:p>
           <w:p>
@@ -4755,11 +5025,7 @@
               <w:spacing w:after="60"/>
             </w:pPr>
             <w:r>
-              <w:rPr>
-                <w:sz w:val="22"/>
-                <w:szCs w:val="22"/>
-              </w:rPr>
-              <w:t xml:space="preserve">Google and CWI Amsterdam produced two different PDF files with identical SHA-1 hashes, using ~9 quintillion compute operations. They published one PDF showing a baby photo and another showing a malicious payload — same SHA-1.</w:t>
+              <w:t>Google and CWI Amsterdam produced two different PDF files with identical SHA-1 hashes, using ~9 quintillion compute operations. They published one PDF showing a baby photo and another showing a malicious payload — same SHA-1.</w:t>
             </w:r>
           </w:p>
           <w:p>
@@ -4767,11 +5033,7 @@
               <w:spacing w:after="60"/>
             </w:pPr>
             <w:r>
-              <w:rPr>
-                <w:sz w:val="22"/>
-                <w:szCs w:val="22"/>
-              </w:rPr>
-              <w:t xml:space="preserve">Impact: Git (which used SHA-1 for commit IDs), TLS certificates still using SHA-1, and many legacy systems had to migrate. Today SHA-1 is deprecated for all security uses.</w:t>
+              <w:t>Impact: Git (which used SHA-1 for commit IDs), TLS certificates still using SHA-1, and many legacy systems had to migrate. Today SHA-1 is deprecated for all security uses.</w:t>
             </w:r>
           </w:p>
           <w:p>
@@ -4779,47 +5041,33 @@
               <w:spacing w:after="60"/>
             </w:pPr>
             <w:r>
-              <w:rPr>
-                <w:sz w:val="22"/>
-                <w:szCs w:val="22"/>
-              </w:rPr>
-              <w:t xml:space="preserve">Lesson: cryptographic algorithms have shelf lives. "It's still secure" today does not mean "safe to deploy for 20 years." Build crypto agility into systems — easy to swap algorithms when needed.</w:t>
+              <w:t>Lesson: cryptographic algorithms have shelf lives. "It's still secure" today does not mean "safe to deploy for 20 years." Build crypto agility into systems — easy to swap algorithms when needed.</w:t>
             </w:r>
           </w:p>
         </w:tc>
       </w:tr>
-    </w:tbl>
-    <w:tbl>
-      <w:tblPr>
-        <w:tblW w:type="dxa" w:w="9360"/>
-        <w:tblBorders>
-          <w:top w:val="single" w:color="auto" w:sz="4"/>
-          <w:left w:val="single" w:color="auto" w:sz="4"/>
-          <w:bottom w:val="single" w:color="auto" w:sz="4"/>
-          <w:right w:val="single" w:color="auto" w:sz="4"/>
-          <w:insideH w:val="single" w:color="auto" w:sz="4"/>
-          <w:insideV w:val="single" w:color="auto" w:sz="4"/>
-        </w:tblBorders>
-      </w:tblPr>
-      <w:tblGrid>
-        <w:gridCol w:w="9360"/>
-      </w:tblGrid>
       <w:tr>
+        <w:tblPrEx>
+          <w:tblCellMar>
+            <w:top w:w="0" w:type="dxa"/>
+            <w:bottom w:w="0" w:type="dxa"/>
+          </w:tblCellMar>
+        </w:tblPrEx>
         <w:tc>
           <w:tcPr>
-            <w:tcW w:type="dxa" w:w="9360"/>
+            <w:tcW w:w="9360" w:type="dxa"/>
             <w:tcBorders>
-              <w:top w:val="single" w:color="D9A66C" w:sz="4"/>
-              <w:left w:val="single" w:color="2E75B6" w:sz="18"/>
-              <w:bottom w:val="single" w:color="D9A66C" w:sz="4"/>
-              <w:right w:val="single" w:color="D9A66C" w:sz="4"/>
+              <w:top w:val="single" w:sz="4" w:space="0" w:color="D9A66C"/>
+              <w:left w:val="single" w:sz="18" w:space="0" w:color="2E75B6"/>
+              <w:bottom w:val="single" w:sz="4" w:space="0" w:color="D9A66C"/>
+              <w:right w:val="single" w:sz="4" w:space="0" w:color="D9A66C"/>
             </w:tcBorders>
-            <w:shd w:fill="E8F1FB" w:color="auto" w:val="clear"/>
+            <w:shd w:val="clear" w:color="auto" w:fill="E8F1FB"/>
             <w:tcMar>
-              <w:top w:type="dxa" w:w="140"/>
-              <w:left w:type="dxa" w:w="200"/>
-              <w:bottom w:type="dxa" w:w="140"/>
-              <w:right w:type="dxa" w:w="200"/>
+              <w:top w:w="140" w:type="dxa"/>
+              <w:left w:w="200" w:type="dxa"/>
+              <w:bottom w:w="140" w:type="dxa"/>
+              <w:right w:w="200" w:type="dxa"/>
             </w:tcMar>
           </w:tcPr>
           <w:p>
@@ -4831,10 +5079,8 @@
                 <w:b/>
                 <w:bCs/>
                 <w:color w:val="1F3864"/>
-                <w:sz w:val="22"/>
-                <w:szCs w:val="22"/>
               </w:rPr>
-              <w:t xml:space="preserve">TIP — Crypto rules of thumb</w:t>
+              <w:t>TIP — Crypto rules of thumb</w:t>
             </w:r>
           </w:p>
           <w:p>
@@ -4842,11 +5088,7 @@
               <w:spacing w:after="60"/>
             </w:pPr>
             <w:r>
-              <w:rPr>
-                <w:sz w:val="22"/>
-                <w:szCs w:val="22"/>
-              </w:rPr>
-              <w:t xml:space="preserve">Don't roll your own crypto — use libraries written and audited by specialists (libsodium, BoringSSL, age).</w:t>
+              <w:t>Don't roll your own crypto — use libraries written and audited by specialists (libsodium, BoringSSL, age).</w:t>
             </w:r>
           </w:p>
           <w:p>
@@ -4854,11 +5096,15 @@
               <w:spacing w:after="60"/>
             </w:pPr>
             <w:r>
-              <w:rPr>
-                <w:sz w:val="22"/>
-                <w:szCs w:val="22"/>
-              </w:rPr>
-              <w:t xml:space="preserve">Hashing is not encryption — hashing is one-way; encryption is reversible with a key.</w:t>
+              <w:t xml:space="preserve">Hashing is not </w:t>
+            </w:r>
+            <w:proofErr w:type="gramStart"/>
+            <w:r>
+              <w:t>encryption — hashing</w:t>
+            </w:r>
+            <w:proofErr w:type="gramEnd"/>
+            <w:r>
+              <w:t xml:space="preserve"> is one-way; encryption is reversible with a key.</w:t>
             </w:r>
           </w:p>
           <w:p>
@@ -4866,11 +5112,7 @@
               <w:spacing w:after="60"/>
             </w:pPr>
             <w:r>
-              <w:rPr>
-                <w:sz w:val="22"/>
-                <w:szCs w:val="22"/>
-              </w:rPr>
-              <w:t xml:space="preserve">Encryption without authentication is broken — use AES-GCM or ChaCha20-Poly1305, not raw AES-CBC.</w:t>
+              <w:t>Encryption without authentication is broken — use AES-GCM or ChaCha20-Poly1305, not raw AES-CBC.</w:t>
             </w:r>
           </w:p>
           <w:p>
@@ -4878,11 +5120,7 @@
               <w:spacing w:after="60"/>
             </w:pPr>
             <w:r>
-              <w:rPr>
-                <w:sz w:val="22"/>
-                <w:szCs w:val="22"/>
-              </w:rPr>
-              <w:t xml:space="preserve">Password hashing is special — use bcrypt/scrypt/Argon2, never SHA-256 directly.</w:t>
+              <w:t>Password hashing is special — use bcrypt/scrypt/Argon2, never SHA-256 directly.</w:t>
             </w:r>
           </w:p>
           <w:p>
@@ -4890,11 +5128,7 @@
               <w:spacing w:after="60"/>
             </w:pPr>
             <w:r>
-              <w:rPr>
-                <w:sz w:val="22"/>
-                <w:szCs w:val="22"/>
-              </w:rPr>
-              <w:t xml:space="preserve">Certificate ≠ trust — a cert proves identity to a CA, nothing more. The CA is the trust anchor.</w:t>
+              <w:t>Certificate ≠ trust — a cert proves identity to a CA, nothing more. The CA is the trust anchor.</w:t>
             </w:r>
           </w:p>
         </w:tc>
@@ -4905,72 +5139,81 @@
         <w:pStyle w:val="Heading2"/>
       </w:pPr>
       <w:r>
-        <w:t xml:space="preserve">Weekend recap</w:t>
-      </w:r>
-    </w:p>
-    <w:p>
-      <w:pPr>
-        <w:pStyle w:val="ListParagraph"/>
-        <w:numPr>
-          <w:ilvl w:val="0"/>
-          <w:numId w:val="2"/>
-        </w:numPr>
-        <w:spacing w:after="60"/>
-      </w:pPr>
-      <w:r>
-        <w:t xml:space="preserve">Take the 20-question quiz at the end of this section.</w:t>
-      </w:r>
-    </w:p>
-    <w:p>
-      <w:pPr>
-        <w:pStyle w:val="ListParagraph"/>
-        <w:numPr>
-          <w:ilvl w:val="0"/>
-          <w:numId w:val="2"/>
-        </w:numPr>
-        <w:spacing w:after="60"/>
-      </w:pPr>
-      <w:r>
-        <w:t xml:space="preserve">Generate an Ed25519 SSH key pair on your machine (ssh-keygen -t ed25519) and inspect the public/private files — see how small they are vs. RSA.</w:t>
-      </w:r>
-    </w:p>
-    <w:p>
-      <w:pPr>
-        <w:pStyle w:val="ListParagraph"/>
-        <w:numPr>
-          <w:ilvl w:val="0"/>
-          <w:numId w:val="2"/>
-        </w:numPr>
-        <w:spacing w:after="60"/>
-      </w:pPr>
-      <w:r>
-        <w:t xml:space="preserve">Visit a website and click the padlock; walk the certificate chain in your browser's cert viewer.</w:t>
-      </w:r>
-    </w:p>
-    <w:p>
-      <w:pPr>
-        <w:pStyle w:val="ListParagraph"/>
-        <w:numPr>
-          <w:ilvl w:val="0"/>
-          <w:numId w:val="2"/>
-        </w:numPr>
-        <w:spacing w:after="60"/>
-      </w:pPr>
-      <w:r>
-        <w:t xml:space="preserve">On paper, draw the TLS 1.3 handshake from memory, then check yourself against this guide.</w:t>
-      </w:r>
-    </w:p>
-    <w:p>
-      <w:pPr>
-        <w:pStyle w:val="ListParagraph"/>
-        <w:numPr>
-          <w:ilvl w:val="0"/>
-          <w:numId w:val="2"/>
-        </w:numPr>
-        <w:spacing w:after="60"/>
-      </w:pPr>
-      <w:r>
-        <w:t xml:space="preserve">Read Cloudflare's blog post on Post-Quantum cryptography deployment — they've already rolled out hybrid PQC across their edge.</w:t>
+        <w:t>Weekend recap</w:t>
+      </w:r>
+    </w:p>
+    <w:p>
+      <w:pPr>
+        <w:pStyle w:val="ListParagraph"/>
+        <w:numPr>
+          <w:ilvl w:val="0"/>
+          <w:numId w:val="2"/>
+        </w:numPr>
+        <w:spacing w:after="60"/>
+      </w:pPr>
+      <w:r>
+        <w:t>Take the 20-question quiz at the end of this section.</w:t>
+      </w:r>
+    </w:p>
+    <w:p>
+      <w:pPr>
+        <w:pStyle w:val="ListParagraph"/>
+        <w:numPr>
+          <w:ilvl w:val="0"/>
+          <w:numId w:val="2"/>
+        </w:numPr>
+        <w:spacing w:after="60"/>
+      </w:pPr>
+      <w:r>
+        <w:t>Generate an Ed25519 SSH key pair on your machine (ssh-keygen -t ed25519) and inspect the public/private files — see how small they are vs. RSA.</w:t>
+      </w:r>
+    </w:p>
+    <w:p>
+      <w:pPr>
+        <w:pStyle w:val="ListParagraph"/>
+        <w:numPr>
+          <w:ilvl w:val="0"/>
+          <w:numId w:val="2"/>
+        </w:numPr>
+        <w:spacing w:after="60"/>
+      </w:pPr>
+      <w:r>
+        <w:t>Visit a website and click the padlock; walk the certificate chain in your browser's cert viewer.</w:t>
+      </w:r>
+    </w:p>
+    <w:p>
+      <w:pPr>
+        <w:pStyle w:val="ListParagraph"/>
+        <w:numPr>
+          <w:ilvl w:val="0"/>
+          <w:numId w:val="2"/>
+        </w:numPr>
+        <w:spacing w:after="60"/>
+      </w:pPr>
+      <w:r>
+        <w:t>On paper, draw the TLS 1.3 handshake from memory, then check yourself against this guide.</w:t>
+      </w:r>
+    </w:p>
+    <w:p>
+      <w:pPr>
+        <w:pStyle w:val="ListParagraph"/>
+        <w:numPr>
+          <w:ilvl w:val="0"/>
+          <w:numId w:val="2"/>
+        </w:numPr>
+        <w:spacing w:after="60"/>
+      </w:pPr>
+      <w:r>
+        <w:lastRenderedPageBreak/>
+        <w:t xml:space="preserve">Read Cloudflare's blog post on </w:t>
+      </w:r>
+      <w:proofErr w:type="gramStart"/>
+      <w:r>
+        <w:t>Post-Quantum</w:t>
+      </w:r>
+      <w:proofErr w:type="gramEnd"/>
+      <w:r>
+        <w:t xml:space="preserve"> cryptography deployment — they've already rolled out hybrid PQC across their edge.</w:t>
       </w:r>
     </w:p>
     <w:p>
@@ -4983,12 +5226,13 @@
         <w:pStyle w:val="Heading2"/>
       </w:pPr>
       <w:r>
-        <w:t xml:space="preserve">Week 4 Quiz — 20 Questions</w:t>
-      </w:r>
-    </w:p>
-    <w:p>
-      <w:pPr>
-        <w:spacing w:after="60" w:before="120"/>
+        <w:lastRenderedPageBreak/>
+        <w:t>Week 4 Quiz — 20 Questions</w:t>
+      </w:r>
+    </w:p>
+    <w:p>
+      <w:pPr>
+        <w:spacing w:before="120" w:after="60"/>
       </w:pPr>
       <w:r>
         <w:rPr>
@@ -4999,7 +5243,7 @@
         <w:t xml:space="preserve">Q1. </w:t>
       </w:r>
       <w:r>
-        <w:t xml:space="preserve">Which of these is a symmetric encryption algorithm?</w:t>
+        <w:t>Which of these is a symmetric encryption algorithm?</w:t>
       </w:r>
     </w:p>
     <w:p>
@@ -5015,7 +5259,7 @@
         <w:t xml:space="preserve">   A) </w:t>
       </w:r>
       <w:r>
-        <w:t xml:space="preserve">RSA</w:t>
+        <w:t>RSA</w:t>
       </w:r>
     </w:p>
     <w:p>
@@ -5031,7 +5275,7 @@
         <w:t xml:space="preserve">   B) </w:t>
       </w:r>
       <w:r>
-        <w:t xml:space="preserve">ECC</w:t>
+        <w:t>ECC</w:t>
       </w:r>
     </w:p>
     <w:p>
@@ -5047,7 +5291,7 @@
         <w:t xml:space="preserve">   C) </w:t>
       </w:r>
       <w:r>
-        <w:t xml:space="preserve">AES</w:t>
+        <w:t>AES</w:t>
       </w:r>
     </w:p>
     <w:p>
@@ -5063,12 +5307,12 @@
         <w:t xml:space="preserve">   D) </w:t>
       </w:r>
       <w:r>
-        <w:t xml:space="preserve">SHA-256</w:t>
-      </w:r>
-    </w:p>
-    <w:p>
-      <w:pPr>
-        <w:spacing w:after="60" w:before="120"/>
+        <w:t>SHA-256</w:t>
+      </w:r>
+    </w:p>
+    <w:p>
+      <w:pPr>
+        <w:spacing w:before="120" w:after="60"/>
       </w:pPr>
       <w:r>
         <w:rPr>
@@ -5079,7 +5323,15 @@
         <w:t xml:space="preserve">Q2. </w:t>
       </w:r>
       <w:r>
-        <w:t xml:space="preserve">Which is the recommended algorithm family for hashing passwords?</w:t>
+        <w:t xml:space="preserve">Which is the recommended </w:t>
+      </w:r>
+      <w:proofErr w:type="gramStart"/>
+      <w:r>
+        <w:t>algorithm family</w:t>
+      </w:r>
+      <w:proofErr w:type="gramEnd"/>
+      <w:r>
+        <w:t xml:space="preserve"> for hashing passwords?</w:t>
       </w:r>
     </w:p>
     <w:p>
@@ -5095,7 +5347,7 @@
         <w:t xml:space="preserve">   A) </w:t>
       </w:r>
       <w:r>
-        <w:t xml:space="preserve">SHA-256</w:t>
+        <w:t>SHA-256</w:t>
       </w:r>
     </w:p>
     <w:p>
@@ -5111,7 +5363,7 @@
         <w:t xml:space="preserve">   B) </w:t>
       </w:r>
       <w:r>
-        <w:t xml:space="preserve">MD5 with salt</w:t>
+        <w:t>MD5 with salt</w:t>
       </w:r>
     </w:p>
     <w:p>
@@ -5127,7 +5379,7 @@
         <w:t xml:space="preserve">   C) </w:t>
       </w:r>
       <w:r>
-        <w:t xml:space="preserve">Argon2 / bcrypt / scrypt</w:t>
+        <w:t>Argon2 / bcrypt / scrypt</w:t>
       </w:r>
     </w:p>
     <w:p>
@@ -5143,12 +5395,12 @@
         <w:t xml:space="preserve">   D) </w:t>
       </w:r>
       <w:r>
-        <w:t xml:space="preserve">AES-GCM</w:t>
-      </w:r>
-    </w:p>
-    <w:p>
-      <w:pPr>
-        <w:spacing w:after="60" w:before="120"/>
+        <w:t>AES-GCM</w:t>
+      </w:r>
+    </w:p>
+    <w:p>
+      <w:pPr>
+        <w:spacing w:before="120" w:after="60"/>
       </w:pPr>
       <w:r>
         <w:rPr>
@@ -5159,7 +5411,15 @@
         <w:t xml:space="preserve">Q3. </w:t>
       </w:r>
       <w:r>
-        <w:t xml:space="preserve">A salt added to a password hash defeats:</w:t>
+        <w:t xml:space="preserve">A salt added to a password hash </w:t>
+      </w:r>
+      <w:proofErr w:type="gramStart"/>
+      <w:r>
+        <w:t>defeats</w:t>
+      </w:r>
+      <w:proofErr w:type="gramEnd"/>
+      <w:r>
+        <w:t>:</w:t>
       </w:r>
     </w:p>
     <w:p>
@@ -5175,7 +5435,7 @@
         <w:t xml:space="preserve">   A) </w:t>
       </w:r>
       <w:r>
-        <w:t xml:space="preserve">Quantum attacks</w:t>
+        <w:t>Quantum attacks</w:t>
       </w:r>
     </w:p>
     <w:p>
@@ -5191,7 +5451,7 @@
         <w:t xml:space="preserve">   B) </w:t>
       </w:r>
       <w:r>
-        <w:t xml:space="preserve">Rainbow tables and identical-password collisions</w:t>
+        <w:t>Rainbow tables and identical-password collisions</w:t>
       </w:r>
     </w:p>
     <w:p>
@@ -5207,7 +5467,7 @@
         <w:t xml:space="preserve">   C) </w:t>
       </w:r>
       <w:r>
-        <w:t xml:space="preserve">Brute force</w:t>
+        <w:t>Brute force</w:t>
       </w:r>
     </w:p>
     <w:p>
@@ -5223,12 +5483,12 @@
         <w:t xml:space="preserve">   D) </w:t>
       </w:r>
       <w:r>
-        <w:t xml:space="preserve">Side-channel attacks</w:t>
-      </w:r>
-    </w:p>
-    <w:p>
-      <w:pPr>
-        <w:spacing w:after="60" w:before="120"/>
+        <w:t>Side-channel attacks</w:t>
+      </w:r>
+    </w:p>
+    <w:p>
+      <w:pPr>
+        <w:spacing w:before="120" w:after="60"/>
       </w:pPr>
       <w:r>
         <w:rPr>
@@ -5239,7 +5499,7 @@
         <w:t xml:space="preserve">Q4. </w:t>
       </w:r>
       <w:r>
-        <w:t xml:space="preserve">In a typical TLS session, asymmetric crypto is used to:</w:t>
+        <w:t>In a typical TLS session, asymmetric crypto is used to:</w:t>
       </w:r>
     </w:p>
     <w:p>
@@ -5255,7 +5515,7 @@
         <w:t xml:space="preserve">   A) </w:t>
       </w:r>
       <w:r>
-        <w:t xml:space="preserve">Encrypt the entire data stream</w:t>
+        <w:t>Encrypt the entire data stream</w:t>
       </w:r>
     </w:p>
     <w:p>
@@ -5271,7 +5531,7 @@
         <w:t xml:space="preserve">   B) </w:t>
       </w:r>
       <w:r>
-        <w:t xml:space="preserve">Exchange a symmetric session key and authenticate the server</w:t>
+        <w:t>Exchange a symmetric session key and authenticate the server</w:t>
       </w:r>
     </w:p>
     <w:p>
@@ -5287,7 +5547,7 @@
         <w:t xml:space="preserve">   C) </w:t>
       </w:r>
       <w:r>
-        <w:t xml:space="preserve">Hash the data</w:t>
+        <w:t>Hash the data</w:t>
       </w:r>
     </w:p>
     <w:p>
@@ -5303,12 +5563,12 @@
         <w:t xml:space="preserve">   D) </w:t>
       </w:r>
       <w:r>
-        <w:t xml:space="preserve">Compress the data</w:t>
-      </w:r>
-    </w:p>
-    <w:p>
-      <w:pPr>
-        <w:spacing w:after="60" w:before="120"/>
+        <w:t>Compress the data</w:t>
+      </w:r>
+    </w:p>
+    <w:p>
+      <w:pPr>
+        <w:spacing w:before="120" w:after="60"/>
       </w:pPr>
       <w:r>
         <w:rPr>
@@ -5319,7 +5579,7 @@
         <w:t xml:space="preserve">Q5. </w:t>
       </w:r>
       <w:r>
-        <w:t xml:space="preserve">Perfect Forward Secrecy means:</w:t>
+        <w:t>Perfect Forward Secrecy means:</w:t>
       </w:r>
     </w:p>
     <w:p>
@@ -5335,7 +5595,7 @@
         <w:t xml:space="preserve">   A) </w:t>
       </w:r>
       <w:r>
-        <w:t xml:space="preserve">Past sessions remain safe even if the server's long-term key is later compromised</w:t>
+        <w:t>Past sessions remain safe even if the server's long-term key is later compromised</w:t>
       </w:r>
     </w:p>
     <w:p>
@@ -5351,7 +5611,7 @@
         <w:t xml:space="preserve">   B) </w:t>
       </w:r>
       <w:r>
-        <w:t xml:space="preserve">The handshake is encrypted</w:t>
+        <w:t>The handshake is encrypted</w:t>
       </w:r>
     </w:p>
     <w:p>
@@ -5367,7 +5627,7 @@
         <w:t xml:space="preserve">   C) </w:t>
       </w:r>
       <w:r>
-        <w:t xml:space="preserve">Certificates are revoked instantly</w:t>
+        <w:t>Certificates are revoked instantly</w:t>
       </w:r>
     </w:p>
     <w:p>
@@ -5383,12 +5643,12 @@
         <w:t xml:space="preserve">   D) </w:t>
       </w:r>
       <w:r>
-        <w:t xml:space="preserve">All future traffic is encrypted</w:t>
-      </w:r>
-    </w:p>
-    <w:p>
-      <w:pPr>
-        <w:spacing w:after="60" w:before="120"/>
+        <w:t>All future traffic is encrypted</w:t>
+      </w:r>
+    </w:p>
+    <w:p>
+      <w:pPr>
+        <w:spacing w:before="120" w:after="60"/>
       </w:pPr>
       <w:r>
         <w:rPr>
@@ -5399,7 +5659,7 @@
         <w:t xml:space="preserve">Q6. </w:t>
       </w:r>
       <w:r>
-        <w:t xml:space="preserve">What is the role of a Certificate Authority (CA)?</w:t>
+        <w:t>What is the role of a Certificate Authority (CA)?</w:t>
       </w:r>
     </w:p>
     <w:p>
@@ -5415,7 +5675,7 @@
         <w:t xml:space="preserve">   A) </w:t>
       </w:r>
       <w:r>
-        <w:t xml:space="preserve">Encrypt server traffic</w:t>
+        <w:t>Encrypt server traffic</w:t>
       </w:r>
     </w:p>
     <w:p>
@@ -5431,7 +5691,7 @@
         <w:t xml:space="preserve">   B) </w:t>
       </w:r>
       <w:r>
-        <w:t xml:space="preserve">Issue and sign certificates binding identities to public keys</w:t>
+        <w:t>Issue and sign certificates binding identities to public keys</w:t>
       </w:r>
     </w:p>
     <w:p>
@@ -5447,7 +5707,7 @@
         <w:t xml:space="preserve">   C) </w:t>
       </w:r>
       <w:r>
-        <w:t xml:space="preserve">Store private keys for clients</w:t>
+        <w:t>Store private keys for clients</w:t>
       </w:r>
     </w:p>
     <w:p>
@@ -5463,12 +5723,12 @@
         <w:t xml:space="preserve">   D) </w:t>
       </w:r>
       <w:r>
-        <w:t xml:space="preserve">Generate random session keys</w:t>
-      </w:r>
-    </w:p>
-    <w:p>
-      <w:pPr>
-        <w:spacing w:after="60" w:before="120"/>
+        <w:t>Generate random session keys</w:t>
+      </w:r>
+    </w:p>
+    <w:p>
+      <w:pPr>
+        <w:spacing w:before="120" w:after="60"/>
       </w:pPr>
       <w:r>
         <w:rPr>
@@ -5479,7 +5739,7 @@
         <w:t xml:space="preserve">Q7. </w:t>
       </w:r>
       <w:r>
-        <w:t xml:space="preserve">Which of these is now considered broken for security use?</w:t>
+        <w:t>Which of these is now considered broken for security use?</w:t>
       </w:r>
     </w:p>
     <w:p>
@@ -5495,7 +5755,7 @@
         <w:t xml:space="preserve">   A) </w:t>
       </w:r>
       <w:r>
-        <w:t xml:space="preserve">SHA-256</w:t>
+        <w:t>SHA-256</w:t>
       </w:r>
     </w:p>
     <w:p>
@@ -5511,7 +5771,7 @@
         <w:t xml:space="preserve">   B) </w:t>
       </w:r>
       <w:r>
-        <w:t xml:space="preserve">SHA-3</w:t>
+        <w:t>SHA-3</w:t>
       </w:r>
     </w:p>
     <w:p>
@@ -5527,7 +5787,7 @@
         <w:t xml:space="preserve">   C) </w:t>
       </w:r>
       <w:r>
-        <w:t xml:space="preserve">SHA-1</w:t>
+        <w:t>SHA-1</w:t>
       </w:r>
     </w:p>
     <w:p>
@@ -5543,12 +5803,12 @@
         <w:t xml:space="preserve">   D) </w:t>
       </w:r>
       <w:r>
-        <w:t xml:space="preserve">Argon2</w:t>
-      </w:r>
-    </w:p>
-    <w:p>
-      <w:pPr>
-        <w:spacing w:after="60" w:before="120"/>
+        <w:t>Argon2</w:t>
+      </w:r>
+    </w:p>
+    <w:p>
+      <w:pPr>
+        <w:spacing w:before="120" w:after="60"/>
       </w:pPr>
       <w:r>
         <w:rPr>
@@ -5559,7 +5819,7 @@
         <w:t xml:space="preserve">Q8. </w:t>
       </w:r>
       <w:r>
-        <w:t xml:space="preserve">An X.509 leaf certificate is typically signed by:</w:t>
+        <w:t>An X.509 leaf certificate is typically signed by:</w:t>
       </w:r>
     </w:p>
     <w:p>
@@ -5575,7 +5835,100 @@
         <w:t xml:space="preserve">   A) </w:t>
       </w:r>
       <w:r>
-        <w:t xml:space="preserve">The root CA directly</w:t>
+        <w:t>The root CA directly</w:t>
+      </w:r>
+    </w:p>
+    <w:p>
+      <w:pPr>
+        <w:spacing w:after="30"/>
+        <w:ind w:left="360"/>
+      </w:pPr>
+      <w:r>
+        <w:rPr>
+          <w:b/>
+          <w:bCs/>
+        </w:rPr>
+        <w:t xml:space="preserve">   B</w:t>
+      </w:r>
+      <w:proofErr w:type="gramStart"/>
+      <w:r>
+        <w:rPr>
+          <w:b/>
+          <w:bCs/>
+        </w:rPr>
+        <w:t xml:space="preserve">) </w:t>
+      </w:r>
+      <w:r>
+        <w:t>An intermediate</w:t>
+      </w:r>
+      <w:proofErr w:type="gramEnd"/>
+      <w:r>
+        <w:t xml:space="preserve"> CA</w:t>
+      </w:r>
+    </w:p>
+    <w:p>
+      <w:pPr>
+        <w:spacing w:after="30"/>
+        <w:ind w:left="360"/>
+      </w:pPr>
+      <w:r>
+        <w:rPr>
+          <w:b/>
+          <w:bCs/>
+        </w:rPr>
+        <w:t xml:space="preserve">   C) </w:t>
+      </w:r>
+      <w:r>
+        <w:t>The server itself</w:t>
+      </w:r>
+    </w:p>
+    <w:p>
+      <w:pPr>
+        <w:spacing w:after="30"/>
+        <w:ind w:left="360"/>
+      </w:pPr>
+      <w:r>
+        <w:rPr>
+          <w:b/>
+          <w:bCs/>
+        </w:rPr>
+        <w:t xml:space="preserve">   D) </w:t>
+      </w:r>
+      <w:r>
+        <w:t>The user's browser</w:t>
+      </w:r>
+    </w:p>
+    <w:p>
+      <w:pPr>
+        <w:spacing w:before="120" w:after="60"/>
+      </w:pPr>
+      <w:r>
+        <w:rPr>
+          <w:b/>
+          <w:bCs/>
+          <w:color w:val="1F3864"/>
+        </w:rPr>
+        <w:lastRenderedPageBreak/>
+        <w:t xml:space="preserve">Q9. </w:t>
+      </w:r>
+      <w:r>
+        <w:t>OCSP is used for:</w:t>
+      </w:r>
+    </w:p>
+    <w:p>
+      <w:pPr>
+        <w:spacing w:after="30"/>
+        <w:ind w:left="360"/>
+      </w:pPr>
+      <w:r>
+        <w:rPr>
+          <w:b/>
+          <w:bCs/>
+        </w:rPr>
+        <w:t xml:space="preserve">   A) </w:t>
+      </w:r>
+      <w:r>
+        <w:t>Real-time certificate revocation status checks</w:t>
       </w:r>
     </w:p>
     <w:p>
@@ -5591,7 +5944,7 @@
         <w:t xml:space="preserve">   B) </w:t>
       </w:r>
       <w:r>
-        <w:t xml:space="preserve">An intermediate CA</w:t>
+        <w:t>Encryption</w:t>
       </w:r>
     </w:p>
     <w:p>
@@ -5607,7 +5960,7 @@
         <w:t xml:space="preserve">   C) </w:t>
       </w:r>
       <w:r>
-        <w:t xml:space="preserve">The server itself</w:t>
+        <w:t>Key exchange</w:t>
       </w:r>
     </w:p>
     <w:p>
@@ -5623,23 +5976,23 @@
         <w:t xml:space="preserve">   D) </w:t>
       </w:r>
       <w:r>
-        <w:t xml:space="preserve">The user's browser</w:t>
-      </w:r>
-    </w:p>
-    <w:p>
-      <w:pPr>
-        <w:spacing w:after="60" w:before="120"/>
-      </w:pPr>
-      <w:r>
-        <w:rPr>
-          <w:b/>
-          <w:bCs/>
-          <w:color w:val="1F3864"/>
-        </w:rPr>
-        <w:t xml:space="preserve">Q9. </w:t>
-      </w:r>
-      <w:r>
-        <w:t xml:space="preserve">OCSP is used for:</w:t>
+        <w:t>Hashing passwords</w:t>
+      </w:r>
+    </w:p>
+    <w:p>
+      <w:pPr>
+        <w:spacing w:before="120" w:after="60"/>
+      </w:pPr>
+      <w:r>
+        <w:rPr>
+          <w:b/>
+          <w:bCs/>
+          <w:color w:val="1F3864"/>
+        </w:rPr>
+        <w:t xml:space="preserve">Q10. </w:t>
+      </w:r>
+      <w:r>
+        <w:t>TLS 1.3 differs from 1.2 in that it:</w:t>
       </w:r>
     </w:p>
     <w:p>
@@ -5655,7 +6008,7 @@
         <w:t xml:space="preserve">   A) </w:t>
       </w:r>
       <w:r>
-        <w:t xml:space="preserve">Real-time certificate revocation status checks</w:t>
+        <w:t>Uses static RSA key exchange exclusively</w:t>
       </w:r>
     </w:p>
     <w:p>
@@ -5671,7 +6024,7 @@
         <w:t xml:space="preserve">   B) </w:t>
       </w:r>
       <w:r>
-        <w:t xml:space="preserve">Encryption</w:t>
+        <w:t>Requires 3 round trips instead of 2</w:t>
       </w:r>
     </w:p>
     <w:p>
@@ -5687,7 +6040,7 @@
         <w:t xml:space="preserve">   C) </w:t>
       </w:r>
       <w:r>
-        <w:t xml:space="preserve">Key exchange</w:t>
+        <w:t>Removes weak ciphers and requires forward secrecy</w:t>
       </w:r>
     </w:p>
     <w:p>
@@ -5703,23 +6056,23 @@
         <w:t xml:space="preserve">   D) </w:t>
       </w:r>
       <w:r>
-        <w:t xml:space="preserve">Hashing passwords</w:t>
-      </w:r>
-    </w:p>
-    <w:p>
-      <w:pPr>
-        <w:spacing w:after="60" w:before="120"/>
-      </w:pPr>
-      <w:r>
-        <w:rPr>
-          <w:b/>
-          <w:bCs/>
-          <w:color w:val="1F3864"/>
-        </w:rPr>
-        <w:t xml:space="preserve">Q10. </w:t>
-      </w:r>
-      <w:r>
-        <w:t xml:space="preserve">TLS 1.3 differs from 1.2 in that it:</w:t>
+        <w:t>Eliminates the need for certificates</w:t>
+      </w:r>
+    </w:p>
+    <w:p>
+      <w:pPr>
+        <w:spacing w:before="120" w:after="60"/>
+      </w:pPr>
+      <w:r>
+        <w:rPr>
+          <w:b/>
+          <w:bCs/>
+          <w:color w:val="1F3864"/>
+        </w:rPr>
+        <w:t xml:space="preserve">Q11. </w:t>
+      </w:r>
+      <w:r>
+        <w:t>Heartbleed (CVE-2014-0160) was caused by:</w:t>
       </w:r>
     </w:p>
     <w:p>
@@ -5735,7 +6088,7 @@
         <w:t xml:space="preserve">   A) </w:t>
       </w:r>
       <w:r>
-        <w:t xml:space="preserve">Uses static RSA key exchange exclusively</w:t>
+        <w:t>A weak hashing algorithm</w:t>
       </w:r>
     </w:p>
     <w:p>
@@ -5751,7 +6104,15 @@
         <w:t xml:space="preserve">   B) </w:t>
       </w:r>
       <w:r>
-        <w:t xml:space="preserve">Requires 3 round trips instead of 2</w:t>
+        <w:t xml:space="preserve">A </w:t>
+      </w:r>
+      <w:proofErr w:type="gramStart"/>
+      <w:r>
+        <w:t>missing bounds</w:t>
+      </w:r>
+      <w:proofErr w:type="gramEnd"/>
+      <w:r>
+        <w:t xml:space="preserve"> check in OpenSSL's heartbeat extension</w:t>
       </w:r>
     </w:p>
     <w:p>
@@ -5767,7 +6128,7 @@
         <w:t xml:space="preserve">   C) </w:t>
       </w:r>
       <w:r>
-        <w:t xml:space="preserve">Removes weak ciphers and requires forward secrecy</w:t>
+        <w:t>A compromised CA</w:t>
       </w:r>
     </w:p>
     <w:p>
@@ -5783,23 +6144,23 @@
         <w:t xml:space="preserve">   D) </w:t>
       </w:r>
       <w:r>
-        <w:t xml:space="preserve">Eliminates the need for certificates</w:t>
-      </w:r>
-    </w:p>
-    <w:p>
-      <w:pPr>
-        <w:spacing w:after="60" w:before="120"/>
-      </w:pPr>
-      <w:r>
-        <w:rPr>
-          <w:b/>
-          <w:bCs/>
-          <w:color w:val="1F3864"/>
-        </w:rPr>
-        <w:t xml:space="preserve">Q11. </w:t>
-      </w:r>
-      <w:r>
-        <w:t xml:space="preserve">Heartbleed (CVE-2014-0160) was caused by:</w:t>
+        <w:t>SSL stripping</w:t>
+      </w:r>
+    </w:p>
+    <w:p>
+      <w:pPr>
+        <w:spacing w:before="120" w:after="60"/>
+      </w:pPr>
+      <w:r>
+        <w:rPr>
+          <w:b/>
+          <w:bCs/>
+          <w:color w:val="1F3864"/>
+        </w:rPr>
+        <w:t xml:space="preserve">Q12. </w:t>
+      </w:r>
+      <w:r>
+        <w:t>256-bit ECC keys provide approximately the same security strength as:</w:t>
       </w:r>
     </w:p>
     <w:p>
@@ -5815,7 +6176,7 @@
         <w:t xml:space="preserve">   A) </w:t>
       </w:r>
       <w:r>
-        <w:t xml:space="preserve">A weak hashing algorithm</w:t>
+        <w:t>256-bit RSA</w:t>
       </w:r>
     </w:p>
     <w:p>
@@ -5831,7 +6192,7 @@
         <w:t xml:space="preserve">   B) </w:t>
       </w:r>
       <w:r>
-        <w:t xml:space="preserve">A missing bounds check in OpenSSL's heartbeat extension</w:t>
+        <w:t>1024-bit RSA</w:t>
       </w:r>
     </w:p>
     <w:p>
@@ -5847,7 +6208,7 @@
         <w:t xml:space="preserve">   C) </w:t>
       </w:r>
       <w:r>
-        <w:t xml:space="preserve">A compromised CA</w:t>
+        <w:t>3072-bit RSA</w:t>
       </w:r>
     </w:p>
     <w:p>
@@ -5863,23 +6224,23 @@
         <w:t xml:space="preserve">   D) </w:t>
       </w:r>
       <w:r>
-        <w:t xml:space="preserve">SSL stripping</w:t>
-      </w:r>
-    </w:p>
-    <w:p>
-      <w:pPr>
-        <w:spacing w:after="60" w:before="120"/>
-      </w:pPr>
-      <w:r>
-        <w:rPr>
-          <w:b/>
-          <w:bCs/>
-          <w:color w:val="1F3864"/>
-        </w:rPr>
-        <w:t xml:space="preserve">Q12. </w:t>
-      </w:r>
-      <w:r>
-        <w:t xml:space="preserve">256-bit ECC keys provide approximately the same security strength as:</w:t>
+        <w:t>8192-bit RSA</w:t>
+      </w:r>
+    </w:p>
+    <w:p>
+      <w:pPr>
+        <w:spacing w:before="120" w:after="60"/>
+      </w:pPr>
+      <w:r>
+        <w:rPr>
+          <w:b/>
+          <w:bCs/>
+          <w:color w:val="1F3864"/>
+        </w:rPr>
+        <w:t xml:space="preserve">Q13. </w:t>
+      </w:r>
+      <w:r>
+        <w:t>An attacker forces a TLS connection to use an obsolete cipher suite. This is a:</w:t>
       </w:r>
     </w:p>
     <w:p>
@@ -5895,7 +6256,7 @@
         <w:t xml:space="preserve">   A) </w:t>
       </w:r>
       <w:r>
-        <w:t xml:space="preserve">256-bit RSA</w:t>
+        <w:t>Replay attack</w:t>
       </w:r>
     </w:p>
     <w:p>
@@ -5911,7 +6272,7 @@
         <w:t xml:space="preserve">   B) </w:t>
       </w:r>
       <w:r>
-        <w:t xml:space="preserve">1024-bit RSA</w:t>
+        <w:t>Downgrade attack</w:t>
       </w:r>
     </w:p>
     <w:p>
@@ -5927,7 +6288,7 @@
         <w:t xml:space="preserve">   C) </w:t>
       </w:r>
       <w:r>
-        <w:t xml:space="preserve">3072-bit RSA</w:t>
+        <w:t>Collision attack</w:t>
       </w:r>
     </w:p>
     <w:p>
@@ -5943,23 +6304,23 @@
         <w:t xml:space="preserve">   D) </w:t>
       </w:r>
       <w:r>
-        <w:t xml:space="preserve">8192-bit RSA</w:t>
-      </w:r>
-    </w:p>
-    <w:p>
-      <w:pPr>
-        <w:spacing w:after="60" w:before="120"/>
-      </w:pPr>
-      <w:r>
-        <w:rPr>
-          <w:b/>
-          <w:bCs/>
-          <w:color w:val="1F3864"/>
-        </w:rPr>
-        <w:t xml:space="preserve">Q13. </w:t>
-      </w:r>
-      <w:r>
-        <w:t xml:space="preserve">An attacker forces a TLS connection to use an obsolete cipher suite. This is a:</w:t>
+        <w:t>Side-channel attack</w:t>
+      </w:r>
+    </w:p>
+    <w:p>
+      <w:pPr>
+        <w:spacing w:before="120" w:after="60"/>
+      </w:pPr>
+      <w:r>
+        <w:rPr>
+          <w:b/>
+          <w:bCs/>
+          <w:color w:val="1F3864"/>
+        </w:rPr>
+        <w:t xml:space="preserve">Q14. </w:t>
+      </w:r>
+      <w:r>
+        <w:t>The DigiNotar incident showed that:</w:t>
       </w:r>
     </w:p>
     <w:p>
@@ -5975,7 +6336,7 @@
         <w:t xml:space="preserve">   A) </w:t>
       </w:r>
       <w:r>
-        <w:t xml:space="preserve">Replay attack</w:t>
+        <w:t>TLS is fundamentally insecure</w:t>
       </w:r>
     </w:p>
     <w:p>
@@ -5991,7 +6352,7 @@
         <w:t xml:space="preserve">   B) </w:t>
       </w:r>
       <w:r>
-        <w:t xml:space="preserve">Downgrade attack</w:t>
+        <w:t>Compromising one CA can affect users of any domain</w:t>
       </w:r>
     </w:p>
     <w:p>
@@ -6007,7 +6368,7 @@
         <w:t xml:space="preserve">   C) </w:t>
       </w:r>
       <w:r>
-        <w:t xml:space="preserve">Collision attack</w:t>
+        <w:t>OCSP is unnecessary</w:t>
       </w:r>
     </w:p>
     <w:p>
@@ -6023,23 +6384,23 @@
         <w:t xml:space="preserve">   D) </w:t>
       </w:r>
       <w:r>
-        <w:t xml:space="preserve">Side-channel attack</w:t>
-      </w:r>
-    </w:p>
-    <w:p>
-      <w:pPr>
-        <w:spacing w:after="60" w:before="120"/>
-      </w:pPr>
-      <w:r>
-        <w:rPr>
-          <w:b/>
-          <w:bCs/>
-          <w:color w:val="1F3864"/>
-        </w:rPr>
-        <w:t xml:space="preserve">Q14. </w:t>
-      </w:r>
-      <w:r>
-        <w:t xml:space="preserve">The DigiNotar incident showed that:</w:t>
+        <w:t>RSA is broken</w:t>
+      </w:r>
+    </w:p>
+    <w:p>
+      <w:pPr>
+        <w:spacing w:before="120" w:after="60"/>
+      </w:pPr>
+      <w:r>
+        <w:rPr>
+          <w:b/>
+          <w:bCs/>
+          <w:color w:val="1F3864"/>
+        </w:rPr>
+        <w:t xml:space="preserve">Q15. </w:t>
+      </w:r>
+      <w:r>
+        <w:t>AES-ECB mode should be avoided because:</w:t>
       </w:r>
     </w:p>
     <w:p>
@@ -6055,7 +6416,7 @@
         <w:t xml:space="preserve">   A) </w:t>
       </w:r>
       <w:r>
-        <w:t xml:space="preserve">TLS is fundamentally insecure</w:t>
+        <w:t>Identical plaintext blocks produce identical ciphertext blocks, leaking patterns</w:t>
       </w:r>
     </w:p>
     <w:p>
@@ -6071,7 +6432,7 @@
         <w:t xml:space="preserve">   B) </w:t>
       </w:r>
       <w:r>
-        <w:t xml:space="preserve">Compromising one CA can affect users of any domain</w:t>
+        <w:t>It's too slow</w:t>
       </w:r>
     </w:p>
     <w:p>
@@ -6087,7 +6448,7 @@
         <w:t xml:space="preserve">   C) </w:t>
       </w:r>
       <w:r>
-        <w:t xml:space="preserve">OCSP is unnecessary</w:t>
+        <w:t>It uses 56-bit keys</w:t>
       </w:r>
     </w:p>
     <w:p>
@@ -6103,23 +6464,23 @@
         <w:t xml:space="preserve">   D) </w:t>
       </w:r>
       <w:r>
-        <w:t xml:space="preserve">RSA is broken</w:t>
-      </w:r>
-    </w:p>
-    <w:p>
-      <w:pPr>
-        <w:spacing w:after="60" w:before="120"/>
-      </w:pPr>
-      <w:r>
-        <w:rPr>
-          <w:b/>
-          <w:bCs/>
-          <w:color w:val="1F3864"/>
-        </w:rPr>
-        <w:t xml:space="preserve">Q15. </w:t>
-      </w:r>
-      <w:r>
-        <w:t xml:space="preserve">AES-ECB mode should be avoided because:</w:t>
+        <w:t>It requires a separate MAC</w:t>
+      </w:r>
+    </w:p>
+    <w:p>
+      <w:pPr>
+        <w:spacing w:before="120" w:after="60"/>
+      </w:pPr>
+      <w:r>
+        <w:rPr>
+          <w:b/>
+          <w:bCs/>
+          <w:color w:val="1F3864"/>
+        </w:rPr>
+        <w:t xml:space="preserve">Q16. </w:t>
+      </w:r>
+      <w:r>
+        <w:t>A digital signature provides:</w:t>
       </w:r>
     </w:p>
     <w:p>
@@ -6135,7 +6496,7 @@
         <w:t xml:space="preserve">   A) </w:t>
       </w:r>
       <w:r>
-        <w:t xml:space="preserve">Identical plaintext blocks produce identical ciphertext blocks, leaking patterns</w:t>
+        <w:t>Confidentiality only</w:t>
       </w:r>
     </w:p>
     <w:p>
@@ -6151,7 +6512,7 @@
         <w:t xml:space="preserve">   B) </w:t>
       </w:r>
       <w:r>
-        <w:t xml:space="preserve">It's too slow</w:t>
+        <w:t>Authentication, integrity, and non-repudiation</w:t>
       </w:r>
     </w:p>
     <w:p>
@@ -6167,7 +6528,7 @@
         <w:t xml:space="preserve">   C) </w:t>
       </w:r>
       <w:r>
-        <w:t xml:space="preserve">It uses 56-bit keys</w:t>
+        <w:t>Encryption of bulk data</w:t>
       </w:r>
     </w:p>
     <w:p>
@@ -6183,23 +6544,23 @@
         <w:t xml:space="preserve">   D) </w:t>
       </w:r>
       <w:r>
-        <w:t xml:space="preserve">It requires a separate MAC</w:t>
-      </w:r>
-    </w:p>
-    <w:p>
-      <w:pPr>
-        <w:spacing w:after="60" w:before="120"/>
-      </w:pPr>
-      <w:r>
-        <w:rPr>
-          <w:b/>
-          <w:bCs/>
-          <w:color w:val="1F3864"/>
-        </w:rPr>
-        <w:t xml:space="preserve">Q16. </w:t>
-      </w:r>
-      <w:r>
-        <w:t xml:space="preserve">A digital signature provides:</w:t>
+        <w:t>Compression</w:t>
+      </w:r>
+    </w:p>
+    <w:p>
+      <w:pPr>
+        <w:spacing w:before="120" w:after="60"/>
+      </w:pPr>
+      <w:r>
+        <w:rPr>
+          <w:b/>
+          <w:bCs/>
+          <w:color w:val="1F3864"/>
+        </w:rPr>
+        <w:t xml:space="preserve">Q17. </w:t>
+      </w:r>
+      <w:r>
+        <w:t>"Harvest now, decrypt later" is the concern that:</w:t>
       </w:r>
     </w:p>
     <w:p>
@@ -6215,23 +6576,24 @@
         <w:t xml:space="preserve">   A) </w:t>
       </w:r>
       <w:r>
-        <w:t xml:space="preserve">Confidentiality only</w:t>
-      </w:r>
-    </w:p>
-    <w:p>
-      <w:pPr>
-        <w:spacing w:after="30"/>
-        <w:ind w:left="360"/>
-      </w:pPr>
-      <w:r>
-        <w:rPr>
-          <w:b/>
-          <w:bCs/>
-        </w:rPr>
+        <w:t>Adversaries store today's encrypted traffic to decrypt with future quantum computers</w:t>
+      </w:r>
+    </w:p>
+    <w:p>
+      <w:pPr>
+        <w:spacing w:after="30"/>
+        <w:ind w:left="360"/>
+      </w:pPr>
+      <w:r>
+        <w:rPr>
+          <w:b/>
+          <w:bCs/>
+        </w:rPr>
+        <w:lastRenderedPageBreak/>
         <w:t xml:space="preserve">   B) </w:t>
       </w:r>
       <w:r>
-        <w:t xml:space="preserve">Authentication, integrity, and non-repudiation</w:t>
+        <w:t>Hashes age over time</w:t>
       </w:r>
     </w:p>
     <w:p>
@@ -6247,7 +6609,7 @@
         <w:t xml:space="preserve">   C) </w:t>
       </w:r>
       <w:r>
-        <w:t xml:space="preserve">Encryption of bulk data</w:t>
+        <w:t>TLS certificates expire too quickly</w:t>
       </w:r>
     </w:p>
     <w:p>
@@ -6263,23 +6625,23 @@
         <w:t xml:space="preserve">   D) </w:t>
       </w:r>
       <w:r>
-        <w:t xml:space="preserve">Compression</w:t>
-      </w:r>
-    </w:p>
-    <w:p>
-      <w:pPr>
-        <w:spacing w:after="60" w:before="120"/>
-      </w:pPr>
-      <w:r>
-        <w:rPr>
-          <w:b/>
-          <w:bCs/>
-          <w:color w:val="1F3864"/>
-        </w:rPr>
-        <w:t xml:space="preserve">Q17. </w:t>
-      </w:r>
-      <w:r>
-        <w:t xml:space="preserve">"Harvest now, decrypt later" is the concern that:</w:t>
+        <w:t>Backup tapes degrade</w:t>
+      </w:r>
+    </w:p>
+    <w:p>
+      <w:pPr>
+        <w:spacing w:before="120" w:after="60"/>
+      </w:pPr>
+      <w:r>
+        <w:rPr>
+          <w:b/>
+          <w:bCs/>
+          <w:color w:val="1F3864"/>
+        </w:rPr>
+        <w:t xml:space="preserve">Q18. </w:t>
+      </w:r>
+      <w:r>
+        <w:t>NIST's first standardized post-quantum key encapsulation algorithm is:</w:t>
       </w:r>
     </w:p>
     <w:p>
@@ -6295,7 +6657,7 @@
         <w:t xml:space="preserve">   A) </w:t>
       </w:r>
       <w:r>
-        <w:t xml:space="preserve">Adversaries store today's encrypted traffic to decrypt with future quantum computers</w:t>
+        <w:t>RSA-4096</w:t>
       </w:r>
     </w:p>
     <w:p>
@@ -6311,7 +6673,7 @@
         <w:t xml:space="preserve">   B) </w:t>
       </w:r>
       <w:r>
-        <w:t xml:space="preserve">Hashes age over time</w:t>
+        <w:t>ML-KEM (Kyber)</w:t>
       </w:r>
     </w:p>
     <w:p>
@@ -6327,7 +6689,7 @@
         <w:t xml:space="preserve">   C) </w:t>
       </w:r>
       <w:r>
-        <w:t xml:space="preserve">TLS certificates expire too quickly</w:t>
+        <w:t>ECDSA</w:t>
       </w:r>
     </w:p>
     <w:p>
@@ -6343,23 +6705,23 @@
         <w:t xml:space="preserve">   D) </w:t>
       </w:r>
       <w:r>
-        <w:t xml:space="preserve">Backup tapes degrade</w:t>
-      </w:r>
-    </w:p>
-    <w:p>
-      <w:pPr>
-        <w:spacing w:after="60" w:before="120"/>
-      </w:pPr>
-      <w:r>
-        <w:rPr>
-          <w:b/>
-          <w:bCs/>
-          <w:color w:val="1F3864"/>
-        </w:rPr>
-        <w:t xml:space="preserve">Q18. </w:t>
-      </w:r>
-      <w:r>
-        <w:t xml:space="preserve">NIST's first standardized post-quantum key encapsulation algorithm is:</w:t>
+        <w:t>SHA-3</w:t>
+      </w:r>
+    </w:p>
+    <w:p>
+      <w:pPr>
+        <w:spacing w:before="120" w:after="60"/>
+      </w:pPr>
+      <w:r>
+        <w:rPr>
+          <w:b/>
+          <w:bCs/>
+          <w:color w:val="1F3864"/>
+        </w:rPr>
+        <w:t xml:space="preserve">Q19. </w:t>
+      </w:r>
+      <w:r>
+        <w:t>Certificate Transparency logs were introduced to:</w:t>
       </w:r>
     </w:p>
     <w:p>
@@ -6375,7 +6737,7 @@
         <w:t xml:space="preserve">   A) </w:t>
       </w:r>
       <w:r>
-        <w:t xml:space="preserve">RSA-4096</w:t>
+        <w:t>Speed up TLS handshakes</w:t>
       </w:r>
     </w:p>
     <w:p>
@@ -6391,7 +6753,7 @@
         <w:t xml:space="preserve">   B) </w:t>
       </w:r>
       <w:r>
-        <w:t xml:space="preserve">ML-KEM (Kyber)</w:t>
+        <w:t>Make all issued certificates publicly auditable, exposing rogue issuance</w:t>
       </w:r>
     </w:p>
     <w:p>
@@ -6407,7 +6769,7 @@
         <w:t xml:space="preserve">   C) </w:t>
       </w:r>
       <w:r>
-        <w:t xml:space="preserve">ECDSA</w:t>
+        <w:t>Reduce certificate file size</w:t>
       </w:r>
     </w:p>
     <w:p>
@@ -6423,23 +6785,23 @@
         <w:t xml:space="preserve">   D) </w:t>
       </w:r>
       <w:r>
-        <w:t xml:space="preserve">SHA-3</w:t>
-      </w:r>
-    </w:p>
-    <w:p>
-      <w:pPr>
-        <w:spacing w:after="60" w:before="120"/>
-      </w:pPr>
-      <w:r>
-        <w:rPr>
-          <w:b/>
-          <w:bCs/>
-          <w:color w:val="1F3864"/>
-        </w:rPr>
-        <w:t xml:space="preserve">Q19. </w:t>
-      </w:r>
-      <w:r>
-        <w:t xml:space="preserve">Certificate Transparency logs were introduced to:</w:t>
+        <w:t>Replace OCSP</w:t>
+      </w:r>
+    </w:p>
+    <w:p>
+      <w:pPr>
+        <w:spacing w:before="120" w:after="60"/>
+      </w:pPr>
+      <w:r>
+        <w:rPr>
+          <w:b/>
+          <w:bCs/>
+          <w:color w:val="1F3864"/>
+        </w:rPr>
+        <w:t xml:space="preserve">Q20. </w:t>
+      </w:r>
+      <w:r>
+        <w:t>The LinkedIn 2012 breach taught the industry that storing passwords as unsalted SHA-1:</w:t>
       </w:r>
     </w:p>
     <w:p>
@@ -6455,7 +6817,7 @@
         <w:t xml:space="preserve">   A) </w:t>
       </w:r>
       <w:r>
-        <w:t xml:space="preserve">Speed up TLS handshakes</w:t>
+        <w:t>Was acceptable then but not now</w:t>
       </w:r>
     </w:p>
     <w:p>
@@ -6471,7 +6833,7 @@
         <w:t xml:space="preserve">   B) </w:t>
       </w:r>
       <w:r>
-        <w:t xml:space="preserve">Make all issued certificates publicly auditable, exposing rogue issuance</w:t>
+        <w:t>Allows mass offline cracking once the database leaks</w:t>
       </w:r>
     </w:p>
     <w:p>
@@ -6487,7 +6849,7 @@
         <w:t xml:space="preserve">   C) </w:t>
       </w:r>
       <w:r>
-        <w:t xml:space="preserve">Reduce certificate file size</w:t>
+        <w:t>Is more secure than bcrypt</w:t>
       </w:r>
     </w:p>
     <w:p>
@@ -6503,87 +6865,7 @@
         <w:t xml:space="preserve">   D) </w:t>
       </w:r>
       <w:r>
-        <w:t xml:space="preserve">Replace OCSP</w:t>
-      </w:r>
-    </w:p>
-    <w:p>
-      <w:pPr>
-        <w:spacing w:after="60" w:before="120"/>
-      </w:pPr>
-      <w:r>
-        <w:rPr>
-          <w:b/>
-          <w:bCs/>
-          <w:color w:val="1F3864"/>
-        </w:rPr>
-        <w:t xml:space="preserve">Q20. </w:t>
-      </w:r>
-      <w:r>
-        <w:t xml:space="preserve">The LinkedIn 2012 breach taught the industry that storing passwords as unsalted SHA-1:</w:t>
-      </w:r>
-    </w:p>
-    <w:p>
-      <w:pPr>
-        <w:spacing w:after="30"/>
-        <w:ind w:left="360"/>
-      </w:pPr>
-      <w:r>
-        <w:rPr>
-          <w:b/>
-          <w:bCs/>
-        </w:rPr>
-        <w:t xml:space="preserve">   A) </w:t>
-      </w:r>
-      <w:r>
-        <w:t xml:space="preserve">Was acceptable then but not now</w:t>
-      </w:r>
-    </w:p>
-    <w:p>
-      <w:pPr>
-        <w:spacing w:after="30"/>
-        <w:ind w:left="360"/>
-      </w:pPr>
-      <w:r>
-        <w:rPr>
-          <w:b/>
-          <w:bCs/>
-        </w:rPr>
-        <w:t xml:space="preserve">   B) </w:t>
-      </w:r>
-      <w:r>
-        <w:t xml:space="preserve">Allows mass offline cracking once the database leaks</w:t>
-      </w:r>
-    </w:p>
-    <w:p>
-      <w:pPr>
-        <w:spacing w:after="30"/>
-        <w:ind w:left="360"/>
-      </w:pPr>
-      <w:r>
-        <w:rPr>
-          <w:b/>
-          <w:bCs/>
-        </w:rPr>
-        <w:t xml:space="preserve">   C) </w:t>
-      </w:r>
-      <w:r>
-        <w:t xml:space="preserve">Is more secure than bcrypt</w:t>
-      </w:r>
-    </w:p>
-    <w:p>
-      <w:pPr>
-        <w:spacing w:after="30"/>
-        <w:ind w:left="360"/>
-      </w:pPr>
-      <w:r>
-        <w:rPr>
-          <w:b/>
-          <w:bCs/>
-        </w:rPr>
-        <w:t xml:space="preserve">   D) </w:t>
-      </w:r>
-      <w:r>
-        <w:t xml:space="preserve">Prevents rainbow table attacks</w:t>
+        <w:t>Prevents rainbow table attacks</w:t>
       </w:r>
     </w:p>
     <w:p>
@@ -6591,7 +6873,7 @@
         <w:pStyle w:val="Heading3"/>
       </w:pPr>
       <w:r>
-        <w:t xml:space="preserve">Answer Key — Week 4</w:t>
+        <w:t>Answer Key — Week 4</w:t>
       </w:r>
     </w:p>
     <w:p>
@@ -6611,7 +6893,7 @@
           <w:b/>
           <w:bCs/>
         </w:rPr>
-        <w:t xml:space="preserve">C</w:t>
+        <w:t>C</w:t>
       </w:r>
       <w:r>
         <w:t xml:space="preserve"> — AES is symmetric. RSA and ECC are asymmetric. SHA-256 is a hash.</w:t>
@@ -6634,7 +6916,7 @@
           <w:b/>
           <w:bCs/>
         </w:rPr>
-        <w:t xml:space="preserve">C</w:t>
+        <w:t>C</w:t>
       </w:r>
       <w:r>
         <w:t xml:space="preserve"> — Argon2 (preferred), bcrypt, and scrypt are deliberately slow and salted — built for passwords.</w:t>
@@ -6657,7 +6939,7 @@
           <w:b/>
           <w:bCs/>
         </w:rPr>
-        <w:t xml:space="preserve">B</w:t>
+        <w:t>B</w:t>
       </w:r>
       <w:r>
         <w:t xml:space="preserve"> — Salts make each password's hash unique, breaking rainbow tables and avoiding identical hashes for duplicate passwords.</w:t>
@@ -6680,7 +6962,7 @@
           <w:b/>
           <w:bCs/>
         </w:rPr>
-        <w:t xml:space="preserve">B</w:t>
+        <w:t>B</w:t>
       </w:r>
       <w:r>
         <w:t xml:space="preserve"> — Asymmetric handles key exchange and authentication; symmetric encrypts the bulk session data.</w:t>
@@ -6703,7 +6985,7 @@
           <w:b/>
           <w:bCs/>
         </w:rPr>
-        <w:t xml:space="preserve">A</w:t>
+        <w:t>A</w:t>
       </w:r>
       <w:r>
         <w:t xml:space="preserve"> — PFS uses ephemeral keys, so old captured traffic can't be decrypted even if the long-term private key leaks.</w:t>
@@ -6726,7 +7008,7 @@
           <w:b/>
           <w:bCs/>
         </w:rPr>
-        <w:t xml:space="preserve">B</w:t>
+        <w:t>B</w:t>
       </w:r>
       <w:r>
         <w:t xml:space="preserve"> — CAs verify identity and sign certificates binding identities to public keys.</w:t>
@@ -6749,7 +7031,7 @@
           <w:b/>
           <w:bCs/>
         </w:rPr>
-        <w:t xml:space="preserve">C</w:t>
+        <w:t>C</w:t>
       </w:r>
       <w:r>
         <w:t xml:space="preserve"> — SHA-1 has practical collisions (SHAttered, 2017) and is deprecated for security.</w:t>
@@ -6772,7 +7054,7 @@
           <w:b/>
           <w:bCs/>
         </w:rPr>
-        <w:t xml:space="preserve">B</w:t>
+        <w:t>B</w:t>
       </w:r>
       <w:r>
         <w:t xml:space="preserve"> — Roots stay offline. Intermediates do the daily issuing.</w:t>
@@ -6795,7 +7077,7 @@
           <w:b/>
           <w:bCs/>
         </w:rPr>
-        <w:t xml:space="preserve">A</w:t>
+        <w:t>A</w:t>
       </w:r>
       <w:r>
         <w:t xml:space="preserve"> — OCSP provides real-time revocation status (vs. CRL's periodic list).</w:t>
@@ -6818,7 +7100,7 @@
           <w:b/>
           <w:bCs/>
         </w:rPr>
-        <w:t xml:space="preserve">C</w:t>
+        <w:t>C</w:t>
       </w:r>
       <w:r>
         <w:t xml:space="preserve"> — TLS 1.3 mandates forward secrecy, removes weak ciphers, and is faster (1-RTT).</w:t>
@@ -6841,7 +7123,7 @@
           <w:b/>
           <w:bCs/>
         </w:rPr>
-        <w:t xml:space="preserve">B</w:t>
+        <w:t>B</w:t>
       </w:r>
       <w:r>
         <w:t xml:space="preserve"> — A missing bounds check let attackers read up to 64KB of process memory per heartbeat reply.</w:t>
@@ -6864,7 +7146,7 @@
           <w:b/>
           <w:bCs/>
         </w:rPr>
-        <w:t xml:space="preserve">C</w:t>
+        <w:t>C</w:t>
       </w:r>
       <w:r>
         <w:t xml:space="preserve"> — 256-bit ECC ≈ 3072-bit RSA in security strength.</w:t>
@@ -6887,7 +7169,7 @@
           <w:b/>
           <w:bCs/>
         </w:rPr>
-        <w:t xml:space="preserve">B</w:t>
+        <w:t>B</w:t>
       </w:r>
       <w:r>
         <w:t xml:space="preserve"> — Downgrade attacks force weaker protocols/ciphers (FREAK, Logjam).</w:t>
@@ -6910,7 +7192,7 @@
           <w:b/>
           <w:bCs/>
         </w:rPr>
-        <w:t xml:space="preserve">B</w:t>
+        <w:t>B</w:t>
       </w:r>
       <w:r>
         <w:t xml:space="preserve"> — Any compromised CA can issue trusted certs for any domain — that's the systemic risk.</w:t>
@@ -6933,7 +7215,7 @@
           <w:b/>
           <w:bCs/>
         </w:rPr>
-        <w:t xml:space="preserve">A</w:t>
+        <w:t>A</w:t>
       </w:r>
       <w:r>
         <w:t xml:space="preserve"> — ECB encrypts each block independently, revealing structure in repetitive data.</w:t>
@@ -6949,6 +7231,7 @@
           <w:bCs/>
           <w:color w:val="1F3864"/>
         </w:rPr>
+        <w:lastRenderedPageBreak/>
         <w:t xml:space="preserve">Q16: </w:t>
       </w:r>
       <w:r>
@@ -6956,7 +7239,7 @@
           <w:b/>
           <w:bCs/>
         </w:rPr>
-        <w:t xml:space="preserve">B</w:t>
+        <w:t>B</w:t>
       </w:r>
       <w:r>
         <w:t xml:space="preserve"> — Signatures prove the signer (authentication), unchanged content (integrity), and that they can't deny it (non-repudiation).</w:t>
@@ -6979,7 +7262,7 @@
           <w:b/>
           <w:bCs/>
         </w:rPr>
-        <w:t xml:space="preserve">A</w:t>
+        <w:t>A</w:t>
       </w:r>
       <w:r>
         <w:t xml:space="preserve"> — Encrypted traffic captured today may be decryptable by future quantum computers — drives PQC migration urgency.</w:t>
@@ -7002,7 +7285,7 @@
           <w:b/>
           <w:bCs/>
         </w:rPr>
-        <w:t xml:space="preserve">B</w:t>
+        <w:t>B</w:t>
       </w:r>
       <w:r>
         <w:t xml:space="preserve"> — ML-KEM (formerly Kyber) was standardized as FIPS 203 in 2024.</w:t>
@@ -7025,7 +7308,7 @@
           <w:b/>
           <w:bCs/>
         </w:rPr>
-        <w:t xml:space="preserve">B</w:t>
+        <w:t>B</w:t>
       </w:r>
       <w:r>
         <w:t xml:space="preserve"> — CT logs make every issued certificate publicly visible — domain owners can spot rogue certs for their own domains.</w:t>
@@ -7048,105 +7331,29 @@
           <w:b/>
           <w:bCs/>
         </w:rPr>
-        <w:t xml:space="preserve">B</w:t>
+        <w:t>B</w:t>
       </w:r>
       <w:r>
         <w:t xml:space="preserve"> — Once the hashed database leaks, fast unsalted hashes can be cracked in bulk offline.</w:t>
       </w:r>
     </w:p>
     <w:sectPr>
-      <w:pgSz w:w="12240" w:h="15840" w:orient="portrait"/>
+      <w:pgSz w:w="12240" w:h="15840"/>
       <w:pgMar w:top="1440" w:right="1440" w:bottom="1440" w:left="1440" w:header="708" w:footer="708" w:gutter="0"/>
-      <w:pgNumType/>
+      <w:cols w:space="720"/>
       <w:docGrid w:linePitch="360"/>
     </w:sectPr>
   </w:body>
 </w:document>
 </file>
 
-<file path=word/comments.xml><?xml version="1.0" encoding="utf-8"?>
-<w:comments xmlns:cx="http://schemas.microsoft.com/office/drawing/2014/chartex" xmlns:cx1="http://schemas.microsoft.com/office/drawing/2015/9/8/chartex" xmlns:cx2="http://schemas.microsoft.com/office/drawing/2015/10/21/chartex" xmlns:cx3="http://schemas.microsoft.com/office/drawing/2016/5/9/chartex" xmlns:cx4="http://schemas.microsoft.com/office/drawing/2016/5/10/chartex" xmlns:cx5="http://schemas.microsoft.com/office/drawing/2016/5/11/chartex" xmlns:cx6="http://schemas.microsoft.com/office/drawing/2016/5/12/chartex" xmlns:cx7="http://schemas.microsoft.com/office/drawing/2016/5/13/chartex" xmlns:cx8="http://schemas.microsoft.com/office/drawing/2016/5/14/chartex" xmlns:mc="http://schemas.openxmlformats.org/markup-compatibility/2006" xmlns:aink="http://schemas.microsoft.com/office/drawing/2016/ink" xmlns:am3d="http://schemas.microsoft.com/office/drawing/2017/model3d" xmlns:o="urn:schemas-microsoft-com:office:office" xmlns:r="http://schemas.openxmlformats.org/officeDocument/2006/relationships" xmlns:m="http://schemas.openxmlformats.org/officeDocument/2006/math" xmlns:v="urn:schemas-microsoft-com:vml" xmlns:wp14="http://schemas.microsoft.com/office/word/2010/wordprocessingDrawing" xmlns:wp="http://schemas.openxmlformats.org/drawingml/2006/wordprocessingDrawing" xmlns:w10="urn:schemas-microsoft-com:office:word" xmlns:w="http://schemas.openxmlformats.org/wordprocessingml/2006/main" xmlns:w14="http://schemas.microsoft.com/office/word/2010/wordml" xmlns:w15="http://schemas.microsoft.com/office/word/2012/wordml" xmlns:w16cex="http://schemas.microsoft.com/office/word/2018/wordml/cex" xmlns:w16cid="http://schemas.microsoft.com/office/word/2016/wordml/cid" xmlns:w16="http://schemas.microsoft.com/office/word/2018/wordml" xmlns:w16sdtdh="http://schemas.microsoft.com/office/word/2020/wordml/sdtdatahash" xmlns:w16se="http://schemas.microsoft.com/office/word/2015/wordml/symex" xmlns:wpg="http://schemas.microsoft.com/office/word/2010/wordprocessingGroup" xmlns:wpi="http://schemas.microsoft.com/office/word/2010/wordprocessingInk" xmlns:wne="http://schemas.microsoft.com/office/word/2006/wordml" xmlns:wps="http://schemas.microsoft.com/office/word/2010/wordprocessingShape"/>
-</file>
-
-<file path=word/endnotes.xml><?xml version="1.0" encoding="utf-8"?>
-<w:endnotes xmlns:wpc="http://schemas.microsoft.com/office/word/2010/wordprocessingCanvas" xmlns:mc="http://schemas.openxmlformats.org/markup-compatibility/2006" xmlns:o="urn:schemas-microsoft-com:office:office" xmlns:r="http://schemas.openxmlformats.org/officeDocument/2006/relationships" xmlns:m="http://schemas.openxmlformats.org/officeDocument/2006/math" xmlns:v="urn:schemas-microsoft-com:vml" xmlns:wp14="http://schemas.microsoft.com/office/word/2010/wordprocessingDrawing" xmlns:wp="http://schemas.openxmlformats.org/drawingml/2006/wordprocessingDrawing" xmlns:w10="urn:schemas-microsoft-com:office:word" xmlns:w="http://schemas.openxmlformats.org/wordprocessingml/2006/main" xmlns:w14="http://schemas.microsoft.com/office/word/2010/wordml" xmlns:w15="http://schemas.microsoft.com/office/word/2012/wordml" xmlns:wpg="http://schemas.microsoft.com/office/word/2010/wordprocessingGroup" xmlns:wpi="http://schemas.microsoft.com/office/word/2010/wordprocessingInk" xmlns:wne="http://schemas.microsoft.com/office/word/2006/wordml" xmlns:wps="http://schemas.microsoft.com/office/word/2010/wordprocessingShape" mc:Ignorable="w14 w15 wp14">
-  <w:endnote w:type="separator" w:id="-1">
-    <w:p>
-      <w:pPr>
-        <w:spacing w:after="0" w:line="240" w:lineRule="auto"/>
-      </w:pPr>
-      <w:r>
-        <w:rPr>
-          <w:rStyle w:val="EndnoteReference"/>
-        </w:rPr>
-        <w:endnoteRef/>
-      </w:r>
-      <w:r>
-        <w:separator/>
-      </w:r>
-    </w:p>
-  </w:endnote>
-  <w:endnote w:type="continuationSeparator" w:id="0">
-    <w:p>
-      <w:pPr>
-        <w:spacing w:after="0" w:line="240" w:lineRule="auto"/>
-      </w:pPr>
-      <w:r>
-        <w:rPr>
-          <w:rStyle w:val="EndnoteReference"/>
-        </w:rPr>
-        <w:endnoteRef/>
-      </w:r>
-      <w:r>
-        <w:continuationSeparator/>
-      </w:r>
-    </w:p>
-  </w:endnote>
-</w:endnotes>
-</file>
-
-<file path=word/footnotes.xml><?xml version="1.0" encoding="utf-8"?>
-<w:footnotes xmlns:wpc="http://schemas.microsoft.com/office/word/2010/wordprocessingCanvas" xmlns:mc="http://schemas.openxmlformats.org/markup-compatibility/2006" xmlns:o="urn:schemas-microsoft-com:office:office" xmlns:r="http://schemas.openxmlformats.org/officeDocument/2006/relationships" xmlns:m="http://schemas.openxmlformats.org/officeDocument/2006/math" xmlns:v="urn:schemas-microsoft-com:vml" xmlns:wp14="http://schemas.microsoft.com/office/word/2010/wordprocessingDrawing" xmlns:wp="http://schemas.openxmlformats.org/drawingml/2006/wordprocessingDrawing" xmlns:w10="urn:schemas-microsoft-com:office:word" xmlns:w="http://schemas.openxmlformats.org/wordprocessingml/2006/main" xmlns:w14="http://schemas.microsoft.com/office/word/2010/wordml" xmlns:w15="http://schemas.microsoft.com/office/word/2012/wordml" xmlns:wpg="http://schemas.microsoft.com/office/word/2010/wordprocessingGroup" xmlns:wpi="http://schemas.microsoft.com/office/word/2010/wordprocessingInk" xmlns:wne="http://schemas.microsoft.com/office/word/2006/wordml" xmlns:wps="http://schemas.microsoft.com/office/word/2010/wordprocessingShape" mc:Ignorable="w14 w15 wp14">
-  <w:footnote w:type="separator" w:id="-1">
-    <w:p>
-      <w:pPr>
-        <w:spacing w:after="0" w:line="240" w:lineRule="auto"/>
-      </w:pPr>
-      <w:r>
-        <w:rPr>
-          <w:rStyle w:val="FootnoteReference"/>
-        </w:rPr>
-        <w:footnoteRef/>
-      </w:r>
-      <w:r>
-        <w:separator/>
-      </w:r>
-    </w:p>
-  </w:footnote>
-  <w:footnote w:type="continuationSeparator" w:id="0">
-    <w:p>
-      <w:pPr>
-        <w:spacing w:after="0" w:line="240" w:lineRule="auto"/>
-      </w:pPr>
-      <w:r>
-        <w:rPr>
-          <w:rStyle w:val="FootnoteReference"/>
-        </w:rPr>
-        <w:footnoteRef/>
-      </w:r>
-      <w:r>
-        <w:continuationSeparator/>
-      </w:r>
-    </w:p>
-  </w:footnote>
-</w:footnotes>
-</file>
-
 <file path=word/numbering.xml><?xml version="1.0" encoding="utf-8"?>
-<w:numbering xmlns:wpc="http://schemas.microsoft.com/office/word/2010/wordprocessingCanvas" xmlns:mc="http://schemas.openxmlformats.org/markup-compatibility/2006" xmlns:o="urn:schemas-microsoft-com:office:office" xmlns:r="http://schemas.openxmlformats.org/officeDocument/2006/relationships" xmlns:m="http://schemas.openxmlformats.org/officeDocument/2006/math" xmlns:v="urn:schemas-microsoft-com:vml" xmlns:wp14="http://schemas.microsoft.com/office/word/2010/wordprocessingDrawing" xmlns:wp="http://schemas.openxmlformats.org/drawingml/2006/wordprocessingDrawing" xmlns:w10="urn:schemas-microsoft-com:office:word" xmlns:w="http://schemas.openxmlformats.org/wordprocessingml/2006/main" xmlns:w14="http://schemas.microsoft.com/office/word/2010/wordml" xmlns:w15="http://schemas.microsoft.com/office/word/2012/wordml" xmlns:wpg="http://schemas.microsoft.com/office/word/2010/wordprocessingGroup" xmlns:wpi="http://schemas.microsoft.com/office/word/2010/wordprocessingInk" xmlns:wne="http://schemas.microsoft.com/office/word/2006/wordml" xmlns:wps="http://schemas.microsoft.com/office/word/2010/wordprocessingShape" mc:Ignorable="w14 w15 wp14">
-  <w:abstractNum w:abstractNumId="1" w15:restartNumberingAfterBreak="0">
+<w:numbering xmlns:wpc="http://schemas.microsoft.com/office/word/2010/wordprocessingCanvas" xmlns:cx="http://schemas.microsoft.com/office/drawing/2014/chartex" xmlns:cx1="http://schemas.microsoft.com/office/drawing/2015/9/8/chartex" xmlns:cx2="http://schemas.microsoft.com/office/drawing/2015/10/21/chartex" xmlns:cx3="http://schemas.microsoft.com/office/drawing/2016/5/9/chartex" xmlns:cx4="http://schemas.microsoft.com/office/drawing/2016/5/10/chartex" xmlns:cx5="http://schemas.microsoft.com/office/drawing/2016/5/11/chartex" xmlns:cx6="http://schemas.microsoft.com/office/drawing/2016/5/12/chartex" xmlns:cx7="http://schemas.microsoft.com/office/drawing/2016/5/13/chartex" xmlns:cx8="http://schemas.microsoft.com/office/drawing/2016/5/14/chartex" xmlns:mc="http://schemas.openxmlformats.org/markup-compatibility/2006" xmlns:aink="http://schemas.microsoft.com/office/drawing/2016/ink" xmlns:am3d="http://schemas.microsoft.com/office/drawing/2017/model3d" xmlns:o="urn:schemas-microsoft-com:office:office" xmlns:oel="http://schemas.microsoft.com/office/2019/extlst" xmlns:r="http://schemas.openxmlformats.org/officeDocument/2006/relationships" xmlns:m="http://schemas.openxmlformats.org/officeDocument/2006/math" xmlns:v="urn:schemas-microsoft-com:vml" xmlns:wp14="http://schemas.microsoft.com/office/word/2010/wordprocessingDrawing" xmlns:wp="http://schemas.openxmlformats.org/drawingml/2006/wordprocessingDrawing" xmlns:w10="urn:schemas-microsoft-com:office:word" xmlns:w="http://schemas.openxmlformats.org/wordprocessingml/2006/main" xmlns:w14="http://schemas.microsoft.com/office/word/2010/wordml" xmlns:w15="http://schemas.microsoft.com/office/word/2012/wordml" xmlns:w16cex="http://schemas.microsoft.com/office/word/2018/wordml/cex" xmlns:w16cid="http://schemas.microsoft.com/office/word/2016/wordml/cid" xmlns:w16="http://schemas.microsoft.com/office/word/2018/wordml" xmlns:w16du="http://schemas.microsoft.com/office/word/2023/wordml/word16du" xmlns:w16sdtdh="http://schemas.microsoft.com/office/word/2020/wordml/sdtdatahash" xmlns:w16sdtfl="http://schemas.microsoft.com/office/word/2024/wordml/sdtformatlock" xmlns:w16se="http://schemas.microsoft.com/office/word/2015/wordml/symex" xmlns:wpg="http://schemas.microsoft.com/office/word/2010/wordprocessingGroup" xmlns:wpi="http://schemas.microsoft.com/office/word/2010/wordprocessingInk" xmlns:wne="http://schemas.microsoft.com/office/word/2006/wordml" xmlns:wps="http://schemas.microsoft.com/office/word/2010/wordprocessingShape" mc:Ignorable="w14 w15 w16se w16cid w16 w16cex w16sdtdh w16sdtfl w16du wp14">
+  <w:abstractNum w:abstractNumId="0" w15:restartNumberingAfterBreak="0">
+    <w:nsid w:val="5F7C71B1"/>
     <w:multiLevelType w:val="hybridMultilevel"/>
-    <w:lvl w:ilvl="0" w15:tentative="1">
+    <w:tmpl w:val="609EEAD2"/>
+    <w:lvl w:ilvl="0" w:tplc="391075A6">
       <w:start w:val="1"/>
       <w:numFmt w:val="bullet"/>
       <w:lvlText w:val="●"/>
@@ -7155,7 +7362,7 @@
         <w:ind w:left="720" w:hanging="360"/>
       </w:pPr>
     </w:lvl>
-    <w:lvl w:ilvl="1" w15:tentative="1">
+    <w:lvl w:ilvl="1" w:tplc="F55A1CDC">
       <w:start w:val="1"/>
       <w:numFmt w:val="bullet"/>
       <w:lvlText w:val="○"/>
@@ -7164,7 +7371,7 @@
         <w:ind w:left="1440" w:hanging="360"/>
       </w:pPr>
     </w:lvl>
-    <w:lvl w:ilvl="2" w15:tentative="1">
+    <w:lvl w:ilvl="2" w:tplc="6F8E2C44">
       <w:start w:val="1"/>
       <w:numFmt w:val="bullet"/>
       <w:lvlText w:val="■"/>
@@ -7173,7 +7380,7 @@
         <w:ind w:left="2160" w:hanging="360"/>
       </w:pPr>
     </w:lvl>
-    <w:lvl w:ilvl="3" w15:tentative="1">
+    <w:lvl w:ilvl="3" w:tplc="86109C94">
       <w:start w:val="1"/>
       <w:numFmt w:val="bullet"/>
       <w:lvlText w:val="●"/>
@@ -7182,7 +7389,7 @@
         <w:ind w:left="2880" w:hanging="360"/>
       </w:pPr>
     </w:lvl>
-    <w:lvl w:ilvl="4" w15:tentative="1">
+    <w:lvl w:ilvl="4" w:tplc="5008A246">
       <w:start w:val="1"/>
       <w:numFmt w:val="bullet"/>
       <w:lvlText w:val="○"/>
@@ -7191,7 +7398,7 @@
         <w:ind w:left="3600" w:hanging="360"/>
       </w:pPr>
     </w:lvl>
-    <w:lvl w:ilvl="5" w15:tentative="1">
+    <w:lvl w:ilvl="5" w:tplc="F3F0E594">
       <w:start w:val="1"/>
       <w:numFmt w:val="bullet"/>
       <w:lvlText w:val="■"/>
@@ -7200,7 +7407,7 @@
         <w:ind w:left="4320" w:hanging="360"/>
       </w:pPr>
     </w:lvl>
-    <w:lvl w:ilvl="6" w15:tentative="1">
+    <w:lvl w:ilvl="6" w:tplc="18A4B0EE">
       <w:start w:val="1"/>
       <w:numFmt w:val="bullet"/>
       <w:lvlText w:val="●"/>
@@ -7209,7 +7416,7 @@
         <w:ind w:left="5040" w:hanging="360"/>
       </w:pPr>
     </w:lvl>
-    <w:lvl w:ilvl="7" w15:tentative="1">
+    <w:lvl w:ilvl="7" w:tplc="51FEF700">
       <w:start w:val="1"/>
       <w:numFmt w:val="bullet"/>
       <w:lvlText w:val="●"/>
@@ -7218,7 +7425,7 @@
         <w:ind w:left="5760" w:hanging="360"/>
       </w:pPr>
     </w:lvl>
-    <w:lvl w:ilvl="8" w15:tentative="1">
+    <w:lvl w:ilvl="8" w:tplc="497CA912">
       <w:start w:val="1"/>
       <w:numFmt w:val="bullet"/>
       <w:lvlText w:val="●"/>
@@ -7228,9 +7435,11 @@
       </w:pPr>
     </w:lvl>
   </w:abstractNum>
-  <w:abstractNum w:abstractNumId="2" w15:restartNumberingAfterBreak="0">
+  <w:abstractNum w:abstractNumId="1" w15:restartNumberingAfterBreak="0">
+    <w:nsid w:val="640F6A8D"/>
     <w:multiLevelType w:val="hybridMultilevel"/>
-    <w:lvl w:ilvl="0" w15:tentative="1">
+    <w:tmpl w:val="FAC85116"/>
+    <w:lvl w:ilvl="0" w:tplc="2C5AC5E8">
       <w:start w:val="1"/>
       <w:numFmt w:val="bullet"/>
       <w:lvlText w:val="•"/>
@@ -7239,7 +7448,7 @@
         <w:ind w:left="720" w:hanging="360"/>
       </w:pPr>
     </w:lvl>
-    <w:lvl w:ilvl="1" w15:tentative="1">
+    <w:lvl w:ilvl="1" w:tplc="C9CC4728">
       <w:start w:val="1"/>
       <w:numFmt w:val="bullet"/>
       <w:lvlText w:val="◦"/>
@@ -7248,15 +7457,50 @@
         <w:ind w:left="1440" w:hanging="360"/>
       </w:pPr>
     </w:lvl>
+    <w:lvl w:ilvl="2" w:tplc="44247FF4">
+      <w:numFmt w:val="decimal"/>
+      <w:lvlText w:val=""/>
+      <w:lvlJc w:val="left"/>
+    </w:lvl>
+    <w:lvl w:ilvl="3" w:tplc="376EEE60">
+      <w:numFmt w:val="decimal"/>
+      <w:lvlText w:val=""/>
+      <w:lvlJc w:val="left"/>
+    </w:lvl>
+    <w:lvl w:ilvl="4" w:tplc="763EB28C">
+      <w:numFmt w:val="decimal"/>
+      <w:lvlText w:val=""/>
+      <w:lvlJc w:val="left"/>
+    </w:lvl>
+    <w:lvl w:ilvl="5" w:tplc="15F81F66">
+      <w:numFmt w:val="decimal"/>
+      <w:lvlText w:val=""/>
+      <w:lvlJc w:val="left"/>
+    </w:lvl>
+    <w:lvl w:ilvl="6" w:tplc="0492D1C8">
+      <w:numFmt w:val="decimal"/>
+      <w:lvlText w:val=""/>
+      <w:lvlJc w:val="left"/>
+    </w:lvl>
+    <w:lvl w:ilvl="7" w:tplc="8BF489F6">
+      <w:numFmt w:val="decimal"/>
+      <w:lvlText w:val=""/>
+      <w:lvlJc w:val="left"/>
+    </w:lvl>
+    <w:lvl w:ilvl="8" w:tplc="270C803C">
+      <w:numFmt w:val="decimal"/>
+      <w:lvlText w:val=""/>
+      <w:lvlJc w:val="left"/>
+    </w:lvl>
   </w:abstractNum>
-  <w:num w:numId="1">
-    <w:abstractNumId w:val="1"/>
+  <w:num w:numId="1" w16cid:durableId="774788904">
+    <w:abstractNumId w:val="0"/>
     <w:lvlOverride w:ilvl="0">
       <w:startOverride w:val="1"/>
     </w:lvlOverride>
   </w:num>
-  <w:num w:numId="2">
-    <w:abstractNumId w:val="2"/>
+  <w:num w:numId="2" w16cid:durableId="214855106">
+    <w:abstractNumId w:val="1"/>
     <w:lvlOverride w:ilvl="0">
       <w:startOverride w:val="1"/>
     </w:lvlOverride>
@@ -7265,65 +7509,459 @@
 </file>
 
 <file path=word/styles.xml><?xml version="1.0" encoding="utf-8"?>
-<w:styles xmlns:mc="http://schemas.openxmlformats.org/markup-compatibility/2006" xmlns:r="http://schemas.openxmlformats.org/officeDocument/2006/relationships" xmlns:w="http://schemas.openxmlformats.org/wordprocessingml/2006/main" xmlns:w14="http://schemas.microsoft.com/office/word/2010/wordml" xmlns:w15="http://schemas.microsoft.com/office/word/2012/wordml" mc:Ignorable="w14 w15">
+<w:styles xmlns:mc="http://schemas.openxmlformats.org/markup-compatibility/2006" xmlns:r="http://schemas.openxmlformats.org/officeDocument/2006/relationships" xmlns:w="http://schemas.openxmlformats.org/wordprocessingml/2006/main" xmlns:w14="http://schemas.microsoft.com/office/word/2010/wordml" xmlns:w15="http://schemas.microsoft.com/office/word/2012/wordml" xmlns:w16cex="http://schemas.microsoft.com/office/word/2018/wordml/cex" xmlns:w16cid="http://schemas.microsoft.com/office/word/2016/wordml/cid" xmlns:w16="http://schemas.microsoft.com/office/word/2018/wordml" xmlns:w16du="http://schemas.microsoft.com/office/word/2023/wordml/word16du" xmlns:w16sdtdh="http://schemas.microsoft.com/office/word/2020/wordml/sdtdatahash" xmlns:w16sdtfl="http://schemas.microsoft.com/office/word/2024/wordml/sdtformatlock" xmlns:w16se="http://schemas.microsoft.com/office/word/2015/wordml/symex" mc:Ignorable="w14 w15 w16se w16cid w16 w16cex w16sdtdh w16sdtfl w16du">
   <w:docDefaults>
     <w:rPrDefault>
       <w:rPr>
-        <w:rFonts w:ascii="Arial" w:cs="Arial" w:eastAsia="Arial" w:hAnsi="Arial"/>
+        <w:rFonts w:ascii="Arial" w:eastAsia="Arial" w:hAnsi="Arial" w:cs="Arial"/>
         <w:sz w:val="22"/>
         <w:szCs w:val="22"/>
+        <w:lang w:val="en-US" w:eastAsia="en-US" w:bidi="ar-SA"/>
       </w:rPr>
     </w:rPrDefault>
     <w:pPrDefault/>
   </w:docDefaults>
-  <w:style w:type="paragraph" w:styleId="Title">
-    <w:name w:val="Title"/>
-    <w:basedOn w:val="Normal"/>
-    <w:next w:val="Normal"/>
+  <w:latentStyles w:defLockedState="0" w:defUIPriority="99" w:defSemiHidden="0" w:defUnhideWhenUsed="0" w:defQFormat="0" w:count="376">
+    <w:lsdException w:name="Normal" w:uiPriority="0" w:qFormat="1"/>
+    <w:lsdException w:name="heading 1" w:uiPriority="9" w:qFormat="1"/>
+    <w:lsdException w:name="heading 2" w:semiHidden="1" w:uiPriority="9" w:unhideWhenUsed="1" w:qFormat="1"/>
+    <w:lsdException w:name="heading 3" w:semiHidden="1" w:uiPriority="9" w:unhideWhenUsed="1" w:qFormat="1"/>
+    <w:lsdException w:name="heading 4" w:semiHidden="1" w:uiPriority="9" w:unhideWhenUsed="1" w:qFormat="1"/>
+    <w:lsdException w:name="heading 5" w:semiHidden="1" w:uiPriority="9" w:unhideWhenUsed="1" w:qFormat="1"/>
+    <w:lsdException w:name="heading 6" w:semiHidden="1" w:uiPriority="9" w:unhideWhenUsed="1" w:qFormat="1"/>
+    <w:lsdException w:name="heading 7" w:semiHidden="1" w:uiPriority="9" w:unhideWhenUsed="1" w:qFormat="1"/>
+    <w:lsdException w:name="heading 8" w:semiHidden="1" w:uiPriority="9" w:unhideWhenUsed="1" w:qFormat="1"/>
+    <w:lsdException w:name="heading 9" w:semiHidden="1" w:uiPriority="9" w:unhideWhenUsed="1" w:qFormat="1"/>
+    <w:lsdException w:name="index 1" w:semiHidden="1" w:unhideWhenUsed="1"/>
+    <w:lsdException w:name="index 2" w:semiHidden="1" w:unhideWhenUsed="1"/>
+    <w:lsdException w:name="index 3" w:semiHidden="1" w:unhideWhenUsed="1"/>
+    <w:lsdException w:name="index 4" w:semiHidden="1" w:unhideWhenUsed="1"/>
+    <w:lsdException w:name="index 5" w:semiHidden="1" w:unhideWhenUsed="1"/>
+    <w:lsdException w:name="index 6" w:semiHidden="1" w:unhideWhenUsed="1"/>
+    <w:lsdException w:name="index 7" w:semiHidden="1" w:unhideWhenUsed="1"/>
+    <w:lsdException w:name="index 8" w:semiHidden="1" w:unhideWhenUsed="1"/>
+    <w:lsdException w:name="index 9" w:semiHidden="1" w:unhideWhenUsed="1"/>
+    <w:lsdException w:name="toc 1" w:semiHidden="1" w:uiPriority="39" w:unhideWhenUsed="1"/>
+    <w:lsdException w:name="toc 2" w:semiHidden="1" w:uiPriority="39" w:unhideWhenUsed="1"/>
+    <w:lsdException w:name="toc 3" w:semiHidden="1" w:uiPriority="39" w:unhideWhenUsed="1"/>
+    <w:lsdException w:name="toc 4" w:semiHidden="1" w:uiPriority="39" w:unhideWhenUsed="1"/>
+    <w:lsdException w:name="toc 5" w:semiHidden="1" w:uiPriority="39" w:unhideWhenUsed="1"/>
+    <w:lsdException w:name="toc 6" w:semiHidden="1" w:uiPriority="39" w:unhideWhenUsed="1"/>
+    <w:lsdException w:name="toc 7" w:semiHidden="1" w:uiPriority="39" w:unhideWhenUsed="1"/>
+    <w:lsdException w:name="toc 8" w:semiHidden="1" w:uiPriority="39" w:unhideWhenUsed="1"/>
+    <w:lsdException w:name="toc 9" w:semiHidden="1" w:uiPriority="39" w:unhideWhenUsed="1"/>
+    <w:lsdException w:name="Normal Indent" w:semiHidden="1" w:unhideWhenUsed="1"/>
+    <w:lsdException w:name="footnote text" w:semiHidden="1" w:unhideWhenUsed="1"/>
+    <w:lsdException w:name="annotation text" w:semiHidden="1" w:unhideWhenUsed="1"/>
+    <w:lsdException w:name="header" w:semiHidden="1" w:unhideWhenUsed="1"/>
+    <w:lsdException w:name="footer" w:semiHidden="1" w:unhideWhenUsed="1"/>
+    <w:lsdException w:name="index heading" w:semiHidden="1" w:unhideWhenUsed="1"/>
+    <w:lsdException w:name="caption" w:semiHidden="1" w:uiPriority="35" w:unhideWhenUsed="1" w:qFormat="1"/>
+    <w:lsdException w:name="table of figures" w:semiHidden="1" w:unhideWhenUsed="1"/>
+    <w:lsdException w:name="envelope address" w:semiHidden="1" w:unhideWhenUsed="1"/>
+    <w:lsdException w:name="envelope return" w:semiHidden="1" w:unhideWhenUsed="1"/>
+    <w:lsdException w:name="footnote reference" w:semiHidden="1" w:unhideWhenUsed="1"/>
+    <w:lsdException w:name="annotation reference" w:semiHidden="1" w:unhideWhenUsed="1"/>
+    <w:lsdException w:name="line number" w:semiHidden="1" w:unhideWhenUsed="1"/>
+    <w:lsdException w:name="page number" w:semiHidden="1" w:unhideWhenUsed="1"/>
+    <w:lsdException w:name="endnote reference" w:semiHidden="1" w:unhideWhenUsed="1"/>
+    <w:lsdException w:name="endnote text" w:semiHidden="1" w:unhideWhenUsed="1"/>
+    <w:lsdException w:name="table of authorities" w:semiHidden="1" w:unhideWhenUsed="1"/>
+    <w:lsdException w:name="macro" w:semiHidden="1" w:unhideWhenUsed="1"/>
+    <w:lsdException w:name="toa heading" w:semiHidden="1" w:unhideWhenUsed="1"/>
+    <w:lsdException w:name="List" w:semiHidden="1" w:unhideWhenUsed="1"/>
+    <w:lsdException w:name="List Bullet" w:semiHidden="1" w:unhideWhenUsed="1"/>
+    <w:lsdException w:name="List Number" w:semiHidden="1" w:unhideWhenUsed="1"/>
+    <w:lsdException w:name="List 2" w:semiHidden="1" w:unhideWhenUsed="1"/>
+    <w:lsdException w:name="List 3" w:semiHidden="1" w:unhideWhenUsed="1"/>
+    <w:lsdException w:name="List 4" w:semiHidden="1" w:unhideWhenUsed="1"/>
+    <w:lsdException w:name="List 5" w:semiHidden="1" w:unhideWhenUsed="1"/>
+    <w:lsdException w:name="List Bullet 2" w:semiHidden="1" w:unhideWhenUsed="1"/>
+    <w:lsdException w:name="List Bullet 3" w:semiHidden="1" w:unhideWhenUsed="1"/>
+    <w:lsdException w:name="List Bullet 4" w:semiHidden="1" w:unhideWhenUsed="1"/>
+    <w:lsdException w:name="List Bullet 5" w:semiHidden="1" w:unhideWhenUsed="1"/>
+    <w:lsdException w:name="List Number 2" w:semiHidden="1" w:unhideWhenUsed="1"/>
+    <w:lsdException w:name="List Number 3" w:semiHidden="1" w:unhideWhenUsed="1"/>
+    <w:lsdException w:name="List Number 4" w:semiHidden="1" w:unhideWhenUsed="1"/>
+    <w:lsdException w:name="List Number 5" w:semiHidden="1" w:unhideWhenUsed="1"/>
+    <w:lsdException w:name="Title" w:uiPriority="10" w:qFormat="1"/>
+    <w:lsdException w:name="Closing" w:semiHidden="1" w:unhideWhenUsed="1"/>
+    <w:lsdException w:name="Signature" w:semiHidden="1" w:unhideWhenUsed="1"/>
+    <w:lsdException w:name="Default Paragraph Font" w:semiHidden="1" w:uiPriority="1" w:unhideWhenUsed="1"/>
+    <w:lsdException w:name="Body Text" w:semiHidden="1" w:unhideWhenUsed="1"/>
+    <w:lsdException w:name="Body Text Indent" w:semiHidden="1" w:unhideWhenUsed="1"/>
+    <w:lsdException w:name="List Continue" w:semiHidden="1" w:unhideWhenUsed="1"/>
+    <w:lsdException w:name="List Continue 2" w:semiHidden="1" w:unhideWhenUsed="1"/>
+    <w:lsdException w:name="List Continue 3" w:semiHidden="1" w:unhideWhenUsed="1"/>
+    <w:lsdException w:name="List Continue 4" w:semiHidden="1" w:unhideWhenUsed="1"/>
+    <w:lsdException w:name="List Continue 5" w:semiHidden="1" w:unhideWhenUsed="1"/>
+    <w:lsdException w:name="Message Header" w:semiHidden="1" w:unhideWhenUsed="1"/>
+    <w:lsdException w:name="Subtitle" w:uiPriority="11" w:qFormat="1"/>
+    <w:lsdException w:name="Salutation" w:semiHidden="1" w:unhideWhenUsed="1"/>
+    <w:lsdException w:name="Date" w:semiHidden="1" w:unhideWhenUsed="1"/>
+    <w:lsdException w:name="Body Text First Indent" w:semiHidden="1" w:unhideWhenUsed="1"/>
+    <w:lsdException w:name="Body Text First Indent 2" w:semiHidden="1" w:unhideWhenUsed="1"/>
+    <w:lsdException w:name="Note Heading" w:semiHidden="1" w:unhideWhenUsed="1"/>
+    <w:lsdException w:name="Body Text 2" w:semiHidden="1" w:unhideWhenUsed="1"/>
+    <w:lsdException w:name="Body Text 3" w:semiHidden="1" w:unhideWhenUsed="1"/>
+    <w:lsdException w:name="Body Text Indent 2" w:semiHidden="1" w:unhideWhenUsed="1"/>
+    <w:lsdException w:name="Body Text Indent 3" w:semiHidden="1" w:unhideWhenUsed="1"/>
+    <w:lsdException w:name="Block Text" w:semiHidden="1" w:unhideWhenUsed="1"/>
+    <w:lsdException w:name="Hyperlink" w:semiHidden="1" w:unhideWhenUsed="1"/>
+    <w:lsdException w:name="FollowedHyperlink" w:semiHidden="1" w:unhideWhenUsed="1"/>
+    <w:lsdException w:name="Strong" w:uiPriority="22" w:qFormat="1"/>
+    <w:lsdException w:name="Emphasis" w:uiPriority="20" w:qFormat="1"/>
+    <w:lsdException w:name="Document Map" w:semiHidden="1" w:unhideWhenUsed="1"/>
+    <w:lsdException w:name="Plain Text" w:semiHidden="1" w:unhideWhenUsed="1"/>
+    <w:lsdException w:name="E-mail Signature" w:semiHidden="1" w:unhideWhenUsed="1"/>
+    <w:lsdException w:name="HTML Top of Form" w:semiHidden="1" w:unhideWhenUsed="1"/>
+    <w:lsdException w:name="HTML Bottom of Form" w:semiHidden="1" w:unhideWhenUsed="1"/>
+    <w:lsdException w:name="Normal (Web)" w:semiHidden="1" w:unhideWhenUsed="1"/>
+    <w:lsdException w:name="HTML Acronym" w:semiHidden="1" w:unhideWhenUsed="1"/>
+    <w:lsdException w:name="HTML Address" w:semiHidden="1" w:unhideWhenUsed="1"/>
+    <w:lsdException w:name="HTML Cite" w:semiHidden="1" w:unhideWhenUsed="1"/>
+    <w:lsdException w:name="HTML Code" w:semiHidden="1" w:unhideWhenUsed="1"/>
+    <w:lsdException w:name="HTML Definition" w:semiHidden="1" w:unhideWhenUsed="1"/>
+    <w:lsdException w:name="HTML Keyboard" w:semiHidden="1" w:unhideWhenUsed="1"/>
+    <w:lsdException w:name="HTML Preformatted" w:semiHidden="1" w:unhideWhenUsed="1"/>
+    <w:lsdException w:name="HTML Sample" w:semiHidden="1" w:unhideWhenUsed="1"/>
+    <w:lsdException w:name="HTML Typewriter" w:semiHidden="1" w:unhideWhenUsed="1"/>
+    <w:lsdException w:name="HTML Variable" w:semiHidden="1" w:unhideWhenUsed="1"/>
+    <w:lsdException w:name="Normal Table" w:semiHidden="1" w:unhideWhenUsed="1"/>
+    <w:lsdException w:name="annotation subject" w:semiHidden="1" w:unhideWhenUsed="1"/>
+    <w:lsdException w:name="No List" w:semiHidden="1" w:unhideWhenUsed="1"/>
+    <w:lsdException w:name="Outline List 1" w:semiHidden="1" w:unhideWhenUsed="1"/>
+    <w:lsdException w:name="Outline List 2" w:semiHidden="1" w:unhideWhenUsed="1"/>
+    <w:lsdException w:name="Outline List 3" w:semiHidden="1" w:unhideWhenUsed="1"/>
+    <w:lsdException w:name="Table Simple 1" w:semiHidden="1" w:unhideWhenUsed="1"/>
+    <w:lsdException w:name="Table Simple 2" w:semiHidden="1" w:unhideWhenUsed="1"/>
+    <w:lsdException w:name="Table Simple 3" w:semiHidden="1" w:unhideWhenUsed="1"/>
+    <w:lsdException w:name="Table Classic 1" w:semiHidden="1" w:unhideWhenUsed="1"/>
+    <w:lsdException w:name="Table Classic 2" w:semiHidden="1" w:unhideWhenUsed="1"/>
+    <w:lsdException w:name="Table Classic 3" w:semiHidden="1" w:unhideWhenUsed="1"/>
+    <w:lsdException w:name="Table Classic 4" w:semiHidden="1" w:unhideWhenUsed="1"/>
+    <w:lsdException w:name="Table Colorful 1" w:semiHidden="1" w:unhideWhenUsed="1"/>
+    <w:lsdException w:name="Table Colorful 2" w:semiHidden="1" w:unhideWhenUsed="1"/>
+    <w:lsdException w:name="Table Colorful 3" w:semiHidden="1" w:unhideWhenUsed="1"/>
+    <w:lsdException w:name="Table Columns 1" w:semiHidden="1" w:unhideWhenUsed="1"/>
+    <w:lsdException w:name="Table Columns 2" w:semiHidden="1" w:unhideWhenUsed="1"/>
+    <w:lsdException w:name="Table Columns 3" w:semiHidden="1" w:unhideWhenUsed="1"/>
+    <w:lsdException w:name="Table Columns 4" w:semiHidden="1" w:unhideWhenUsed="1"/>
+    <w:lsdException w:name="Table Columns 5" w:semiHidden="1" w:unhideWhenUsed="1"/>
+    <w:lsdException w:name="Table Grid 1" w:semiHidden="1" w:unhideWhenUsed="1"/>
+    <w:lsdException w:name="Table Grid 2" w:semiHidden="1" w:unhideWhenUsed="1"/>
+    <w:lsdException w:name="Table Grid 3" w:semiHidden="1" w:unhideWhenUsed="1"/>
+    <w:lsdException w:name="Table Grid 4" w:semiHidden="1" w:unhideWhenUsed="1"/>
+    <w:lsdException w:name="Table Grid 5" w:semiHidden="1" w:unhideWhenUsed="1"/>
+    <w:lsdException w:name="Table Grid 6" w:semiHidden="1" w:unhideWhenUsed="1"/>
+    <w:lsdException w:name="Table Grid 7" w:semiHidden="1" w:unhideWhenUsed="1"/>
+    <w:lsdException w:name="Table Grid 8" w:semiHidden="1" w:unhideWhenUsed="1"/>
+    <w:lsdException w:name="Table List 1" w:semiHidden="1" w:unhideWhenUsed="1"/>
+    <w:lsdException w:name="Table List 2" w:semiHidden="1" w:unhideWhenUsed="1"/>
+    <w:lsdException w:name="Table List 3" w:semiHidden="1" w:unhideWhenUsed="1"/>
+    <w:lsdException w:name="Table List 4" w:semiHidden="1" w:unhideWhenUsed="1"/>
+    <w:lsdException w:name="Table List 5" w:semiHidden="1" w:unhideWhenUsed="1"/>
+    <w:lsdException w:name="Table List 6" w:semiHidden="1" w:unhideWhenUsed="1"/>
+    <w:lsdException w:name="Table List 7" w:semiHidden="1" w:unhideWhenUsed="1"/>
+    <w:lsdException w:name="Table List 8" w:semiHidden="1" w:unhideWhenUsed="1"/>
+    <w:lsdException w:name="Table 3D effects 1" w:semiHidden="1" w:unhideWhenUsed="1"/>
+    <w:lsdException w:name="Table 3D effects 2" w:semiHidden="1" w:unhideWhenUsed="1"/>
+    <w:lsdException w:name="Table 3D effects 3" w:semiHidden="1" w:unhideWhenUsed="1"/>
+    <w:lsdException w:name="Table Contemporary" w:semiHidden="1" w:unhideWhenUsed="1"/>
+    <w:lsdException w:name="Table Elegant" w:semiHidden="1" w:unhideWhenUsed="1"/>
+    <w:lsdException w:name="Table Professional" w:semiHidden="1" w:unhideWhenUsed="1"/>
+    <w:lsdException w:name="Table Subtle 1" w:semiHidden="1" w:unhideWhenUsed="1"/>
+    <w:lsdException w:name="Table Subtle 2" w:semiHidden="1" w:unhideWhenUsed="1"/>
+    <w:lsdException w:name="Table Web 1" w:semiHidden="1" w:unhideWhenUsed="1"/>
+    <w:lsdException w:name="Table Web 2" w:semiHidden="1" w:unhideWhenUsed="1"/>
+    <w:lsdException w:name="Table Web 3" w:semiHidden="1" w:unhideWhenUsed="1"/>
+    <w:lsdException w:name="Balloon Text" w:semiHidden="1" w:unhideWhenUsed="1"/>
+    <w:lsdException w:name="Table Grid" w:uiPriority="39"/>
+    <w:lsdException w:name="Table Theme" w:semiHidden="1" w:unhideWhenUsed="1"/>
+    <w:lsdException w:name="Placeholder Text" w:semiHidden="1"/>
+    <w:lsdException w:name="No Spacing" w:uiPriority="1" w:qFormat="1"/>
+    <w:lsdException w:name="Light Shading" w:uiPriority="60"/>
+    <w:lsdException w:name="Light List" w:uiPriority="61"/>
+    <w:lsdException w:name="Light Grid" w:uiPriority="62"/>
+    <w:lsdException w:name="Medium Shading 1" w:uiPriority="63"/>
+    <w:lsdException w:name="Medium Shading 2" w:uiPriority="64"/>
+    <w:lsdException w:name="Medium List 1" w:uiPriority="65"/>
+    <w:lsdException w:name="Medium List 2" w:uiPriority="66"/>
+    <w:lsdException w:name="Medium Grid 1" w:uiPriority="67"/>
+    <w:lsdException w:name="Medium Grid 2" w:uiPriority="68"/>
+    <w:lsdException w:name="Medium Grid 3" w:uiPriority="69"/>
+    <w:lsdException w:name="Dark List" w:uiPriority="70"/>
+    <w:lsdException w:name="Colorful Shading" w:uiPriority="71"/>
+    <w:lsdException w:name="Colorful List" w:uiPriority="72"/>
+    <w:lsdException w:name="Colorful Grid" w:uiPriority="73"/>
+    <w:lsdException w:name="Light Shading Accent 1" w:uiPriority="60"/>
+    <w:lsdException w:name="Light List Accent 1" w:uiPriority="61"/>
+    <w:lsdException w:name="Light Grid Accent 1" w:uiPriority="62"/>
+    <w:lsdException w:name="Medium Shading 1 Accent 1" w:uiPriority="63"/>
+    <w:lsdException w:name="Medium Shading 2 Accent 1" w:uiPriority="64"/>
+    <w:lsdException w:name="Medium List 1 Accent 1" w:uiPriority="65"/>
+    <w:lsdException w:name="Revision" w:semiHidden="1"/>
+    <w:lsdException w:name="List Paragraph" w:uiPriority="34" w:qFormat="1"/>
+    <w:lsdException w:name="Quote" w:uiPriority="29" w:qFormat="1"/>
+    <w:lsdException w:name="Intense Quote" w:uiPriority="30" w:qFormat="1"/>
+    <w:lsdException w:name="Medium List 2 Accent 1" w:uiPriority="66"/>
+    <w:lsdException w:name="Medium Grid 1 Accent 1" w:uiPriority="67"/>
+    <w:lsdException w:name="Medium Grid 2 Accent 1" w:uiPriority="68"/>
+    <w:lsdException w:name="Medium Grid 3 Accent 1" w:uiPriority="69"/>
+    <w:lsdException w:name="Dark List Accent 1" w:uiPriority="70"/>
+    <w:lsdException w:name="Colorful Shading Accent 1" w:uiPriority="71"/>
+    <w:lsdException w:name="Colorful List Accent 1" w:uiPriority="72"/>
+    <w:lsdException w:name="Colorful Grid Accent 1" w:uiPriority="73"/>
+    <w:lsdException w:name="Light Shading Accent 2" w:uiPriority="60"/>
+    <w:lsdException w:name="Light List Accent 2" w:uiPriority="61"/>
+    <w:lsdException w:name="Light Grid Accent 2" w:uiPriority="62"/>
+    <w:lsdException w:name="Medium Shading 1 Accent 2" w:uiPriority="63"/>
+    <w:lsdException w:name="Medium Shading 2 Accent 2" w:uiPriority="64"/>
+    <w:lsdException w:name="Medium List 1 Accent 2" w:uiPriority="65"/>
+    <w:lsdException w:name="Medium List 2 Accent 2" w:uiPriority="66"/>
+    <w:lsdException w:name="Medium Grid 1 Accent 2" w:uiPriority="67"/>
+    <w:lsdException w:name="Medium Grid 2 Accent 2" w:uiPriority="68"/>
+    <w:lsdException w:name="Medium Grid 3 Accent 2" w:uiPriority="69"/>
+    <w:lsdException w:name="Dark List Accent 2" w:uiPriority="70"/>
+    <w:lsdException w:name="Colorful Shading Accent 2" w:uiPriority="71"/>
+    <w:lsdException w:name="Colorful List Accent 2" w:uiPriority="72"/>
+    <w:lsdException w:name="Colorful Grid Accent 2" w:uiPriority="73"/>
+    <w:lsdException w:name="Light Shading Accent 3" w:uiPriority="60"/>
+    <w:lsdException w:name="Light List Accent 3" w:uiPriority="61"/>
+    <w:lsdException w:name="Light Grid Accent 3" w:uiPriority="62"/>
+    <w:lsdException w:name="Medium Shading 1 Accent 3" w:uiPriority="63"/>
+    <w:lsdException w:name="Medium Shading 2 Accent 3" w:uiPriority="64"/>
+    <w:lsdException w:name="Medium List 1 Accent 3" w:uiPriority="65"/>
+    <w:lsdException w:name="Medium List 2 Accent 3" w:uiPriority="66"/>
+    <w:lsdException w:name="Medium Grid 1 Accent 3" w:uiPriority="67"/>
+    <w:lsdException w:name="Medium Grid 2 Accent 3" w:uiPriority="68"/>
+    <w:lsdException w:name="Medium Grid 3 Accent 3" w:uiPriority="69"/>
+    <w:lsdException w:name="Dark List Accent 3" w:uiPriority="70"/>
+    <w:lsdException w:name="Colorful Shading Accent 3" w:uiPriority="71"/>
+    <w:lsdException w:name="Colorful List Accent 3" w:uiPriority="72"/>
+    <w:lsdException w:name="Colorful Grid Accent 3" w:uiPriority="73"/>
+    <w:lsdException w:name="Light Shading Accent 4" w:uiPriority="60"/>
+    <w:lsdException w:name="Light List Accent 4" w:uiPriority="61"/>
+    <w:lsdException w:name="Light Grid Accent 4" w:uiPriority="62"/>
+    <w:lsdException w:name="Medium Shading 1 Accent 4" w:uiPriority="63"/>
+    <w:lsdException w:name="Medium Shading 2 Accent 4" w:uiPriority="64"/>
+    <w:lsdException w:name="Medium List 1 Accent 4" w:uiPriority="65"/>
+    <w:lsdException w:name="Medium List 2 Accent 4" w:uiPriority="66"/>
+    <w:lsdException w:name="Medium Grid 1 Accent 4" w:uiPriority="67"/>
+    <w:lsdException w:name="Medium Grid 2 Accent 4" w:uiPriority="68"/>
+    <w:lsdException w:name="Medium Grid 3 Accent 4" w:uiPriority="69"/>
+    <w:lsdException w:name="Dark List Accent 4" w:uiPriority="70"/>
+    <w:lsdException w:name="Colorful Shading Accent 4" w:uiPriority="71"/>
+    <w:lsdException w:name="Colorful List Accent 4" w:uiPriority="72"/>
+    <w:lsdException w:name="Colorful Grid Accent 4" w:uiPriority="73"/>
+    <w:lsdException w:name="Light Shading Accent 5" w:uiPriority="60"/>
+    <w:lsdException w:name="Light List Accent 5" w:uiPriority="61"/>
+    <w:lsdException w:name="Light Grid Accent 5" w:uiPriority="62"/>
+    <w:lsdException w:name="Medium Shading 1 Accent 5" w:uiPriority="63"/>
+    <w:lsdException w:name="Medium Shading 2 Accent 5" w:uiPriority="64"/>
+    <w:lsdException w:name="Medium List 1 Accent 5" w:uiPriority="65"/>
+    <w:lsdException w:name="Medium List 2 Accent 5" w:uiPriority="66"/>
+    <w:lsdException w:name="Medium Grid 1 Accent 5" w:uiPriority="67"/>
+    <w:lsdException w:name="Medium Grid 2 Accent 5" w:uiPriority="68"/>
+    <w:lsdException w:name="Medium Grid 3 Accent 5" w:uiPriority="69"/>
+    <w:lsdException w:name="Dark List Accent 5" w:uiPriority="70"/>
+    <w:lsdException w:name="Colorful Shading Accent 5" w:uiPriority="71"/>
+    <w:lsdException w:name="Colorful List Accent 5" w:uiPriority="72"/>
+    <w:lsdException w:name="Colorful Grid Accent 5" w:uiPriority="73"/>
+    <w:lsdException w:name="Light Shading Accent 6" w:uiPriority="60"/>
+    <w:lsdException w:name="Light List Accent 6" w:uiPriority="61"/>
+    <w:lsdException w:name="Light Grid Accent 6" w:uiPriority="62"/>
+    <w:lsdException w:name="Medium Shading 1 Accent 6" w:uiPriority="63"/>
+    <w:lsdException w:name="Medium Shading 2 Accent 6" w:uiPriority="64"/>
+    <w:lsdException w:name="Medium List 1 Accent 6" w:uiPriority="65"/>
+    <w:lsdException w:name="Medium List 2 Accent 6" w:uiPriority="66"/>
+    <w:lsdException w:name="Medium Grid 1 Accent 6" w:uiPriority="67"/>
+    <w:lsdException w:name="Medium Grid 2 Accent 6" w:uiPriority="68"/>
+    <w:lsdException w:name="Medium Grid 3 Accent 6" w:uiPriority="69"/>
+    <w:lsdException w:name="Dark List Accent 6" w:uiPriority="70"/>
+    <w:lsdException w:name="Colorful Shading Accent 6" w:uiPriority="71"/>
+    <w:lsdException w:name="Colorful List Accent 6" w:uiPriority="72"/>
+    <w:lsdException w:name="Colorful Grid Accent 6" w:uiPriority="73"/>
+    <w:lsdException w:name="Subtle Emphasis" w:uiPriority="19" w:qFormat="1"/>
+    <w:lsdException w:name="Intense Emphasis" w:uiPriority="21" w:qFormat="1"/>
+    <w:lsdException w:name="Subtle Reference" w:uiPriority="31" w:qFormat="1"/>
+    <w:lsdException w:name="Intense Reference" w:uiPriority="32" w:qFormat="1"/>
+    <w:lsdException w:name="Book Title" w:uiPriority="33" w:qFormat="1"/>
+    <w:lsdException w:name="Bibliography" w:semiHidden="1" w:uiPriority="37" w:unhideWhenUsed="1"/>
+    <w:lsdException w:name="TOC Heading" w:semiHidden="1" w:uiPriority="39" w:unhideWhenUsed="1" w:qFormat="1"/>
+    <w:lsdException w:name="Plain Table 1" w:uiPriority="41"/>
+    <w:lsdException w:name="Plain Table 2" w:uiPriority="42"/>
+    <w:lsdException w:name="Plain Table 3" w:uiPriority="43"/>
+    <w:lsdException w:name="Plain Table 4" w:uiPriority="44"/>
+    <w:lsdException w:name="Plain Table 5" w:uiPriority="45"/>
+    <w:lsdException w:name="Grid Table Light" w:uiPriority="40"/>
+    <w:lsdException w:name="Grid Table 1 Light" w:uiPriority="46"/>
+    <w:lsdException w:name="Grid Table 2" w:uiPriority="47"/>
+    <w:lsdException w:name="Grid Table 3" w:uiPriority="48"/>
+    <w:lsdException w:name="Grid Table 4" w:uiPriority="49"/>
+    <w:lsdException w:name="Grid Table 5 Dark" w:uiPriority="50"/>
+    <w:lsdException w:name="Grid Table 6 Colorful" w:uiPriority="51"/>
+    <w:lsdException w:name="Grid Table 7 Colorful" w:uiPriority="52"/>
+    <w:lsdException w:name="Grid Table 1 Light Accent 1" w:uiPriority="46"/>
+    <w:lsdException w:name="Grid Table 2 Accent 1" w:uiPriority="47"/>
+    <w:lsdException w:name="Grid Table 3 Accent 1" w:uiPriority="48"/>
+    <w:lsdException w:name="Grid Table 4 Accent 1" w:uiPriority="49"/>
+    <w:lsdException w:name="Grid Table 5 Dark Accent 1" w:uiPriority="50"/>
+    <w:lsdException w:name="Grid Table 6 Colorful Accent 1" w:uiPriority="51"/>
+    <w:lsdException w:name="Grid Table 7 Colorful Accent 1" w:uiPriority="52"/>
+    <w:lsdException w:name="Grid Table 1 Light Accent 2" w:uiPriority="46"/>
+    <w:lsdException w:name="Grid Table 2 Accent 2" w:uiPriority="47"/>
+    <w:lsdException w:name="Grid Table 3 Accent 2" w:uiPriority="48"/>
+    <w:lsdException w:name="Grid Table 4 Accent 2" w:uiPriority="49"/>
+    <w:lsdException w:name="Grid Table 5 Dark Accent 2" w:uiPriority="50"/>
+    <w:lsdException w:name="Grid Table 6 Colorful Accent 2" w:uiPriority="51"/>
+    <w:lsdException w:name="Grid Table 7 Colorful Accent 2" w:uiPriority="52"/>
+    <w:lsdException w:name="Grid Table 1 Light Accent 3" w:uiPriority="46"/>
+    <w:lsdException w:name="Grid Table 2 Accent 3" w:uiPriority="47"/>
+    <w:lsdException w:name="Grid Table 3 Accent 3" w:uiPriority="48"/>
+    <w:lsdException w:name="Grid Table 4 Accent 3" w:uiPriority="49"/>
+    <w:lsdException w:name="Grid Table 5 Dark Accent 3" w:uiPriority="50"/>
+    <w:lsdException w:name="Grid Table 6 Colorful Accent 3" w:uiPriority="51"/>
+    <w:lsdException w:name="Grid Table 7 Colorful Accent 3" w:uiPriority="52"/>
+    <w:lsdException w:name="Grid Table 1 Light Accent 4" w:uiPriority="46"/>
+    <w:lsdException w:name="Grid Table 2 Accent 4" w:uiPriority="47"/>
+    <w:lsdException w:name="Grid Table 3 Accent 4" w:uiPriority="48"/>
+    <w:lsdException w:name="Grid Table 4 Accent 4" w:uiPriority="49"/>
+    <w:lsdException w:name="Grid Table 5 Dark Accent 4" w:uiPriority="50"/>
+    <w:lsdException w:name="Grid Table 6 Colorful Accent 4" w:uiPriority="51"/>
+    <w:lsdException w:name="Grid Table 7 Colorful Accent 4" w:uiPriority="52"/>
+    <w:lsdException w:name="Grid Table 1 Light Accent 5" w:uiPriority="46"/>
+    <w:lsdException w:name="Grid Table 2 Accent 5" w:uiPriority="47"/>
+    <w:lsdException w:name="Grid Table 3 Accent 5" w:uiPriority="48"/>
+    <w:lsdException w:name="Grid Table 4 Accent 5" w:uiPriority="49"/>
+    <w:lsdException w:name="Grid Table 5 Dark Accent 5" w:uiPriority="50"/>
+    <w:lsdException w:name="Grid Table 6 Colorful Accent 5" w:uiPriority="51"/>
+    <w:lsdException w:name="Grid Table 7 Colorful Accent 5" w:uiPriority="52"/>
+    <w:lsdException w:name="Grid Table 1 Light Accent 6" w:uiPriority="46"/>
+    <w:lsdException w:name="Grid Table 2 Accent 6" w:uiPriority="47"/>
+    <w:lsdException w:name="Grid Table 3 Accent 6" w:uiPriority="48"/>
+    <w:lsdException w:name="Grid Table 4 Accent 6" w:uiPriority="49"/>
+    <w:lsdException w:name="Grid Table 5 Dark Accent 6" w:uiPriority="50"/>
+    <w:lsdException w:name="Grid Table 6 Colorful Accent 6" w:uiPriority="51"/>
+    <w:lsdException w:name="Grid Table 7 Colorful Accent 6" w:uiPriority="52"/>
+    <w:lsdException w:name="List Table 1 Light" w:uiPriority="46"/>
+    <w:lsdException w:name="List Table 2" w:uiPriority="47"/>
+    <w:lsdException w:name="List Table 3" w:uiPriority="48"/>
+    <w:lsdException w:name="List Table 4" w:uiPriority="49"/>
+    <w:lsdException w:name="List Table 5 Dark" w:uiPriority="50"/>
+    <w:lsdException w:name="List Table 6 Colorful" w:uiPriority="51"/>
+    <w:lsdException w:name="List Table 7 Colorful" w:uiPriority="52"/>
+    <w:lsdException w:name="List Table 1 Light Accent 1" w:uiPriority="46"/>
+    <w:lsdException w:name="List Table 2 Accent 1" w:uiPriority="47"/>
+    <w:lsdException w:name="List Table 3 Accent 1" w:uiPriority="48"/>
+    <w:lsdException w:name="List Table 4 Accent 1" w:uiPriority="49"/>
+    <w:lsdException w:name="List Table 5 Dark Accent 1" w:uiPriority="50"/>
+    <w:lsdException w:name="List Table 6 Colorful Accent 1" w:uiPriority="51"/>
+    <w:lsdException w:name="List Table 7 Colorful Accent 1" w:uiPriority="52"/>
+    <w:lsdException w:name="List Table 1 Light Accent 2" w:uiPriority="46"/>
+    <w:lsdException w:name="List Table 2 Accent 2" w:uiPriority="47"/>
+    <w:lsdException w:name="List Table 3 Accent 2" w:uiPriority="48"/>
+    <w:lsdException w:name="List Table 4 Accent 2" w:uiPriority="49"/>
+    <w:lsdException w:name="List Table 5 Dark Accent 2" w:uiPriority="50"/>
+    <w:lsdException w:name="List Table 6 Colorful Accent 2" w:uiPriority="51"/>
+    <w:lsdException w:name="List Table 7 Colorful Accent 2" w:uiPriority="52"/>
+    <w:lsdException w:name="List Table 1 Light Accent 3" w:uiPriority="46"/>
+    <w:lsdException w:name="List Table 2 Accent 3" w:uiPriority="47"/>
+    <w:lsdException w:name="List Table 3 Accent 3" w:uiPriority="48"/>
+    <w:lsdException w:name="List Table 4 Accent 3" w:uiPriority="49"/>
+    <w:lsdException w:name="List Table 5 Dark Accent 3" w:uiPriority="50"/>
+    <w:lsdException w:name="List Table 6 Colorful Accent 3" w:uiPriority="51"/>
+    <w:lsdException w:name="List Table 7 Colorful Accent 3" w:uiPriority="52"/>
+    <w:lsdException w:name="List Table 1 Light Accent 4" w:uiPriority="46"/>
+    <w:lsdException w:name="List Table 2 Accent 4" w:uiPriority="47"/>
+    <w:lsdException w:name="List Table 3 Accent 4" w:uiPriority="48"/>
+    <w:lsdException w:name="List Table 4 Accent 4" w:uiPriority="49"/>
+    <w:lsdException w:name="List Table 5 Dark Accent 4" w:uiPriority="50"/>
+    <w:lsdException w:name="List Table 6 Colorful Accent 4" w:uiPriority="51"/>
+    <w:lsdException w:name="List Table 7 Colorful Accent 4" w:uiPriority="52"/>
+    <w:lsdException w:name="List Table 1 Light Accent 5" w:uiPriority="46"/>
+    <w:lsdException w:name="List Table 2 Accent 5" w:uiPriority="47"/>
+    <w:lsdException w:name="List Table 3 Accent 5" w:uiPriority="48"/>
+    <w:lsdException w:name="List Table 4 Accent 5" w:uiPriority="49"/>
+    <w:lsdException w:name="List Table 5 Dark Accent 5" w:uiPriority="50"/>
+    <w:lsdException w:name="List Table 6 Colorful Accent 5" w:uiPriority="51"/>
+    <w:lsdException w:name="List Table 7 Colorful Accent 5" w:uiPriority="52"/>
+    <w:lsdException w:name="List Table 1 Light Accent 6" w:uiPriority="46"/>
+    <w:lsdException w:name="List Table 2 Accent 6" w:uiPriority="47"/>
+    <w:lsdException w:name="List Table 3 Accent 6" w:uiPriority="48"/>
+    <w:lsdException w:name="List Table 4 Accent 6" w:uiPriority="49"/>
+    <w:lsdException w:name="List Table 5 Dark Accent 6" w:uiPriority="50"/>
+    <w:lsdException w:name="List Table 6 Colorful Accent 6" w:uiPriority="51"/>
+    <w:lsdException w:name="List Table 7 Colorful Accent 6" w:uiPriority="52"/>
+    <w:lsdException w:name="Mention" w:semiHidden="1" w:unhideWhenUsed="1"/>
+    <w:lsdException w:name="Smart Hyperlink" w:semiHidden="1" w:unhideWhenUsed="1"/>
+    <w:lsdException w:name="Hashtag" w:semiHidden="1" w:unhideWhenUsed="1"/>
+    <w:lsdException w:name="Unresolved Mention" w:semiHidden="1" w:unhideWhenUsed="1"/>
+    <w:lsdException w:name="Smart Link" w:semiHidden="1" w:unhideWhenUsed="1"/>
+  </w:latentStyles>
+  <w:style w:type="paragraph" w:default="1" w:styleId="Normal">
+    <w:name w:val="Normal"/>
     <w:qFormat/>
-    <w:rPr>
-      <w:sz w:val="56"/>
-      <w:szCs w:val="56"/>
-    </w:rPr>
   </w:style>
   <w:style w:type="paragraph" w:styleId="Heading1">
-    <w:name w:val="Heading 1"/>
-    <w:basedOn w:val="Normal"/>
-    <w:next w:val="Normal"/>
+    <w:name w:val="heading 1"/>
+    <w:uiPriority w:val="9"/>
     <w:qFormat/>
+    <w:pPr>
+      <w:spacing w:before="320" w:after="200"/>
+      <w:outlineLvl w:val="0"/>
+    </w:pPr>
     <w:rPr>
-      <w:color w:val="2E74B5"/>
-      <w:sz w:val="32"/>
-      <w:szCs w:val="32"/>
+      <w:b/>
+      <w:bCs/>
+      <w:color w:val="1F3864"/>
+      <w:sz w:val="40"/>
+      <w:szCs w:val="40"/>
     </w:rPr>
   </w:style>
   <w:style w:type="paragraph" w:styleId="Heading2">
-    <w:name w:val="Heading 2"/>
-    <w:basedOn w:val="Normal"/>
-    <w:next w:val="Normal"/>
+    <w:name w:val="heading 2"/>
+    <w:uiPriority w:val="9"/>
+    <w:unhideWhenUsed/>
     <w:qFormat/>
+    <w:pPr>
+      <w:spacing w:before="320" w:after="140"/>
+      <w:outlineLvl w:val="1"/>
+    </w:pPr>
     <w:rPr>
+      <w:b/>
+      <w:bCs/>
       <w:color w:val="2E74B5"/>
+      <w:sz w:val="30"/>
+      <w:szCs w:val="30"/>
+    </w:rPr>
+  </w:style>
+  <w:style w:type="paragraph" w:styleId="Heading3">
+    <w:name w:val="heading 3"/>
+    <w:uiPriority w:val="9"/>
+    <w:unhideWhenUsed/>
+    <w:qFormat/>
+    <w:pPr>
+      <w:spacing w:before="240" w:after="120"/>
+      <w:outlineLvl w:val="2"/>
+    </w:pPr>
+    <w:rPr>
+      <w:b/>
+      <w:bCs/>
+      <w:color w:val="1F3864"/>
       <w:sz w:val="26"/>
       <w:szCs w:val="26"/>
     </w:rPr>
   </w:style>
-  <w:style w:type="paragraph" w:styleId="Heading3">
-    <w:name w:val="Heading 3"/>
-    <w:basedOn w:val="Normal"/>
-    <w:next w:val="Normal"/>
+  <w:style w:type="paragraph" w:styleId="Heading4">
+    <w:name w:val="heading 4"/>
+    <w:uiPriority w:val="9"/>
+    <w:semiHidden/>
+    <w:unhideWhenUsed/>
     <w:qFormat/>
-    <w:rPr>
-      <w:color w:val="1F4D78"/>
-      <w:sz w:val="24"/>
-      <w:szCs w:val="24"/>
-    </w:rPr>
-  </w:style>
-  <w:style w:type="paragraph" w:styleId="Heading4">
-    <w:name w:val="Heading 4"/>
-    <w:basedOn w:val="Normal"/>
-    <w:next w:val="Normal"/>
-    <w:qFormat/>
+    <w:pPr>
+      <w:outlineLvl w:val="3"/>
+    </w:pPr>
     <w:rPr>
       <w:i/>
       <w:iCs/>
@@ -7331,27 +7969,69 @@
     </w:rPr>
   </w:style>
   <w:style w:type="paragraph" w:styleId="Heading5">
-    <w:name w:val="Heading 5"/>
-    <w:basedOn w:val="Normal"/>
-    <w:next w:val="Normal"/>
+    <w:name w:val="heading 5"/>
+    <w:uiPriority w:val="9"/>
+    <w:semiHidden/>
+    <w:unhideWhenUsed/>
     <w:qFormat/>
+    <w:pPr>
+      <w:outlineLvl w:val="4"/>
+    </w:pPr>
     <w:rPr>
       <w:color w:val="2E74B5"/>
     </w:rPr>
   </w:style>
   <w:style w:type="paragraph" w:styleId="Heading6">
-    <w:name w:val="Heading 6"/>
-    <w:basedOn w:val="Normal"/>
-    <w:next w:val="Normal"/>
+    <w:name w:val="heading 6"/>
+    <w:uiPriority w:val="9"/>
+    <w:semiHidden/>
+    <w:unhideWhenUsed/>
     <w:qFormat/>
+    <w:pPr>
+      <w:outlineLvl w:val="5"/>
+    </w:pPr>
     <w:rPr>
       <w:color w:val="1F4D78"/>
     </w:rPr>
   </w:style>
-  <w:style w:type="paragraph" w:styleId="Strong">
-    <w:name w:val="Strong"/>
-    <w:basedOn w:val="Normal"/>
-    <w:next w:val="Normal"/>
+  <w:style w:type="character" w:default="1" w:styleId="DefaultParagraphFont">
+    <w:name w:val="Default Paragraph Font"/>
+    <w:uiPriority w:val="1"/>
+    <w:semiHidden/>
+    <w:unhideWhenUsed/>
+  </w:style>
+  <w:style w:type="table" w:default="1" w:styleId="TableNormal">
+    <w:name w:val="Normal Table"/>
+    <w:uiPriority w:val="99"/>
+    <w:semiHidden/>
+    <w:unhideWhenUsed/>
+    <w:tblPr>
+      <w:tblInd w:w="0" w:type="dxa"/>
+      <w:tblCellMar>
+        <w:top w:w="0" w:type="dxa"/>
+        <w:left w:w="108" w:type="dxa"/>
+        <w:bottom w:w="0" w:type="dxa"/>
+        <w:right w:w="108" w:type="dxa"/>
+      </w:tblCellMar>
+    </w:tblPr>
+  </w:style>
+  <w:style w:type="numbering" w:default="1" w:styleId="NoList">
+    <w:name w:val="No List"/>
+    <w:uiPriority w:val="99"/>
+    <w:semiHidden/>
+    <w:unhideWhenUsed/>
+  </w:style>
+  <w:style w:type="paragraph" w:styleId="Title">
+    <w:name w:val="Title"/>
+    <w:uiPriority w:val="10"/>
+    <w:qFormat/>
+    <w:rPr>
+      <w:sz w:val="56"/>
+      <w:szCs w:val="56"/>
+    </w:rPr>
+  </w:style>
+  <w:style w:type="paragraph" w:customStyle="1" w:styleId="Strong1">
+    <w:name w:val="Strong1"/>
     <w:qFormat/>
     <w:rPr>
       <w:b/>
@@ -7360,12 +8040,10 @@
   </w:style>
   <w:style w:type="paragraph" w:styleId="ListParagraph">
     <w:name w:val="List Paragraph"/>
-    <w:basedOn w:val="Normal"/>
     <w:qFormat/>
   </w:style>
   <w:style w:type="character" w:styleId="Hyperlink">
     <w:name w:val="Hyperlink"/>
-    <w:basedOn w:val="DefaultParagraphFont"/>
     <w:uiPriority w:val="99"/>
     <w:unhideWhenUsed/>
     <w:rPr>
@@ -7375,7 +8053,6 @@
   </w:style>
   <w:style w:type="character" w:styleId="FootnoteReference">
     <w:name w:val="footnote reference"/>
-    <w:basedOn w:val="DefaultParagraphFont"/>
     <w:uiPriority w:val="99"/>
     <w:semiHidden/>
     <w:unhideWhenUsed/>
@@ -7385,22 +8062,17 @@
   </w:style>
   <w:style w:type="paragraph" w:styleId="FootnoteText">
     <w:name w:val="footnote text"/>
-    <w:basedOn w:val="Normal"/>
     <w:link w:val="FootnoteTextChar"/>
     <w:uiPriority w:val="99"/>
     <w:semiHidden/>
     <w:unhideWhenUsed/>
-    <w:pPr>
-      <w:spacing w:after="0" w:line="240" w:lineRule="auto"/>
-    </w:pPr>
     <w:rPr>
       <w:sz w:val="20"/>
       <w:szCs w:val="20"/>
     </w:rPr>
   </w:style>
-  <w:style w:type="character" w:styleId="FootnoteTextChar">
+  <w:style w:type="character" w:customStyle="1" w:styleId="FootnoteTextChar">
     <w:name w:val="Footnote Text Char"/>
-    <w:basedOn w:val="DefaultParagraphFont"/>
     <w:link w:val="FootnoteText"/>
     <w:uiPriority w:val="99"/>
     <w:semiHidden/>
@@ -7412,7 +8084,6 @@
   </w:style>
   <w:style w:type="character" w:styleId="EndnoteReference">
     <w:name w:val="endnote reference"/>
-    <w:basedOn w:val="DefaultParagraphFont"/>
     <w:uiPriority w:val="99"/>
     <w:semiHidden/>
     <w:unhideWhenUsed/>
@@ -7422,22 +8093,17 @@
   </w:style>
   <w:style w:type="paragraph" w:styleId="EndnoteText">
     <w:name w:val="endnote text"/>
-    <w:basedOn w:val="Normal"/>
     <w:link w:val="EndnoteTextChar"/>
     <w:uiPriority w:val="99"/>
     <w:semiHidden/>
     <w:unhideWhenUsed/>
-    <w:pPr>
-      <w:spacing w:after="0" w:line="240" w:lineRule="auto"/>
-    </w:pPr>
     <w:rPr>
       <w:sz w:val="20"/>
       <w:szCs w:val="20"/>
     </w:rPr>
   </w:style>
-  <w:style w:type="character" w:styleId="EndnoteTextChar">
+  <w:style w:type="character" w:customStyle="1" w:styleId="EndnoteTextChar">
     <w:name w:val="Endnote Text Char"/>
-    <w:basedOn w:val="DefaultParagraphFont"/>
     <w:link w:val="EndnoteText"/>
     <w:uiPriority w:val="99"/>
     <w:semiHidden/>
@@ -7447,59 +8113,320 @@
       <w:szCs w:val="20"/>
     </w:rPr>
   </w:style>
-  <w:style w:type="paragraph" w:styleId="Heading1">
-    <w:name w:val="Heading 1"/>
-    <w:basedOn w:val="Normal"/>
-    <w:next w:val="Normal"/>
-    <w:qFormat/>
-    <w:pPr>
-      <w:spacing w:after="200" w:before="320"/>
-      <w:outlineLvl w:val="0"/>
-    </w:pPr>
-    <w:rPr>
-      <w:rFonts w:ascii="Arial" w:cs="Arial" w:eastAsia="Arial" w:hAnsi="Arial"/>
-      <w:b/>
-      <w:bCs/>
-      <w:color w:val="1F3864"/>
-      <w:sz w:val="40"/>
-      <w:szCs w:val="40"/>
-    </w:rPr>
-  </w:style>
-  <w:style w:type="paragraph" w:styleId="Heading2">
-    <w:name w:val="Heading 2"/>
-    <w:basedOn w:val="Normal"/>
-    <w:next w:val="Normal"/>
-    <w:qFormat/>
-    <w:pPr>
-      <w:spacing w:after="140" w:before="320"/>
-      <w:outlineLvl w:val="1"/>
-    </w:pPr>
-    <w:rPr>
-      <w:rFonts w:ascii="Arial" w:cs="Arial" w:eastAsia="Arial" w:hAnsi="Arial"/>
-      <w:b/>
-      <w:bCs/>
-      <w:color w:val="2E74B5"/>
-      <w:sz w:val="30"/>
-      <w:szCs w:val="30"/>
-    </w:rPr>
-  </w:style>
-  <w:style w:type="paragraph" w:styleId="Heading3">
-    <w:name w:val="Heading 3"/>
-    <w:basedOn w:val="Normal"/>
-    <w:next w:val="Normal"/>
-    <w:qFormat/>
-    <w:pPr>
-      <w:spacing w:after="120" w:before="240"/>
-      <w:outlineLvl w:val="2"/>
-    </w:pPr>
-    <w:rPr>
-      <w:rFonts w:ascii="Arial" w:cs="Arial" w:eastAsia="Arial" w:hAnsi="Arial"/>
-      <w:b/>
-      <w:bCs/>
-      <w:color w:val="1F3864"/>
-      <w:sz w:val="26"/>
-      <w:szCs w:val="26"/>
-    </w:rPr>
-  </w:style>
 </w:styles>
+</file>
+
+<file path=word/theme/theme1.xml><?xml version="1.0" encoding="utf-8"?>
+<a:theme xmlns:a="http://schemas.openxmlformats.org/drawingml/2006/main" name="Office Theme">
+  <a:themeElements>
+    <a:clrScheme name="Office">
+      <a:dk1>
+        <a:sysClr val="windowText" lastClr="000000"/>
+      </a:dk1>
+      <a:lt1>
+        <a:sysClr val="window" lastClr="FFFFFF"/>
+      </a:lt1>
+      <a:dk2>
+        <a:srgbClr val="0E2841"/>
+      </a:dk2>
+      <a:lt2>
+        <a:srgbClr val="E8E8E8"/>
+      </a:lt2>
+      <a:accent1>
+        <a:srgbClr val="156082"/>
+      </a:accent1>
+      <a:accent2>
+        <a:srgbClr val="E97132"/>
+      </a:accent2>
+      <a:accent3>
+        <a:srgbClr val="196B24"/>
+      </a:accent3>
+      <a:accent4>
+        <a:srgbClr val="0F9ED5"/>
+      </a:accent4>
+      <a:accent5>
+        <a:srgbClr val="A02B93"/>
+      </a:accent5>
+      <a:accent6>
+        <a:srgbClr val="4EA72E"/>
+      </a:accent6>
+      <a:hlink>
+        <a:srgbClr val="467886"/>
+      </a:hlink>
+      <a:folHlink>
+        <a:srgbClr val="96607D"/>
+      </a:folHlink>
+    </a:clrScheme>
+    <a:fontScheme name="Office">
+      <a:majorFont>
+        <a:latin typeface="Aptos Display" panose="02110004020202020204"/>
+        <a:ea typeface=""/>
+        <a:cs typeface=""/>
+        <a:font script="Jpan" typeface="游ゴシック Light"/>
+        <a:font script="Hang" typeface="맑은 고딕"/>
+        <a:font script="Hans" typeface="等线 Light"/>
+        <a:font script="Hant" typeface="新細明體"/>
+        <a:font script="Arab" typeface="Times New Roman"/>
+        <a:font script="Hebr" typeface="Times New Roman"/>
+        <a:font script="Thai" typeface="Angsana New"/>
+        <a:font script="Ethi" typeface="Nyala"/>
+        <a:font script="Beng" typeface="Vrinda"/>
+        <a:font script="Gujr" typeface="Shruti"/>
+        <a:font script="Khmr" typeface="MoolBoran"/>
+        <a:font script="Knda" typeface="Tunga"/>
+        <a:font script="Guru" typeface="Raavi"/>
+        <a:font script="Cans" typeface="Euphemia"/>
+        <a:font script="Cher" typeface="Plantagenet Cherokee"/>
+        <a:font script="Yiii" typeface="Microsoft Yi Baiti"/>
+        <a:font script="Tibt" typeface="Microsoft Himalaya"/>
+        <a:font script="Thaa" typeface="MV Boli"/>
+        <a:font script="Deva" typeface="Mangal"/>
+        <a:font script="Telu" typeface="Gautami"/>
+        <a:font script="Taml" typeface="Latha"/>
+        <a:font script="Syrc" typeface="Estrangelo Edessa"/>
+        <a:font script="Orya" typeface="Kalinga"/>
+        <a:font script="Mlym" typeface="Kartika"/>
+        <a:font script="Laoo" typeface="DokChampa"/>
+        <a:font script="Sinh" typeface="Iskoola Pota"/>
+        <a:font script="Mong" typeface="Mongolian Baiti"/>
+        <a:font script="Viet" typeface="Times New Roman"/>
+        <a:font script="Uigh" typeface="Microsoft Uighur"/>
+        <a:font script="Geor" typeface="Sylfaen"/>
+        <a:font script="Armn" typeface="Arial"/>
+        <a:font script="Bugi" typeface="Leelawadee UI"/>
+        <a:font script="Bopo" typeface="Microsoft JhengHei"/>
+        <a:font script="Java" typeface="Javanese Text"/>
+        <a:font script="Lisu" typeface="Segoe UI"/>
+        <a:font script="Mymr" typeface="Myanmar Text"/>
+        <a:font script="Nkoo" typeface="Ebrima"/>
+        <a:font script="Olck" typeface="Nirmala UI"/>
+        <a:font script="Osma" typeface="Ebrima"/>
+        <a:font script="Phag" typeface="Phagspa"/>
+        <a:font script="Syrn" typeface="Estrangelo Edessa"/>
+        <a:font script="Syrj" typeface="Estrangelo Edessa"/>
+        <a:font script="Syre" typeface="Estrangelo Edessa"/>
+        <a:font script="Sora" typeface="Nirmala UI"/>
+        <a:font script="Tale" typeface="Microsoft Tai Le"/>
+        <a:font script="Talu" typeface="Microsoft New Tai Lue"/>
+        <a:font script="Tfng" typeface="Ebrima"/>
+      </a:majorFont>
+      <a:minorFont>
+        <a:latin typeface="Aptos" panose="02110004020202020204"/>
+        <a:ea typeface=""/>
+        <a:cs typeface=""/>
+        <a:font script="Jpan" typeface="游明朝"/>
+        <a:font script="Hang" typeface="맑은 고딕"/>
+        <a:font script="Hans" typeface="等线"/>
+        <a:font script="Hant" typeface="新細明體"/>
+        <a:font script="Arab" typeface="Arial"/>
+        <a:font script="Hebr" typeface="Arial"/>
+        <a:font script="Thai" typeface="Cordia New"/>
+        <a:font script="Ethi" typeface="Nyala"/>
+        <a:font script="Beng" typeface="Vrinda"/>
+        <a:font script="Gujr" typeface="Shruti"/>
+        <a:font script="Khmr" typeface="DaunPenh"/>
+        <a:font script="Knda" typeface="Tunga"/>
+        <a:font script="Guru" typeface="Raavi"/>
+        <a:font script="Cans" typeface="Euphemia"/>
+        <a:font script="Cher" typeface="Plantagenet Cherokee"/>
+        <a:font script="Yiii" typeface="Microsoft Yi Baiti"/>
+        <a:font script="Tibt" typeface="Microsoft Himalaya"/>
+        <a:font script="Thaa" typeface="MV Boli"/>
+        <a:font script="Deva" typeface="Mangal"/>
+        <a:font script="Telu" typeface="Gautami"/>
+        <a:font script="Taml" typeface="Latha"/>
+        <a:font script="Syrc" typeface="Estrangelo Edessa"/>
+        <a:font script="Orya" typeface="Kalinga"/>
+        <a:font script="Mlym" typeface="Kartika"/>
+        <a:font script="Laoo" typeface="DokChampa"/>
+        <a:font script="Sinh" typeface="Iskoola Pota"/>
+        <a:font script="Mong" typeface="Mongolian Baiti"/>
+        <a:font script="Viet" typeface="Arial"/>
+        <a:font script="Uigh" typeface="Microsoft Uighur"/>
+        <a:font script="Geor" typeface="Sylfaen"/>
+        <a:font script="Armn" typeface="Arial"/>
+        <a:font script="Bugi" typeface="Leelawadee UI"/>
+        <a:font script="Bopo" typeface="Microsoft JhengHei"/>
+        <a:font script="Java" typeface="Javanese Text"/>
+        <a:font script="Lisu" typeface="Segoe UI"/>
+        <a:font script="Mymr" typeface="Myanmar Text"/>
+        <a:font script="Nkoo" typeface="Ebrima"/>
+        <a:font script="Olck" typeface="Nirmala UI"/>
+        <a:font script="Osma" typeface="Ebrima"/>
+        <a:font script="Phag" typeface="Phagspa"/>
+        <a:font script="Syrn" typeface="Estrangelo Edessa"/>
+        <a:font script="Syrj" typeface="Estrangelo Edessa"/>
+        <a:font script="Syre" typeface="Estrangelo Edessa"/>
+        <a:font script="Sora" typeface="Nirmala UI"/>
+        <a:font script="Tale" typeface="Microsoft Tai Le"/>
+        <a:font script="Talu" typeface="Microsoft New Tai Lue"/>
+        <a:font script="Tfng" typeface="Ebrima"/>
+      </a:minorFont>
+    </a:fontScheme>
+    <a:fmtScheme name="Office">
+      <a:fillStyleLst>
+        <a:solidFill>
+          <a:schemeClr val="phClr"/>
+        </a:solidFill>
+        <a:gradFill rotWithShape="1">
+          <a:gsLst>
+            <a:gs pos="0">
+              <a:schemeClr val="phClr">
+                <a:lumMod val="110000"/>
+                <a:satMod val="105000"/>
+                <a:tint val="67000"/>
+              </a:schemeClr>
+            </a:gs>
+            <a:gs pos="50000">
+              <a:schemeClr val="phClr">
+                <a:lumMod val="105000"/>
+                <a:satMod val="103000"/>
+                <a:tint val="73000"/>
+              </a:schemeClr>
+            </a:gs>
+            <a:gs pos="100000">
+              <a:schemeClr val="phClr">
+                <a:lumMod val="105000"/>
+                <a:satMod val="109000"/>
+                <a:tint val="81000"/>
+              </a:schemeClr>
+            </a:gs>
+          </a:gsLst>
+          <a:lin ang="5400000" scaled="0"/>
+        </a:gradFill>
+        <a:gradFill rotWithShape="1">
+          <a:gsLst>
+            <a:gs pos="0">
+              <a:schemeClr val="phClr">
+                <a:satMod val="103000"/>
+                <a:lumMod val="102000"/>
+                <a:tint val="94000"/>
+              </a:schemeClr>
+            </a:gs>
+            <a:gs pos="50000">
+              <a:schemeClr val="phClr">
+                <a:satMod val="110000"/>
+                <a:lumMod val="100000"/>
+                <a:shade val="100000"/>
+              </a:schemeClr>
+            </a:gs>
+            <a:gs pos="100000">
+              <a:schemeClr val="phClr">
+                <a:lumMod val="99000"/>
+                <a:satMod val="120000"/>
+                <a:shade val="78000"/>
+              </a:schemeClr>
+            </a:gs>
+          </a:gsLst>
+          <a:lin ang="5400000" scaled="0"/>
+        </a:gradFill>
+      </a:fillStyleLst>
+      <a:lnStyleLst>
+        <a:ln w="12700" cap="flat" cmpd="sng" algn="ctr">
+          <a:solidFill>
+            <a:schemeClr val="phClr"/>
+          </a:solidFill>
+          <a:prstDash val="solid"/>
+          <a:miter lim="800000"/>
+        </a:ln>
+        <a:ln w="19050" cap="flat" cmpd="sng" algn="ctr">
+          <a:solidFill>
+            <a:schemeClr val="phClr"/>
+          </a:solidFill>
+          <a:prstDash val="solid"/>
+          <a:miter lim="800000"/>
+        </a:ln>
+        <a:ln w="25400" cap="flat" cmpd="sng" algn="ctr">
+          <a:solidFill>
+            <a:schemeClr val="phClr"/>
+          </a:solidFill>
+          <a:prstDash val="solid"/>
+          <a:miter lim="800000"/>
+        </a:ln>
+      </a:lnStyleLst>
+      <a:effectStyleLst>
+        <a:effectStyle>
+          <a:effectLst/>
+        </a:effectStyle>
+        <a:effectStyle>
+          <a:effectLst/>
+        </a:effectStyle>
+        <a:effectStyle>
+          <a:effectLst>
+            <a:outerShdw blurRad="57150" dist="19050" dir="5400000" algn="ctr" rotWithShape="0">
+              <a:srgbClr val="000000">
+                <a:alpha val="63000"/>
+              </a:srgbClr>
+            </a:outerShdw>
+          </a:effectLst>
+        </a:effectStyle>
+      </a:effectStyleLst>
+      <a:bgFillStyleLst>
+        <a:solidFill>
+          <a:schemeClr val="phClr"/>
+        </a:solidFill>
+        <a:solidFill>
+          <a:schemeClr val="phClr">
+            <a:tint val="95000"/>
+            <a:satMod val="170000"/>
+          </a:schemeClr>
+        </a:solidFill>
+        <a:gradFill rotWithShape="1">
+          <a:gsLst>
+            <a:gs pos="0">
+              <a:schemeClr val="phClr">
+                <a:tint val="93000"/>
+                <a:satMod val="150000"/>
+                <a:shade val="98000"/>
+                <a:lumMod val="102000"/>
+              </a:schemeClr>
+            </a:gs>
+            <a:gs pos="50000">
+              <a:schemeClr val="phClr">
+                <a:tint val="98000"/>
+                <a:satMod val="130000"/>
+                <a:shade val="90000"/>
+                <a:lumMod val="103000"/>
+              </a:schemeClr>
+            </a:gs>
+            <a:gs pos="100000">
+              <a:schemeClr val="phClr">
+                <a:shade val="63000"/>
+                <a:satMod val="120000"/>
+              </a:schemeClr>
+            </a:gs>
+          </a:gsLst>
+          <a:lin ang="5400000" scaled="0"/>
+        </a:gradFill>
+      </a:bgFillStyleLst>
+    </a:fmtScheme>
+  </a:themeElements>
+  <a:objectDefaults>
+    <a:lnDef>
+      <a:spPr/>
+      <a:bodyPr/>
+      <a:lstStyle/>
+      <a:style>
+        <a:lnRef idx="2">
+          <a:schemeClr val="accent1"/>
+        </a:lnRef>
+        <a:fillRef idx="0">
+          <a:schemeClr val="accent1"/>
+        </a:fillRef>
+        <a:effectRef idx="1">
+          <a:schemeClr val="accent1"/>
+        </a:effectRef>
+        <a:fontRef idx="minor">
+          <a:schemeClr val="tx1"/>
+        </a:fontRef>
+      </a:style>
+    </a:lnDef>
+  </a:objectDefaults>
+  <a:extraClrSchemeLst/>
+  <a:extLst>
+    <a:ext uri="{05A4C25C-085E-4340-85A3-A5531E510DB2}">
+      <thm15:themeFamily xmlns:thm15="http://schemas.microsoft.com/office/thememl/2012/main" name="Office Theme" id="{2E142A2C-CD16-42D6-873A-C26D2A0506FA}" vid="{1BDDFF52-6CD6-40A5-AB3C-68EB2F1E4D0A}"/>
+    </a:ext>
+  </a:extLst>
+</a:theme>
 </file>